--- a/Eccc-Han/C306-AsI.docx
+++ b/Eccc-Han/C306-AsI.docx
@@ -1,6 +1,6 @@
 
 <file path=word/document.xml><?xml version="1.0" encoding="utf-8"?>
-<w:document xmlns:wpc="http://schemas.microsoft.com/office/word/2010/wordprocessingCanvas" xmlns:cx="http://schemas.microsoft.com/office/drawing/2014/chartex" xmlns:cx1="http://schemas.microsoft.com/office/drawing/2015/9/8/chartex" xmlns:cx2="http://schemas.microsoft.com/office/drawing/2015/10/21/chartex" xmlns:cx3="http://schemas.microsoft.com/office/drawing/2016/5/9/chartex" xmlns:cx4="http://schemas.microsoft.com/office/drawing/2016/5/10/chartex" xmlns:cx5="http://schemas.microsoft.com/office/drawing/2016/5/11/chartex" xmlns:cx6="http://schemas.microsoft.com/office/drawing/2016/5/12/chartex" xmlns:cx7="http://schemas.microsoft.com/office/drawing/2016/5/13/chartex" xmlns:cx8="http://schemas.microsoft.com/office/drawing/2016/5/14/chartex" xmlns:mc="http://schemas.openxmlformats.org/markup-compatibility/2006" xmlns:aink="http://schemas.microsoft.com/office/drawing/2016/ink" xmlns:am3d="http://schemas.microsoft.com/office/drawing/2017/model3d" xmlns:o="urn:schemas-microsoft-com:office:office" xmlns:oel="http://schemas.microsoft.com/office/2019/extlst" xmlns:r="http://schemas.openxmlformats.org/officeDocument/2006/relationships" xmlns:m="http://schemas.openxmlformats.org/officeDocument/2006/math" xmlns:v="urn:schemas-microsoft-com:vml" xmlns:wp14="http://schemas.microsoft.com/office/word/2010/wordprocessingDrawing" xmlns:wp="http://schemas.openxmlformats.org/drawingml/2006/wordprocessingDrawing" xmlns:w10="urn:schemas-microsoft-com:office:word" xmlns:w="http://schemas.openxmlformats.org/wordprocessingml/2006/main" xmlns:w14="http://schemas.microsoft.com/office/word/2010/wordml" xmlns:w15="http://schemas.microsoft.com/office/word/2012/wordml" xmlns:w16cei="http://schemas.microsoft.com/office/word/2026/wordml/cei" xmlns:w16cex="http://schemas.microsoft.com/office/word/2018/wordml/cex" xmlns:w16cid="http://schemas.microsoft.com/office/word/2016/wordml/cid" xmlns:w16="http://schemas.microsoft.com/office/word/2018/wordml" xmlns:w16du="http://schemas.microsoft.com/office/word/2023/wordml/word16du" xmlns:w16sdtdh="http://schemas.microsoft.com/office/word/2020/wordml/sdtdatahash" xmlns:w16sdtfl="http://schemas.microsoft.com/office/word/2024/wordml/sdtformatlock" xmlns:w16se="http://schemas.microsoft.com/office/word/2015/wordml/symex" xmlns:wpg="http://schemas.microsoft.com/office/word/2010/wordprocessingGroup" xmlns:wpi="http://schemas.microsoft.com/office/word/2010/wordprocessingInk" xmlns:wne="http://schemas.microsoft.com/office/word/2006/wordml" xmlns:wps="http://schemas.microsoft.com/office/word/2010/wordprocessingShape" mc:Ignorable="w14 w15 w16se w16cid w16 w16cex w16sdtdh w16sdtfl w16du wp14">
+<w:document xmlns:wpc="http://schemas.microsoft.com/office/word/2010/wordprocessingCanvas" xmlns:cx="http://schemas.microsoft.com/office/drawing/2014/chartex" xmlns:cx1="http://schemas.microsoft.com/office/drawing/2015/9/8/chartex" xmlns:cx2="http://schemas.microsoft.com/office/drawing/2015/10/21/chartex" xmlns:cx3="http://schemas.microsoft.com/office/drawing/2016/5/9/chartex" xmlns:cx4="http://schemas.microsoft.com/office/drawing/2016/5/10/chartex" xmlns:cx5="http://schemas.microsoft.com/office/drawing/2016/5/11/chartex" xmlns:cx6="http://schemas.microsoft.com/office/drawing/2016/5/12/chartex" xmlns:cx7="http://schemas.microsoft.com/office/drawing/2016/5/13/chartex" xmlns:cx8="http://schemas.microsoft.com/office/drawing/2016/5/14/chartex" xmlns:mc="http://schemas.openxmlformats.org/markup-compatibility/2006" xmlns:aink="http://schemas.microsoft.com/office/drawing/2016/ink" xmlns:am3d="http://schemas.microsoft.com/office/drawing/2017/model3d" xmlns:o="urn:schemas-microsoft-com:office:office" xmlns:oel="http://schemas.microsoft.com/office/2019/extlst" xmlns:r="http://schemas.openxmlformats.org/officeDocument/2006/relationships" xmlns:m="http://schemas.openxmlformats.org/officeDocument/2006/math" xmlns:v="urn:schemas-microsoft-com:vml" xmlns:wp14="http://schemas.microsoft.com/office/word/2010/wordprocessingDrawing" xmlns:wp="http://schemas.openxmlformats.org/drawingml/2006/wordprocessingDrawing" xmlns:w10="urn:schemas-microsoft-com:office:word" xmlns:w="http://schemas.openxmlformats.org/wordprocessingml/2006/main" xmlns:w14="http://schemas.microsoft.com/office/word/2010/wordml" xmlns:w15="http://schemas.microsoft.com/office/word/2012/wordml" xmlns:w16cex="http://schemas.microsoft.com/office/word/2018/wordml/cex" xmlns:w16cid="http://schemas.microsoft.com/office/word/2016/wordml/cid" xmlns:w16="http://schemas.microsoft.com/office/word/2018/wordml" xmlns:w16du="http://schemas.microsoft.com/office/word/2023/wordml/word16du" xmlns:w16sdtdh="http://schemas.microsoft.com/office/word/2020/wordml/sdtdatahash" xmlns:w16sdtfl="http://schemas.microsoft.com/office/word/2024/wordml/sdtformatlock" xmlns:w16se="http://schemas.microsoft.com/office/word/2015/wordml/symex" xmlns:wpg="http://schemas.microsoft.com/office/word/2010/wordprocessingGroup" xmlns:wpi="http://schemas.microsoft.com/office/word/2010/wordprocessingInk" xmlns:wne="http://schemas.microsoft.com/office/word/2006/wordml" xmlns:wps="http://schemas.microsoft.com/office/word/2010/wordprocessingShape" mc:Ignorable="w14 w15 w16se w16cid w16 w16cex w16sdtdh w16sdtfl w16du wp14">
   <w:body>
     <w:p>
       <w:pPr>
@@ -130,46 +130,39 @@
         <w:rPr>
           <w:rFonts w:ascii="Gentium" w:hAnsi="Gentium" w:cs="Gentium"/>
         </w:rPr>
-        <w:t xml:space="preserve">And he called him into the presence of Isaiah the son of Amoz the prophet, and into the presence of Jôsâb the son of Isaiah, </w:t>
-      </w:r>
+        <w:t xml:space="preserve">And he called him into the presence of Isaiah the son of Amoz the prophet, and into the presence of </w:t>
+      </w:r>
+      <w:proofErr w:type="spellStart"/>
+      <w:r>
+        <w:rPr>
+          <w:rFonts w:ascii="Gentium" w:hAnsi="Gentium" w:cs="Gentium"/>
+        </w:rPr>
+        <w:t>Jôsâb</w:t>
+      </w:r>
+      <w:proofErr w:type="spellEnd"/>
+      <w:r>
+        <w:rPr>
+          <w:rFonts w:ascii="Gentium" w:hAnsi="Gentium" w:cs="Gentium"/>
+        </w:rPr>
+        <w:t xml:space="preserve"> the son of Isaiah, </w:t>
+      </w:r>
+      <w:proofErr w:type="gramStart"/>
       <w:r>
         <w:rPr>
           <w:rFonts w:ascii="Gentium" w:hAnsi="Gentium" w:cs="Gentium"/>
           <w:i/>
           <w:iCs/>
         </w:rPr>
-        <w:t>in order to deliver to him the words of righteousness which the king himself had seen.</w:t>
-      </w:r>
-      <w:r>
-        <w:rPr>
-          <w:rFonts w:ascii="Gentium" w:hAnsi="Gentium" w:cs="Gentium"/>
-        </w:rPr>
-        <w:t xml:space="preserve"> </w:t>
-      </w:r>
-      <w:r>
-        <w:rPr>
-          <w:rFonts w:ascii="Gentium" w:hAnsi="Gentium" w:cs="Gentium"/>
-          <w:b/>
-          <w:bCs/>
-          <w:color w:val="0070C0"/>
-          <w:vertAlign w:val="superscript"/>
-        </w:rPr>
-        <w:t>3</w:t>
-      </w:r>
-      <w:r>
-        <w:rPr>
-          <w:rFonts w:ascii="Gentium" w:hAnsi="Gentium" w:cs="Gentium"/>
-          <w:color w:val="0070C0"/>
-        </w:rPr>
-        <w:t> </w:t>
-      </w:r>
+        <w:t>in order to</w:t>
+      </w:r>
+      <w:proofErr w:type="gramEnd"/>
       <w:r>
         <w:rPr>
           <w:rFonts w:ascii="Gentium" w:hAnsi="Gentium" w:cs="Gentium"/>
           <w:i/>
           <w:iCs/>
         </w:rPr>
-        <w:t>And of the eternal judgements and the torments of Gehenna and of the *prince* of this world and of his angels, and his authorities and his powers,</w:t>
+        <w:t xml:space="preserve"> deliver to him the words of righteousness which the king himself had seen.</w:t>
       </w:r>
       <w:r>
         <w:rPr>
@@ -185,7 +178,7 @@
           <w:color w:val="0070C0"/>
           <w:vertAlign w:val="superscript"/>
         </w:rPr>
-        <w:t>4</w:t>
+        <w:t>3</w:t>
       </w:r>
       <w:r>
         <w:rPr>
@@ -200,7 +193,7 @@
           <w:i/>
           <w:iCs/>
         </w:rPr>
-        <w:t>and the words of the faith of the Beloved, which he himself had seen in the fifteenth year of his reign during his illness.</w:t>
+        <w:t>And of the eternal judgements and the torments of Gehenna and of the *prince* of this world and of his angels, and his authorities and his powers,</w:t>
       </w:r>
       <w:r>
         <w:rPr>
@@ -216,7 +209,7 @@
           <w:color w:val="0070C0"/>
           <w:vertAlign w:val="superscript"/>
         </w:rPr>
-        <w:t>5</w:t>
+        <w:t>4</w:t>
       </w:r>
       <w:r>
         <w:rPr>
@@ -231,13 +224,30 @@
           <w:i/>
           <w:iCs/>
         </w:rPr>
-        <w:t>And he delivered to him the written words that Samnas the scribe had written and also those that Isaiah, the</w:t>
+        <w:t>and the words of the faith of the Beloved, which he himself had seen in the fifteenth year of his reign during his illness.</w:t>
       </w:r>
       <w:r>
         <w:rPr>
           <w:rFonts w:ascii="Gentium" w:hAnsi="Gentium" w:cs="Gentium"/>
         </w:rPr>
         <w:t xml:space="preserve"> </w:t>
+      </w:r>
+      <w:r>
+        <w:rPr>
+          <w:rFonts w:ascii="Gentium" w:hAnsi="Gentium" w:cs="Gentium"/>
+          <w:b/>
+          <w:bCs/>
+          <w:color w:val="0070C0"/>
+          <w:vertAlign w:val="superscript"/>
+        </w:rPr>
+        <w:t>5</w:t>
+      </w:r>
+      <w:r>
+        <w:rPr>
+          <w:rFonts w:ascii="Gentium" w:hAnsi="Gentium" w:cs="Gentium"/>
+          <w:color w:val="0070C0"/>
+        </w:rPr>
+        <w:t> </w:t>
       </w:r>
       <w:r>
         <w:rPr>
@@ -245,38 +255,102 @@
           <w:i/>
           <w:iCs/>
         </w:rPr>
-        <w:t xml:space="preserve">son of Amoz, had given to him, and also to the prophets, that they might write and store up with him what he himself had seen in the king’s house regarding the judgement of the angels, and the destruction of this world, and regarding the garments of the saints and †their† going forth, and regarding †their† transformation and the persecution and ascension of the Beloved. </w:t>
-      </w:r>
-      <w:r>
-        <w:rPr>
-          <w:rFonts w:ascii="Gentium" w:hAnsi="Gentium" w:cs="Gentium"/>
-          <w:b/>
-          <w:bCs/>
-          <w:color w:val="0070C0"/>
-          <w:vertAlign w:val="superscript"/>
-        </w:rPr>
-        <w:t>6</w:t>
-      </w:r>
-      <w:r>
-        <w:rPr>
-          <w:rFonts w:ascii="Gentium" w:hAnsi="Gentium" w:cs="Gentium"/>
-          <w:color w:val="0070C0"/>
-        </w:rPr>
-        <w:t> </w:t>
-      </w:r>
+        <w:t xml:space="preserve">And he delivered to him the written words that </w:t>
+      </w:r>
+      <w:proofErr w:type="spellStart"/>
       <w:r>
         <w:rPr>
           <w:rFonts w:ascii="Gentium" w:hAnsi="Gentium" w:cs="Gentium"/>
           <w:i/>
           <w:iCs/>
         </w:rPr>
-        <w:t>In the twentieth year of the reign of Hezekiah, Isaiah had seen the words of this prophecy and had delivered them to Jôsâb his son.</w:t>
-      </w:r>
-      <w:r>
-        <w:rPr>
-          <w:rFonts w:ascii="Gentium" w:hAnsi="Gentium" w:cs="Gentium"/>
-        </w:rPr>
-        <w:t xml:space="preserve"> And, whilst he (Hezekiah) gave commands, Jôsâb the son of Isaiah standing by, </w:t>
+        <w:t>Samnas</w:t>
+      </w:r>
+      <w:proofErr w:type="spellEnd"/>
+      <w:r>
+        <w:rPr>
+          <w:rFonts w:ascii="Gentium" w:hAnsi="Gentium" w:cs="Gentium"/>
+          <w:i/>
+          <w:iCs/>
+        </w:rPr>
+        <w:t xml:space="preserve"> the scribe had written and also those that Isaiah, the</w:t>
+      </w:r>
+      <w:r>
+        <w:rPr>
+          <w:rFonts w:ascii="Gentium" w:hAnsi="Gentium" w:cs="Gentium"/>
+        </w:rPr>
+        <w:t xml:space="preserve"> </w:t>
+      </w:r>
+      <w:r>
+        <w:rPr>
+          <w:rFonts w:ascii="Gentium" w:hAnsi="Gentium" w:cs="Gentium"/>
+          <w:i/>
+          <w:iCs/>
+        </w:rPr>
+        <w:t xml:space="preserve">son of Amoz, had given to him, and also to the prophets, that they might write and store up with him what he himself had seen in the king’s house regarding the judgement of the angels, and the destruction of this world, and regarding the garments of the saints and †their† going forth, and regarding †their† transformation and the persecution and ascension of the Beloved. </w:t>
+      </w:r>
+      <w:r>
+        <w:rPr>
+          <w:rFonts w:ascii="Gentium" w:hAnsi="Gentium" w:cs="Gentium"/>
+          <w:b/>
+          <w:bCs/>
+          <w:color w:val="0070C0"/>
+          <w:vertAlign w:val="superscript"/>
+        </w:rPr>
+        <w:t>6</w:t>
+      </w:r>
+      <w:r>
+        <w:rPr>
+          <w:rFonts w:ascii="Gentium" w:hAnsi="Gentium" w:cs="Gentium"/>
+          <w:color w:val="0070C0"/>
+        </w:rPr>
+        <w:t> </w:t>
+      </w:r>
+      <w:r>
+        <w:rPr>
+          <w:rFonts w:ascii="Gentium" w:hAnsi="Gentium" w:cs="Gentium"/>
+          <w:i/>
+          <w:iCs/>
+        </w:rPr>
+        <w:t xml:space="preserve">In the twentieth year of the reign of Hezekiah, Isaiah had seen the words of this prophecy and had delivered them to </w:t>
+      </w:r>
+      <w:proofErr w:type="spellStart"/>
+      <w:r>
+        <w:rPr>
+          <w:rFonts w:ascii="Gentium" w:hAnsi="Gentium" w:cs="Gentium"/>
+          <w:i/>
+          <w:iCs/>
+        </w:rPr>
+        <w:t>Jôsâb</w:t>
+      </w:r>
+      <w:proofErr w:type="spellEnd"/>
+      <w:r>
+        <w:rPr>
+          <w:rFonts w:ascii="Gentium" w:hAnsi="Gentium" w:cs="Gentium"/>
+          <w:i/>
+          <w:iCs/>
+        </w:rPr>
+        <w:t xml:space="preserve"> his son.</w:t>
+      </w:r>
+      <w:r>
+        <w:rPr>
+          <w:rFonts w:ascii="Gentium" w:hAnsi="Gentium" w:cs="Gentium"/>
+        </w:rPr>
+        <w:t xml:space="preserve"> And, whilst he (Hezekiah) gave commands, </w:t>
+      </w:r>
+      <w:proofErr w:type="spellStart"/>
+      <w:r>
+        <w:rPr>
+          <w:rFonts w:ascii="Gentium" w:hAnsi="Gentium" w:cs="Gentium"/>
+        </w:rPr>
+        <w:t>Jôsâb</w:t>
+      </w:r>
+      <w:proofErr w:type="spellEnd"/>
+      <w:r>
+        <w:rPr>
+          <w:rFonts w:ascii="Gentium" w:hAnsi="Gentium" w:cs="Gentium"/>
+        </w:rPr>
+        <w:t xml:space="preserve"> the son of Isaiah standing by, </w:t>
       </w:r>
       <w:r>
         <w:rPr>
@@ -583,7 +657,21 @@
           <w:rFonts w:ascii="Gentium" w:hAnsi="Gentium" w:cs="Gentium"/>
         </w:rPr>
         <w:lastRenderedPageBreak/>
-        <w:t xml:space="preserve">world, is Beliar, whose name is Matanbûchûs. And he delighted in Jerusalem because of Manasseh, and he made him strong in apostatizing (Israel) and in the lawlessness that was spread abroad in Jerusalem. </w:t>
+        <w:t xml:space="preserve">world, is Beliar, whose name is </w:t>
+      </w:r>
+      <w:proofErr w:type="spellStart"/>
+      <w:r>
+        <w:rPr>
+          <w:rFonts w:ascii="Gentium" w:hAnsi="Gentium" w:cs="Gentium"/>
+        </w:rPr>
+        <w:t>Matanbûchûs</w:t>
+      </w:r>
+      <w:proofErr w:type="spellEnd"/>
+      <w:r>
+        <w:rPr>
+          <w:rFonts w:ascii="Gentium" w:hAnsi="Gentium" w:cs="Gentium"/>
+        </w:rPr>
+        <w:t xml:space="preserve">. And he delighted in Jerusalem because of Manasseh, and he made him strong in apostatizing (Israel) and in the lawlessness that was spread abroad in Jerusalem. </w:t>
       </w:r>
       <w:r>
         <w:rPr>
@@ -606,7 +694,21 @@
         <w:rPr>
           <w:rFonts w:ascii="Gentium" w:hAnsi="Gentium" w:cs="Gentium"/>
         </w:rPr>
-        <w:t xml:space="preserve">And witchcraft and magic increased, and divination and augurating, and fornication, [and adultery], and the persecution of the righteous by Manasseh and [Belachîrâ, and] Tobia the Canaanite, and John of Anathoth, and by (Zadok) the chief of the works. </w:t>
+        <w:t>And witchcraft and magic increased, and divination and augurating, and fornication, [and adultery], and the persecution of the righteous by Manasseh and [</w:t>
+      </w:r>
+      <w:proofErr w:type="spellStart"/>
+      <w:r>
+        <w:rPr>
+          <w:rFonts w:ascii="Gentium" w:hAnsi="Gentium" w:cs="Gentium"/>
+        </w:rPr>
+        <w:t>Belachîrâ</w:t>
+      </w:r>
+      <w:proofErr w:type="spellEnd"/>
+      <w:r>
+        <w:rPr>
+          <w:rFonts w:ascii="Gentium" w:hAnsi="Gentium" w:cs="Gentium"/>
+        </w:rPr>
+        <w:t xml:space="preserve">, and] Tobia the Canaanite, and John of Anathoth, and by (Zadok) the chief of the works. </w:t>
       </w:r>
       <w:r>
         <w:rPr>
@@ -781,7 +883,21 @@
         <w:rPr>
           <w:rFonts w:ascii="Gentium" w:hAnsi="Gentium" w:cs="Gentium"/>
         </w:rPr>
-        <w:t>And, after this, whilst they were in the desert, there was a certain man in Samaria named Belchîrâ, of the family of Zedekiah, the son of Chenaan, a false prophet, whose dwelling was in Bethlehem. Now †Hezekiah</w:t>
+        <w:t xml:space="preserve">And, after this, whilst they were in the desert, there was a certain man in Samaria named </w:t>
+      </w:r>
+      <w:proofErr w:type="spellStart"/>
+      <w:r>
+        <w:rPr>
+          <w:rFonts w:ascii="Gentium" w:hAnsi="Gentium" w:cs="Gentium"/>
+        </w:rPr>
+        <w:t>Belchîrâ</w:t>
+      </w:r>
+      <w:proofErr w:type="spellEnd"/>
+      <w:r>
+        <w:rPr>
+          <w:rFonts w:ascii="Gentium" w:hAnsi="Gentium" w:cs="Gentium"/>
+        </w:rPr>
+        <w:t>, of the family of Zedekiah, the son of Chenaan, a false prophet, whose dwelling was in Bethlehem. Now †Hezekiah</w:t>
       </w:r>
       <w:r>
         <w:rPr>
@@ -793,7 +909,21 @@
         <w:rPr>
           <w:rFonts w:ascii="Gentium" w:hAnsi="Gentium" w:cs="Gentium"/>
         </w:rPr>
-        <w:t xml:space="preserve"> son of Chanani, who was the brother of his father, and in the days of Ahab, king of Israel, had been the teacher of the 400 prophets of Baal, had himself smitten and reproved Micaiah the son of Amâdâ the prophet. </w:t>
+        <w:t xml:space="preserve"> son of Chanani, who was the brother of his father, and in the days of Ahab, king of Israel, had been the teacher of the 400 prophets of Baal, had himself smitten and reproved Micaiah the son of </w:t>
+      </w:r>
+      <w:proofErr w:type="spellStart"/>
+      <w:r>
+        <w:rPr>
+          <w:rFonts w:ascii="Gentium" w:hAnsi="Gentium" w:cs="Gentium"/>
+        </w:rPr>
+        <w:t>Amâdâ</w:t>
+      </w:r>
+      <w:proofErr w:type="spellEnd"/>
+      <w:r>
+        <w:rPr>
+          <w:rFonts w:ascii="Gentium" w:hAnsi="Gentium" w:cs="Gentium"/>
+        </w:rPr>
+        <w:t xml:space="preserve"> the prophet. </w:t>
       </w:r>
       <w:r>
         <w:rPr>
@@ -816,7 +946,21 @@
         <w:rPr>
           <w:rFonts w:ascii="Gentium" w:hAnsi="Gentium" w:cs="Gentium"/>
         </w:rPr>
-        <w:t xml:space="preserve">And he, Micaiah, had been reproved by Ahab and cast into prison. (And he was) with Zedekiah the prophet; they were with Ahaziah the son of *Ahab, king in Samaria.* </w:t>
+        <w:t xml:space="preserve">And he, Micaiah, had been reproved by Ahab and cast into prison. (And he was) with Zedekiah the prophet; they were with Ahaziah the son of *Ahab, king in </w:t>
+      </w:r>
+      <w:proofErr w:type="gramStart"/>
+      <w:r>
+        <w:rPr>
+          <w:rFonts w:ascii="Gentium" w:hAnsi="Gentium" w:cs="Gentium"/>
+        </w:rPr>
+        <w:t>Samaria.*</w:t>
+      </w:r>
+      <w:proofErr w:type="gramEnd"/>
+      <w:r>
+        <w:rPr>
+          <w:rFonts w:ascii="Gentium" w:hAnsi="Gentium" w:cs="Gentium"/>
+        </w:rPr>
+        <w:t xml:space="preserve"> </w:t>
       </w:r>
       <w:r>
         <w:rPr>
@@ -839,7 +983,49 @@
         <w:rPr>
           <w:rFonts w:ascii="Gentium" w:hAnsi="Gentium" w:cs="Gentium"/>
         </w:rPr>
-        <w:t xml:space="preserve">And Elijah the prophet of Têbon of Gilead was reproving Ahaziah and Samaria, and prophesied regarding Ahaziah that he should die on his bed of sickness, and that Samaria should be delivered into the hand of Leba Nâsr, because he had slain the prophets of God. </w:t>
+        <w:t xml:space="preserve">And Elijah the prophet of </w:t>
+      </w:r>
+      <w:proofErr w:type="spellStart"/>
+      <w:r>
+        <w:rPr>
+          <w:rFonts w:ascii="Gentium" w:hAnsi="Gentium" w:cs="Gentium"/>
+        </w:rPr>
+        <w:t>Têbon</w:t>
+      </w:r>
+      <w:proofErr w:type="spellEnd"/>
+      <w:r>
+        <w:rPr>
+          <w:rFonts w:ascii="Gentium" w:hAnsi="Gentium" w:cs="Gentium"/>
+        </w:rPr>
+        <w:t xml:space="preserve"> of Gilead was reproving Ahaziah and </w:t>
+      </w:r>
+      <w:proofErr w:type="gramStart"/>
+      <w:r>
+        <w:rPr>
+          <w:rFonts w:ascii="Gentium" w:hAnsi="Gentium" w:cs="Gentium"/>
+        </w:rPr>
+        <w:t>Samaria, and</w:t>
+      </w:r>
+      <w:proofErr w:type="gramEnd"/>
+      <w:r>
+        <w:rPr>
+          <w:rFonts w:ascii="Gentium" w:hAnsi="Gentium" w:cs="Gentium"/>
+        </w:rPr>
+        <w:t xml:space="preserve"> prophesied regarding Ahaziah that he should die on his bed of sickness, and that Samaria should be delivered into the hand of Leba </w:t>
+      </w:r>
+      <w:proofErr w:type="spellStart"/>
+      <w:r>
+        <w:rPr>
+          <w:rFonts w:ascii="Gentium" w:hAnsi="Gentium" w:cs="Gentium"/>
+        </w:rPr>
+        <w:t>Nâsr</w:t>
+      </w:r>
+      <w:proofErr w:type="spellEnd"/>
+      <w:r>
+        <w:rPr>
+          <w:rFonts w:ascii="Gentium" w:hAnsi="Gentium" w:cs="Gentium"/>
+        </w:rPr>
+        <w:t xml:space="preserve">, because he had slain the prophets of God. </w:t>
       </w:r>
       <w:r>
         <w:rPr>
@@ -862,7 +1048,21 @@
         <w:rPr>
           <w:rFonts w:ascii="Gentium" w:hAnsi="Gentium" w:cs="Gentium"/>
         </w:rPr>
-        <w:t xml:space="preserve">And, when the false prophets, who were with Ahaziah the son of Ahab and their teacher Jâlerjâs of Mount †Joel†, had heard – </w:t>
+        <w:t xml:space="preserve">And, when the false prophets, who were with Ahaziah the son of Ahab and their teacher </w:t>
+      </w:r>
+      <w:proofErr w:type="spellStart"/>
+      <w:r>
+        <w:rPr>
+          <w:rFonts w:ascii="Gentium" w:hAnsi="Gentium" w:cs="Gentium"/>
+        </w:rPr>
+        <w:t>Jâlerjâs</w:t>
+      </w:r>
+      <w:proofErr w:type="spellEnd"/>
+      <w:r>
+        <w:rPr>
+          <w:rFonts w:ascii="Gentium" w:hAnsi="Gentium" w:cs="Gentium"/>
+        </w:rPr>
+        <w:t xml:space="preserve"> of Mount †Joel†, had heard – </w:t>
       </w:r>
       <w:r>
         <w:rPr>
@@ -956,7 +1156,21 @@
         <w:rPr>
           <w:rFonts w:ascii="Gentium" w:hAnsi="Gentium" w:cs="Gentium"/>
         </w:rPr>
-        <w:t xml:space="preserve">*And Belchîrâ* recognized and saw the place of Isaiah and the prophets who were with him; for, he dwelt in the region of Bethlehem and was an adherent of Manasseh. And he prophesied falsely in Jerusalem, and many belonging to Jerusalem were confederate with him, and he was a Samaritan. </w:t>
+        <w:t xml:space="preserve">*And </w:t>
+      </w:r>
+      <w:proofErr w:type="spellStart"/>
+      <w:r>
+        <w:rPr>
+          <w:rFonts w:ascii="Gentium" w:hAnsi="Gentium" w:cs="Gentium"/>
+        </w:rPr>
+        <w:t>Belchîrâ</w:t>
+      </w:r>
+      <w:proofErr w:type="spellEnd"/>
+      <w:r>
+        <w:rPr>
+          <w:rFonts w:ascii="Gentium" w:hAnsi="Gentium" w:cs="Gentium"/>
+        </w:rPr>
+        <w:t xml:space="preserve">* recognized and saw the place of Isaiah and the prophets who were with him; for, he dwelt in the region of Bethlehem and was an adherent of Manasseh. And he prophesied falsely in Jerusalem, and many belonging to Jerusalem were confederate with him, and he was a Samaritan. </w:t>
       </w:r>
       <w:r>
         <w:rPr>
@@ -979,7 +1193,49 @@
         <w:rPr>
           <w:rFonts w:ascii="Gentium" w:hAnsi="Gentium" w:cs="Gentium"/>
         </w:rPr>
-        <w:t xml:space="preserve">And it came to pass, when Alagar Zagâr, king of Assyria, had come and captured Samaria and taken the nine (and a half) tribes captive, and led them away to the *mountains* of the Medes and the rivers of Tâzôn. </w:t>
+        <w:t xml:space="preserve">And it came to pass, when Alagar </w:t>
+      </w:r>
+      <w:proofErr w:type="spellStart"/>
+      <w:r>
+        <w:rPr>
+          <w:rFonts w:ascii="Gentium" w:hAnsi="Gentium" w:cs="Gentium"/>
+        </w:rPr>
+        <w:t>Zagâr</w:t>
+      </w:r>
+      <w:proofErr w:type="spellEnd"/>
+      <w:r>
+        <w:rPr>
+          <w:rFonts w:ascii="Gentium" w:hAnsi="Gentium" w:cs="Gentium"/>
+        </w:rPr>
+        <w:t xml:space="preserve">, king of Assyria, had come and captured Samaria and taken the nine (and a half) </w:t>
+      </w:r>
+      <w:proofErr w:type="gramStart"/>
+      <w:r>
+        <w:rPr>
+          <w:rFonts w:ascii="Gentium" w:hAnsi="Gentium" w:cs="Gentium"/>
+        </w:rPr>
+        <w:t>tribes</w:t>
+      </w:r>
+      <w:proofErr w:type="gramEnd"/>
+      <w:r>
+        <w:rPr>
+          <w:rFonts w:ascii="Gentium" w:hAnsi="Gentium" w:cs="Gentium"/>
+        </w:rPr>
+        <w:t xml:space="preserve"> captive, and led them away to the *mountains* of the Medes and the rivers of </w:t>
+      </w:r>
+      <w:proofErr w:type="spellStart"/>
+      <w:r>
+        <w:rPr>
+          <w:rFonts w:ascii="Gentium" w:hAnsi="Gentium" w:cs="Gentium"/>
+        </w:rPr>
+        <w:t>Tâzôn</w:t>
+      </w:r>
+      <w:proofErr w:type="spellEnd"/>
+      <w:r>
+        <w:rPr>
+          <w:rFonts w:ascii="Gentium" w:hAnsi="Gentium" w:cs="Gentium"/>
+        </w:rPr>
+        <w:t xml:space="preserve">. </w:t>
       </w:r>
       <w:r>
         <w:rPr>
@@ -1002,7 +1258,21 @@
         <w:rPr>
           <w:rFonts w:ascii="Gentium" w:hAnsi="Gentium" w:cs="Gentium"/>
         </w:rPr>
-        <w:t xml:space="preserve">This (Belchîrâ), whilst still a youth, had escaped and come to Jerusalem in the days of Hezekiah king of Judah, but he did not walk in the ways of his father of Samaria; for, he feared Hezekiah. </w:t>
+        <w:t>This (</w:t>
+      </w:r>
+      <w:proofErr w:type="spellStart"/>
+      <w:r>
+        <w:rPr>
+          <w:rFonts w:ascii="Gentium" w:hAnsi="Gentium" w:cs="Gentium"/>
+        </w:rPr>
+        <w:t>Belchîrâ</w:t>
+      </w:r>
+      <w:proofErr w:type="spellEnd"/>
+      <w:r>
+        <w:rPr>
+          <w:rFonts w:ascii="Gentium" w:hAnsi="Gentium" w:cs="Gentium"/>
+        </w:rPr>
+        <w:t xml:space="preserve">), whilst still a youth, had escaped and come to Jerusalem in the days of Hezekiah king of Judah, but he did not walk in the ways of his father of Samaria; for, he feared Hezekiah. </w:t>
       </w:r>
       <w:r>
         <w:rPr>
@@ -1071,7 +1341,21 @@
         <w:rPr>
           <w:rFonts w:ascii="Gentium" w:hAnsi="Gentium" w:cs="Gentium"/>
         </w:rPr>
-        <w:t xml:space="preserve">And Belchîrâ accused Isaiah and the prophets who were with him, saying, “Isaiah and those who are with him prophesy against Jerusalem and against the cities of Judah, that they shall be laid waste, and (against the children of Judah and) Benjamin also that they shall go into captivity, and also against you, O Lord the king, that you shall go (bound) with hooks and iron chains.” </w:t>
+        <w:t xml:space="preserve">And </w:t>
+      </w:r>
+      <w:proofErr w:type="spellStart"/>
+      <w:r>
+        <w:rPr>
+          <w:rFonts w:ascii="Gentium" w:hAnsi="Gentium" w:cs="Gentium"/>
+        </w:rPr>
+        <w:t>Belchîrâ</w:t>
+      </w:r>
+      <w:proofErr w:type="spellEnd"/>
+      <w:r>
+        <w:rPr>
+          <w:rFonts w:ascii="Gentium" w:hAnsi="Gentium" w:cs="Gentium"/>
+        </w:rPr>
+        <w:t xml:space="preserve"> accused Isaiah and the prophets who were with him, saying, “Isaiah and those who are with him prophesy against Jerusalem and against the cities of Judah, that they shall be laid waste, and (against the children of Judah and) Benjamin also that they shall go into captivity, and also against you, O Lord the king, that you shall go (bound) with hooks and iron chains.” </w:t>
       </w:r>
       <w:r>
         <w:rPr>
@@ -1216,7 +1500,21 @@
         <w:rPr>
           <w:rFonts w:ascii="Gentium" w:hAnsi="Gentium" w:cs="Gentium"/>
         </w:rPr>
-        <w:t>And the words of Belchîrâ pleased him [exceedingly], and he sent and seized Isaiah.</w:t>
+        <w:t xml:space="preserve">And the words of </w:t>
+      </w:r>
+      <w:proofErr w:type="spellStart"/>
+      <w:r>
+        <w:rPr>
+          <w:rFonts w:ascii="Gentium" w:hAnsi="Gentium" w:cs="Gentium"/>
+        </w:rPr>
+        <w:t>Belchîrâ</w:t>
+      </w:r>
+      <w:proofErr w:type="spellEnd"/>
+      <w:r>
+        <w:rPr>
+          <w:rFonts w:ascii="Gentium" w:hAnsi="Gentium" w:cs="Gentium"/>
+        </w:rPr>
+        <w:t xml:space="preserve"> pleased him [exceedingly], and he sent and seized Isaiah.</w:t>
       </w:r>
     </w:p>
     <w:p>
@@ -1681,7 +1979,21 @@
         <w:rPr>
           <w:rFonts w:ascii="Gentium" w:hAnsi="Gentium" w:cs="Gentium"/>
         </w:rPr>
-        <w:t>And they will make of no effect the prophecy of the prophets that were before me, and *these* my visions also will they make of no effect, in order to speak after the impulse of their own heart.</w:t>
+        <w:t xml:space="preserve">And they will make of no effect the prophecy of the prophets that were before me, and *these* my visions also will they make of no effect, </w:t>
+      </w:r>
+      <w:proofErr w:type="gramStart"/>
+      <w:r>
+        <w:rPr>
+          <w:rFonts w:ascii="Gentium" w:hAnsi="Gentium" w:cs="Gentium"/>
+        </w:rPr>
+        <w:t>in order to</w:t>
+      </w:r>
+      <w:proofErr w:type="gramEnd"/>
+      <w:r>
+        <w:rPr>
+          <w:rFonts w:ascii="Gentium" w:hAnsi="Gentium" w:cs="Gentium"/>
+        </w:rPr>
+        <w:t xml:space="preserve"> speak after the impulse of their own heart.</w:t>
       </w:r>
     </w:p>
     <w:p>
@@ -1755,7 +2067,21 @@
         <w:rPr>
           <w:rFonts w:ascii="Gentium" w:hAnsi="Gentium" w:cs="Gentium"/>
         </w:rPr>
-        <w:t xml:space="preserve">And now Hezekiah and Jôsâb my son, *these* are the days of the *completion of the world*. </w:t>
+        <w:t xml:space="preserve">And now Hezekiah and </w:t>
+      </w:r>
+      <w:proofErr w:type="spellStart"/>
+      <w:r>
+        <w:rPr>
+          <w:rFonts w:ascii="Gentium" w:hAnsi="Gentium" w:cs="Gentium"/>
+        </w:rPr>
+        <w:t>Jôsâb</w:t>
+      </w:r>
+      <w:proofErr w:type="spellEnd"/>
+      <w:r>
+        <w:rPr>
+          <w:rFonts w:ascii="Gentium" w:hAnsi="Gentium" w:cs="Gentium"/>
+        </w:rPr>
+        <w:t xml:space="preserve"> my son, *these* are the days of the *completion of the world*. </w:t>
       </w:r>
       <w:r>
         <w:rPr>
@@ -1847,7 +2173,21 @@
         <w:rPr>
           <w:rFonts w:ascii="Gentium" w:hAnsi="Gentium" w:cs="Gentium"/>
         </w:rPr>
-        <w:t xml:space="preserve">And, at his word, the sun will rise at night and he will make the moon to appear at the sixth hour. </w:t>
+        <w:t xml:space="preserve">And, at his word, the sun will rise at </w:t>
+      </w:r>
+      <w:proofErr w:type="gramStart"/>
+      <w:r>
+        <w:rPr>
+          <w:rFonts w:ascii="Gentium" w:hAnsi="Gentium" w:cs="Gentium"/>
+        </w:rPr>
+        <w:t>night</w:t>
+      </w:r>
+      <w:proofErr w:type="gramEnd"/>
+      <w:r>
+        <w:rPr>
+          <w:rFonts w:ascii="Gentium" w:hAnsi="Gentium" w:cs="Gentium"/>
+        </w:rPr>
+        <w:t xml:space="preserve"> and he will make the moon to appear at the sixth hour. </w:t>
       </w:r>
       <w:r>
         <w:rPr>
@@ -1916,7 +2256,21 @@
         <w:rPr>
           <w:rFonts w:ascii="Gentium" w:hAnsi="Gentium" w:cs="Gentium"/>
         </w:rPr>
-        <w:t xml:space="preserve">And they will sacrifice to him and they will serve him saying, “This is God and beside him there is no other.” </w:t>
+        <w:t xml:space="preserve">And they will sacrifice to </w:t>
+      </w:r>
+      <w:proofErr w:type="gramStart"/>
+      <w:r>
+        <w:rPr>
+          <w:rFonts w:ascii="Gentium" w:hAnsi="Gentium" w:cs="Gentium"/>
+        </w:rPr>
+        <w:t>him</w:t>
+      </w:r>
+      <w:proofErr w:type="gramEnd"/>
+      <w:r>
+        <w:rPr>
+          <w:rFonts w:ascii="Gentium" w:hAnsi="Gentium" w:cs="Gentium"/>
+        </w:rPr>
+        <w:t xml:space="preserve"> and they will serve him saying, “This is God and beside him there is no other.” </w:t>
       </w:r>
       <w:r>
         <w:rPr>
@@ -1939,7 +2293,21 @@
         <w:rPr>
           <w:rFonts w:ascii="Gentium" w:hAnsi="Gentium" w:cs="Gentium"/>
         </w:rPr>
-        <w:t xml:space="preserve">And the greater number of those who shall have been associated together in order to receive the Beloved, he will turn aside after him. </w:t>
+        <w:t xml:space="preserve">And the greater number of those who shall have been associated together </w:t>
+      </w:r>
+      <w:proofErr w:type="gramStart"/>
+      <w:r>
+        <w:rPr>
+          <w:rFonts w:ascii="Gentium" w:hAnsi="Gentium" w:cs="Gentium"/>
+        </w:rPr>
+        <w:t>in order to</w:t>
+      </w:r>
+      <w:proofErr w:type="gramEnd"/>
+      <w:r>
+        <w:rPr>
+          <w:rFonts w:ascii="Gentium" w:hAnsi="Gentium" w:cs="Gentium"/>
+        </w:rPr>
+        <w:t xml:space="preserve"> receive the Beloved, he will turn aside after him. </w:t>
       </w:r>
       <w:r>
         <w:rPr>
@@ -2054,7 +2422,21 @@
         <w:rPr>
           <w:rFonts w:ascii="Gentium" w:hAnsi="Gentium" w:cs="Gentium"/>
         </w:rPr>
-        <w:t xml:space="preserve">And after (one thousand) three hundred and thirty-two days, the Lord will come with His angels and with the armies of the holy ones from the seventh heaven, with the glory of the seventh heaven, and He will drag Beliar into Gehenna and also his armies. </w:t>
+        <w:t xml:space="preserve">And after (one thousand) three hundred and thirty-two days, the Lord will come with His angels and with the armies of the holy ones from the seventh heaven, with the glory of the seventh heaven, and He will drag Beliar into Gehenna </w:t>
+      </w:r>
+      <w:proofErr w:type="gramStart"/>
+      <w:r>
+        <w:rPr>
+          <w:rFonts w:ascii="Gentium" w:hAnsi="Gentium" w:cs="Gentium"/>
+        </w:rPr>
+        <w:t>and also</w:t>
+      </w:r>
+      <w:proofErr w:type="gramEnd"/>
+      <w:r>
+        <w:rPr>
+          <w:rFonts w:ascii="Gentium" w:hAnsi="Gentium" w:cs="Gentium"/>
+        </w:rPr>
+        <w:t xml:space="preserve"> his armies. </w:t>
       </w:r>
       <w:r>
         <w:rPr>
@@ -2425,7 +2807,21 @@
         <w:rPr>
           <w:rFonts w:ascii="Gentium" w:hAnsi="Gentium" w:cs="Gentium"/>
         </w:rPr>
-        <w:t xml:space="preserve">And Balchîrâ, with the aid of Mechêmbêchûs, stood up before Isaiah, [laughing] deriding. </w:t>
+        <w:t xml:space="preserve">And Balchîrâ, with the aid of </w:t>
+      </w:r>
+      <w:proofErr w:type="spellStart"/>
+      <w:r>
+        <w:rPr>
+          <w:rFonts w:ascii="Gentium" w:hAnsi="Gentium" w:cs="Gentium"/>
+        </w:rPr>
+        <w:t>Mechêmbêchûs</w:t>
+      </w:r>
+      <w:proofErr w:type="spellEnd"/>
+      <w:r>
+        <w:rPr>
+          <w:rFonts w:ascii="Gentium" w:hAnsi="Gentium" w:cs="Gentium"/>
+        </w:rPr>
+        <w:t xml:space="preserve">, stood up before Isaiah, [laughing] deriding. </w:t>
       </w:r>
       <w:r>
         <w:rPr>
@@ -2563,7 +2959,21 @@
         <w:rPr>
           <w:rFonts w:ascii="Gentium" w:hAnsi="Gentium" w:cs="Gentium"/>
         </w:rPr>
-        <w:t xml:space="preserve">And Isaiah answered and said, “So far as I have utterance (I say): Damned and accursed are you and all your powers,  and all your house. </w:t>
+        <w:t xml:space="preserve">And Isaiah answered and said, “So far as I have utterance (I say): Damned and accursed are you and all your </w:t>
+      </w:r>
+      <w:proofErr w:type="gramStart"/>
+      <w:r>
+        <w:rPr>
+          <w:rFonts w:ascii="Gentium" w:hAnsi="Gentium" w:cs="Gentium"/>
+        </w:rPr>
+        <w:t>powers,  and</w:t>
+      </w:r>
+      <w:proofErr w:type="gramEnd"/>
+      <w:r>
+        <w:rPr>
+          <w:rFonts w:ascii="Gentium" w:hAnsi="Gentium" w:cs="Gentium"/>
+        </w:rPr>
+        <w:t xml:space="preserve"> all your house. </w:t>
       </w:r>
       <w:r>
         <w:rPr>
@@ -2824,7 +3234,35 @@
         <w:rPr>
           <w:rFonts w:ascii="Gentium" w:hAnsi="Gentium" w:cs="Gentium"/>
         </w:rPr>
-        <w:t xml:space="preserve">In the twentieth year of the reign of Hezekiah, king of Judah, came Isaiah the son of Amoz, and Jôsâb, the son of Isaiah, to Hezekiah to Jerusalem ⸢from Galgalâ⸣. </w:t>
+        <w:t xml:space="preserve">In the twentieth year of the reign of Hezekiah, king of Judah, came Isaiah the son of Amoz, and </w:t>
+      </w:r>
+      <w:proofErr w:type="spellStart"/>
+      <w:r>
+        <w:rPr>
+          <w:rFonts w:ascii="Gentium" w:hAnsi="Gentium" w:cs="Gentium"/>
+        </w:rPr>
+        <w:t>Jôsâb</w:t>
+      </w:r>
+      <w:proofErr w:type="spellEnd"/>
+      <w:r>
+        <w:rPr>
+          <w:rFonts w:ascii="Gentium" w:hAnsi="Gentium" w:cs="Gentium"/>
+        </w:rPr>
+        <w:t xml:space="preserve">, the son of Isaiah, to Hezekiah to Jerusalem ⸢from </w:t>
+      </w:r>
+      <w:proofErr w:type="spellStart"/>
+      <w:r>
+        <w:rPr>
+          <w:rFonts w:ascii="Gentium" w:hAnsi="Gentium" w:cs="Gentium"/>
+        </w:rPr>
+        <w:t>Galgalâ</w:t>
+      </w:r>
+      <w:proofErr w:type="spellEnd"/>
+      <w:r>
+        <w:rPr>
+          <w:rFonts w:ascii="Gentium" w:hAnsi="Gentium" w:cs="Gentium"/>
+        </w:rPr>
+        <w:t xml:space="preserve">⸣. </w:t>
       </w:r>
       <w:r>
         <w:rPr>
@@ -2870,7 +3308,35 @@
         <w:rPr>
           <w:rFonts w:ascii="Gentium" w:hAnsi="Gentium" w:cs="Gentium"/>
         </w:rPr>
-        <w:t xml:space="preserve">⸢And, when Isaiah began to speak the words of faith and truth with King Hezekiah⸣, all the princes of Israel were seated and the eunuchs and the councillors of the king. And there were there ⸢forty⸣ prophets and sons of the prophets; they had come from the villages and from the mountains and the plains when they had heard that Isaiah was coming from Galgalâ to Hezekiah. </w:t>
+        <w:t xml:space="preserve">⸢And, when Isaiah began to speak the words of faith and truth with King Hezekiah⸣, all the princes of Israel were seated and the eunuchs and the councillors of the king. And there were </w:t>
+      </w:r>
+      <w:proofErr w:type="gramStart"/>
+      <w:r>
+        <w:rPr>
+          <w:rFonts w:ascii="Gentium" w:hAnsi="Gentium" w:cs="Gentium"/>
+        </w:rPr>
+        <w:t>there</w:t>
+      </w:r>
+      <w:proofErr w:type="gramEnd"/>
+      <w:r>
+        <w:rPr>
+          <w:rFonts w:ascii="Gentium" w:hAnsi="Gentium" w:cs="Gentium"/>
+        </w:rPr>
+        <w:t xml:space="preserve"> ⸢forty⸣ prophets and sons of the prophets; they had come from the villages and from the mountains and the plains when they had heard that Isaiah was coming from </w:t>
+      </w:r>
+      <w:proofErr w:type="spellStart"/>
+      <w:r>
+        <w:rPr>
+          <w:rFonts w:ascii="Gentium" w:hAnsi="Gentium" w:cs="Gentium"/>
+        </w:rPr>
+        <w:t>Galgalâ</w:t>
+      </w:r>
+      <w:proofErr w:type="spellEnd"/>
+      <w:r>
+        <w:rPr>
+          <w:rFonts w:ascii="Gentium" w:hAnsi="Gentium" w:cs="Gentium"/>
+        </w:rPr>
+        <w:t xml:space="preserve"> to Hezekiah. </w:t>
       </w:r>
       <w:r>
         <w:rPr>
@@ -2993,7 +3459,21 @@
           <w:rFonts w:ascii="Gentium" w:hAnsi="Gentium" w:cs="Gentium"/>
         </w:rPr>
         <w:lastRenderedPageBreak/>
-        <w:t xml:space="preserve">And Micaiah and the aged Ananias and Joel ⸢and Jôsâb⸣ sat on his right hand (and on the left). </w:t>
+        <w:t xml:space="preserve">And Micaiah and the aged Ananias and Joel ⸢and </w:t>
+      </w:r>
+      <w:proofErr w:type="spellStart"/>
+      <w:r>
+        <w:rPr>
+          <w:rFonts w:ascii="Gentium" w:hAnsi="Gentium" w:cs="Gentium"/>
+        </w:rPr>
+        <w:t>Jôsâb</w:t>
+      </w:r>
+      <w:proofErr w:type="spellEnd"/>
+      <w:r>
+        <w:rPr>
+          <w:rFonts w:ascii="Gentium" w:hAnsi="Gentium" w:cs="Gentium"/>
+        </w:rPr>
+        <w:t xml:space="preserve">⸣ sat on his right hand (and on the left). </w:t>
       </w:r>
       <w:r>
         <w:rPr>
@@ -3224,7 +3704,21 @@
         <w:rPr>
           <w:rFonts w:ascii="Gentium" w:hAnsi="Gentium" w:cs="Gentium"/>
         </w:rPr>
-        <w:t xml:space="preserve">And, after Isaiah had seen this vision, he narrated it to Hezekiah, and to Jôsâb his son ⸢and to the other prophets who had come. </w:t>
+        <w:t xml:space="preserve">And, after Isaiah had seen this vision, he narrated it to Hezekiah, and to </w:t>
+      </w:r>
+      <w:proofErr w:type="spellStart"/>
+      <w:r>
+        <w:rPr>
+          <w:rFonts w:ascii="Gentium" w:hAnsi="Gentium" w:cs="Gentium"/>
+        </w:rPr>
+        <w:t>Jôsâb</w:t>
+      </w:r>
+      <w:proofErr w:type="spellEnd"/>
+      <w:r>
+        <w:rPr>
+          <w:rFonts w:ascii="Gentium" w:hAnsi="Gentium" w:cs="Gentium"/>
+        </w:rPr>
+        <w:t xml:space="preserve"> his son ⸢and to the other prophets who had come. </w:t>
       </w:r>
       <w:r>
         <w:rPr>
@@ -3247,7 +3741,35 @@
         <w:rPr>
           <w:rFonts w:ascii="Gentium" w:hAnsi="Gentium" w:cs="Gentium"/>
         </w:rPr>
-        <w:t>But the leaders and the eunuchs and the people did not hear, but only Samna the scribe, and †Ijôaqêm, and† Asaph the recorder; for, these also were doers of righteousness, and the †sweet smell† of the Spirit was on them. But the people had not heard; for, Micaiah and Jôsâb his son had caused them to go forth, when the wisdom of this world had been taken from him and he became as one dead.</w:t>
+        <w:t>But the leaders and the eunuchs and the people did not hear, but only Samna the scribe, and †</w:t>
+      </w:r>
+      <w:proofErr w:type="spellStart"/>
+      <w:r>
+        <w:rPr>
+          <w:rFonts w:ascii="Gentium" w:hAnsi="Gentium" w:cs="Gentium"/>
+        </w:rPr>
+        <w:t>Ijôaqêm</w:t>
+      </w:r>
+      <w:proofErr w:type="spellEnd"/>
+      <w:r>
+        <w:rPr>
+          <w:rFonts w:ascii="Gentium" w:hAnsi="Gentium" w:cs="Gentium"/>
+        </w:rPr>
+        <w:t xml:space="preserve">, and† Asaph the recorder; for, these also were doers of righteousness, and the †sweet smell† of the Spirit was on them. But the people had not heard; for, Micaiah and </w:t>
+      </w:r>
+      <w:proofErr w:type="spellStart"/>
+      <w:r>
+        <w:rPr>
+          <w:rFonts w:ascii="Gentium" w:hAnsi="Gentium" w:cs="Gentium"/>
+        </w:rPr>
+        <w:t>Jôsâb</w:t>
+      </w:r>
+      <w:proofErr w:type="spellEnd"/>
+      <w:r>
+        <w:rPr>
+          <w:rFonts w:ascii="Gentium" w:hAnsi="Gentium" w:cs="Gentium"/>
+        </w:rPr>
+        <w:t xml:space="preserve"> his son had caused them to go forth, when the wisdom of this world had been taken from him and he became as one dead.</w:t>
       </w:r>
     </w:p>
     <w:p>
@@ -3318,7 +3840,21 @@
         <w:rPr>
           <w:rFonts w:ascii="Gentium" w:hAnsi="Gentium" w:cs="Gentium"/>
         </w:rPr>
-        <w:t xml:space="preserve">And the vision that Isaiah saw, he told to Hezekiah and Jôsâb his son⸣ and Micaiah and the rest of the prophets, (and) said, </w:t>
+        <w:t xml:space="preserve">And the vision that Isaiah saw, he told to Hezekiah and </w:t>
+      </w:r>
+      <w:proofErr w:type="spellStart"/>
+      <w:r>
+        <w:rPr>
+          <w:rFonts w:ascii="Gentium" w:hAnsi="Gentium" w:cs="Gentium"/>
+        </w:rPr>
+        <w:t>Jôsâb</w:t>
+      </w:r>
+      <w:proofErr w:type="spellEnd"/>
+      <w:r>
+        <w:rPr>
+          <w:rFonts w:ascii="Gentium" w:hAnsi="Gentium" w:cs="Gentium"/>
+        </w:rPr>
+        <w:t xml:space="preserve"> his son⸣ and Micaiah and the rest of the prophets, (and) said, </w:t>
       </w:r>
       <w:r>
         <w:rPr>
@@ -3502,7 +4038,7 @@
         <w:rPr>
           <w:rFonts w:ascii="Gentium" w:hAnsi="Gentium" w:cs="Gentium"/>
         </w:rPr>
-        <w:t xml:space="preserve">And we ascended to the firmament, I and he, and there I saw Sammael and his hosts, and there was great fighting therein, and the. *angels* of Satan were envying one another. </w:t>
+        <w:t xml:space="preserve">And we ascended to the firmament, I and he, and there I saw Sammael and his hosts, and there was great fighting therein, and the *angels* of Satan were envying one another. </w:t>
       </w:r>
       <w:r>
         <w:rPr>
@@ -3739,7 +4275,14 @@
         <w:rPr>
           <w:rFonts w:ascii="Gentium" w:hAnsi="Gentium" w:cs="Gentium"/>
         </w:rPr>
-        <w:t>And (I saw there, as) in the first heaven, angels on the right and on the left, ⸢and a throne in the midst, and the praise of the angels in the second heaven; and he who sat on the throne in the second heaven was more glorious than all (the rest)</w:t>
+        <w:t>And (I saw there, as) in the first heaven, angels on the right and on the left, ⸢and a throne in the midst, and the praise of the angels in the second heaven; and he who sat on the throne in the second heaven was more glorious than all (the rest</w:t>
+      </w:r>
+      <w:proofErr w:type="gramStart"/>
+      <w:r>
+        <w:rPr>
+          <w:rFonts w:ascii="Gentium" w:hAnsi="Gentium" w:cs="Gentium"/>
+        </w:rPr>
+        <w:t>)</w:t>
       </w:r>
       <w:r>
         <w:rPr>
@@ -3751,7 +4294,14 @@
         <w:rPr>
           <w:rFonts w:ascii="Gentium" w:hAnsi="Gentium" w:cs="Gentium"/>
         </w:rPr>
-        <w:t xml:space="preserve">⸣ </w:t>
+        <w:t>⸣</w:t>
+      </w:r>
+      <w:proofErr w:type="gramEnd"/>
+      <w:r>
+        <w:rPr>
+          <w:rFonts w:ascii="Gentium" w:hAnsi="Gentium" w:cs="Gentium"/>
+        </w:rPr>
+        <w:t xml:space="preserve"> </w:t>
       </w:r>
       <w:r>
         <w:rPr>
@@ -3797,7 +4347,21 @@
         <w:rPr>
           <w:rFonts w:ascii="Gentium" w:hAnsi="Gentium" w:cs="Gentium"/>
         </w:rPr>
-        <w:t xml:space="preserve">And I fell on my face to worship him, but the angel who conducted me did not permit me, but said to me, “Worship neither throne nor angel which belongs to the six heavens – for, for this cause I was sent to conduct you – until I tell you ⸢in the seventh heaven⸣. </w:t>
+        <w:t xml:space="preserve">And I fell on my face to worship him, but the angel who conducted me did not permit me, but said to me, “Worship neither throne nor angel which belongs to the six heavens – for, for this </w:t>
+      </w:r>
+      <w:proofErr w:type="gramStart"/>
+      <w:r>
+        <w:rPr>
+          <w:rFonts w:ascii="Gentium" w:hAnsi="Gentium" w:cs="Gentium"/>
+        </w:rPr>
+        <w:t>cause</w:t>
+      </w:r>
+      <w:proofErr w:type="gramEnd"/>
+      <w:r>
+        <w:rPr>
+          <w:rFonts w:ascii="Gentium" w:hAnsi="Gentium" w:cs="Gentium"/>
+        </w:rPr>
+        <w:t xml:space="preserve"> I was sent to conduct you – until I tell you ⸢in the seventh heaven⸣. </w:t>
       </w:r>
       <w:r>
         <w:rPr>
@@ -4301,7 +4865,7 @@
         <w:rPr>
           <w:rFonts w:ascii="Gentium" w:hAnsi="Gentium" w:cs="Gentium"/>
         </w:rPr>
-        <w:t>. And he said, “I am not your lord, but your fellow-servant” ⸢</w:t>
+        <w:t xml:space="preserve"> And he said, “I am not your lord, but your fellow-servant” ⸢</w:t>
       </w:r>
       <w:r>
         <w:rPr>
@@ -4340,7 +4904,19 @@
         <w:rPr>
           <w:rFonts w:ascii="Gentium" w:hAnsi="Gentium" w:cs="Gentium"/>
         </w:rPr>
-        <w:t xml:space="preserve">And he said, “From the sixth heaven there are no longer *angels* on the left, nor a throne set in the midst, but (they are directed) by the power of the seventh heaven, where dwells He that is not named ⸢and the Elect One, whose name has not been made known, and none of the heavens can leam His name⸣. </w:t>
+        <w:t>And he said, “From the sixth heaven there are no longer *angels* on the left, nor a throne set in the midst, but (they are directed) by the power of the seventh heaven, where dwells He that is not named ⸢and the Elect One, whose name has not been made known, and none of the heavens can lea</w:t>
+      </w:r>
+      <w:r>
+        <w:rPr>
+          <w:rFonts w:ascii="Gentium" w:hAnsi="Gentium" w:cs="Gentium"/>
+        </w:rPr>
+        <w:t>rn</w:t>
+      </w:r>
+      <w:r>
+        <w:rPr>
+          <w:rFonts w:ascii="Gentium" w:hAnsi="Gentium" w:cs="Gentium"/>
+        </w:rPr>
+        <w:t xml:space="preserve"> His name⸣. </w:t>
       </w:r>
       <w:r>
         <w:rPr>
@@ -4432,7 +5008,21 @@
         <w:rPr>
           <w:rFonts w:ascii="Gentium" w:hAnsi="Gentium" w:cs="Gentium"/>
         </w:rPr>
-        <w:t xml:space="preserve">Indeed, I say to you, Isaiah: No man about to return into a body of that world has ⸢ascended or⸣ seen what you see, or perceived what you have perceived and what you will see. </w:t>
+        <w:t xml:space="preserve">Indeed, I say to you, Isaiah: No man about to return into a body of that world has ⸢ascended or⸣ seen what you </w:t>
+      </w:r>
+      <w:proofErr w:type="gramStart"/>
+      <w:r>
+        <w:rPr>
+          <w:rFonts w:ascii="Gentium" w:hAnsi="Gentium" w:cs="Gentium"/>
+        </w:rPr>
+        <w:t>see, or</w:t>
+      </w:r>
+      <w:proofErr w:type="gramEnd"/>
+      <w:r>
+        <w:rPr>
+          <w:rFonts w:ascii="Gentium" w:hAnsi="Gentium" w:cs="Gentium"/>
+        </w:rPr>
+        <w:t xml:space="preserve"> perceived what you have perceived and what you will see. </w:t>
       </w:r>
       <w:r>
         <w:rPr>
@@ -4731,7 +5321,21 @@
         <w:rPr>
           <w:rFonts w:ascii="Gentium" w:hAnsi="Gentium" w:cs="Gentium"/>
         </w:rPr>
-        <w:t xml:space="preserve">I say, indeed, to you, ⸢Hezekiah and Jôsâb my son and Micaiah⸣ that there is much darkness here. </w:t>
+        <w:t xml:space="preserve">I say, indeed, to you, ⸢Hezekiah and </w:t>
+      </w:r>
+      <w:proofErr w:type="spellStart"/>
+      <w:r>
+        <w:rPr>
+          <w:rFonts w:ascii="Gentium" w:hAnsi="Gentium" w:cs="Gentium"/>
+        </w:rPr>
+        <w:t>Jôsâb</w:t>
+      </w:r>
+      <w:proofErr w:type="spellEnd"/>
+      <w:r>
+        <w:rPr>
+          <w:rFonts w:ascii="Gentium" w:hAnsi="Gentium" w:cs="Gentium"/>
+        </w:rPr>
+        <w:t xml:space="preserve"> my son and Micaiah⸣ that there is much darkness here. </w:t>
       </w:r>
       <w:r>
         <w:rPr>
@@ -5183,7 +5787,49 @@
         <w:rPr>
           <w:rFonts w:ascii="Gentium" w:hAnsi="Gentium" w:cs="Gentium"/>
         </w:rPr>
-        <w:t xml:space="preserve">“Crowns and thrones of glory' they do not receive, until the Beloved will descend in the form in which you will see Him descend ⸢[will descend, I say] into the world in the last days the Lord, who will be called Christ⸣. Nevertheless, they ⸢see and⸣ know whose will be thrones, and whose the crowns when He has descended, and been made in your form, ⸢and they will think that He is flesh and is a man⸣. </w:t>
+        <w:t xml:space="preserve">“Crowns and thrones of glory they do not receive, until the Beloved will descend in the form in which you will see Him descend </w:t>
+      </w:r>
+      <w:proofErr w:type="gramStart"/>
+      <w:r>
+        <w:rPr>
+          <w:rFonts w:ascii="Gentium" w:hAnsi="Gentium" w:cs="Gentium"/>
+        </w:rPr>
+        <w:t>⸢[</w:t>
+      </w:r>
+      <w:proofErr w:type="gramEnd"/>
+      <w:r>
+        <w:rPr>
+          <w:rFonts w:ascii="Gentium" w:hAnsi="Gentium" w:cs="Gentium"/>
+        </w:rPr>
+        <w:t xml:space="preserve">will descend, I say] into the world in the last days the Lord, who will be called Christ⸣. Nevertheless, they ⸢see and⸣ know whose </w:t>
+      </w:r>
+      <w:proofErr w:type="gramStart"/>
+      <w:r>
+        <w:rPr>
+          <w:rFonts w:ascii="Gentium" w:hAnsi="Gentium" w:cs="Gentium"/>
+        </w:rPr>
+        <w:t>will be thrones</w:t>
+      </w:r>
+      <w:proofErr w:type="gramEnd"/>
+      <w:r>
+        <w:rPr>
+          <w:rFonts w:ascii="Gentium" w:hAnsi="Gentium" w:cs="Gentium"/>
+        </w:rPr>
+        <w:t xml:space="preserve">, and </w:t>
+      </w:r>
+      <w:proofErr w:type="gramStart"/>
+      <w:r>
+        <w:rPr>
+          <w:rFonts w:ascii="Gentium" w:hAnsi="Gentium" w:cs="Gentium"/>
+        </w:rPr>
+        <w:t>whose</w:t>
+      </w:r>
+      <w:proofErr w:type="gramEnd"/>
+      <w:r>
+        <w:rPr>
+          <w:rFonts w:ascii="Gentium" w:hAnsi="Gentium" w:cs="Gentium"/>
+        </w:rPr>
+        <w:t xml:space="preserve"> the crowns when He has descended, and been made in your form, ⸢and they will think that He is flesh and is a man⸣. </w:t>
       </w:r>
       <w:r>
         <w:rPr>
@@ -5390,7 +6036,21 @@
         <w:rPr>
           <w:rFonts w:ascii="Gentium" w:hAnsi="Gentium" w:cs="Gentium"/>
         </w:rPr>
-        <w:t xml:space="preserve">showed me a book, [but not as a book of this world] and he opened it, and the book was written, but not as a book of this world. And he gave (it) to me and I read it, and lo! the deeds of the children of Israel were written therein, and the deeds of those whom *I* (do not) know, my son Jôsâb. </w:t>
+        <w:t xml:space="preserve">showed me a book, [but not as a book of this world] and he opened it, and the book was written, but not as a book of this world. And he gave (it) to me and I read it, and lo! the deeds of the children of Israel were written therein, and the deeds of those whom *I* (do not) know, my son </w:t>
+      </w:r>
+      <w:proofErr w:type="spellStart"/>
+      <w:r>
+        <w:rPr>
+          <w:rFonts w:ascii="Gentium" w:hAnsi="Gentium" w:cs="Gentium"/>
+        </w:rPr>
+        <w:t>Jôsâb</w:t>
+      </w:r>
+      <w:proofErr w:type="spellEnd"/>
+      <w:r>
+        <w:rPr>
+          <w:rFonts w:ascii="Gentium" w:hAnsi="Gentium" w:cs="Gentium"/>
+        </w:rPr>
+        <w:t xml:space="preserve">. </w:t>
       </w:r>
       <w:r>
         <w:rPr>
@@ -5528,7 +6188,35 @@
         <w:rPr>
           <w:rFonts w:ascii="Gentium" w:hAnsi="Gentium" w:cs="Gentium"/>
         </w:rPr>
-        <w:t xml:space="preserve">And, after I had seen Him⸣, all the righteous whom I had seen ⸢and also the angels whom I had seen⸣, came to Him. ⸢And Adam and Abel and Seth, and all the righteous first drew near⸣ and worshipped Him, and they all praised Him with one voice, ⸢and I myself also gave praise with them⸣, and my giving of praise was as theirs. </w:t>
+        <w:t>And, after I had seen Him⸣, all the righteous whom I had seen ⸢</w:t>
+      </w:r>
+      <w:proofErr w:type="gramStart"/>
+      <w:r>
+        <w:rPr>
+          <w:rFonts w:ascii="Gentium" w:hAnsi="Gentium" w:cs="Gentium"/>
+        </w:rPr>
+        <w:t>and also</w:t>
+      </w:r>
+      <w:proofErr w:type="gramEnd"/>
+      <w:r>
+        <w:rPr>
+          <w:rFonts w:ascii="Gentium" w:hAnsi="Gentium" w:cs="Gentium"/>
+        </w:rPr>
+        <w:t xml:space="preserve"> the angels whom I had seen⸣, came to Him. ⸢And Adam and Abel and Seth, and all the righteous first drew near⸣ and worshipped Him, and they all praised Him with one voice, ⸢and </w:t>
+      </w:r>
+      <w:proofErr w:type="gramStart"/>
+      <w:r>
+        <w:rPr>
+          <w:rFonts w:ascii="Gentium" w:hAnsi="Gentium" w:cs="Gentium"/>
+        </w:rPr>
+        <w:t>I myself</w:t>
+      </w:r>
+      <w:proofErr w:type="gramEnd"/>
+      <w:r>
+        <w:rPr>
+          <w:rFonts w:ascii="Gentium" w:hAnsi="Gentium" w:cs="Gentium"/>
+        </w:rPr>
+        <w:t xml:space="preserve"> also gave praise with them⸣, and my giving of praise was as theirs. </w:t>
       </w:r>
       <w:r>
         <w:rPr>
@@ -5627,7 +6315,19 @@
         <w:rPr>
           <w:rFonts w:ascii="Gentium" w:hAnsi="Gentium" w:cs="Gentium"/>
         </w:rPr>
-        <w:t xml:space="preserve">And the angel said to me, “This is the Lord of all the praise giving that you have seen.” </w:t>
+        <w:t>And the angel said to me, “This is the Lord of all the praise</w:t>
+      </w:r>
+      <w:r>
+        <w:rPr>
+          <w:rFonts w:ascii="Gentium" w:hAnsi="Gentium" w:cs="Gentium"/>
+        </w:rPr>
+        <w:t>-</w:t>
+      </w:r>
+      <w:r>
+        <w:rPr>
+          <w:rFonts w:ascii="Gentium" w:hAnsi="Gentium" w:cs="Gentium"/>
+        </w:rPr>
+        <w:t xml:space="preserve">giving that you have seen.” </w:t>
       </w:r>
       <w:r>
         <w:rPr>
@@ -5974,7 +6674,21 @@
         <w:rPr>
           <w:rFonts w:ascii="Gentium" w:hAnsi="Gentium" w:cs="Gentium"/>
         </w:rPr>
-        <w:t xml:space="preserve">⸢And I myself was hearing and beholding the praise (which was given) to Him. </w:t>
+        <w:t xml:space="preserve">⸢And </w:t>
+      </w:r>
+      <w:proofErr w:type="gramStart"/>
+      <w:r>
+        <w:rPr>
+          <w:rFonts w:ascii="Gentium" w:hAnsi="Gentium" w:cs="Gentium"/>
+        </w:rPr>
+        <w:t>I myself</w:t>
+      </w:r>
+      <w:proofErr w:type="gramEnd"/>
+      <w:r>
+        <w:rPr>
+          <w:rFonts w:ascii="Gentium" w:hAnsi="Gentium" w:cs="Gentium"/>
+        </w:rPr>
+        <w:t xml:space="preserve"> was hearing and beholding the praise (which was given) to Him. </w:t>
       </w:r>
       <w:r>
         <w:rPr>
@@ -6089,7 +6803,21 @@
         <w:rPr>
           <w:rFonts w:ascii="Gentium" w:hAnsi="Gentium" w:cs="Gentium"/>
         </w:rPr>
-        <w:t xml:space="preserve">“Go forth and descend through all the heavens, and You will descend to ⸢the firmament and⸣ that world; to the angel in Sheol You will descend, ⸢but to Haguel You will not go⸣. </w:t>
+        <w:t xml:space="preserve">“Go forth and descend through all the heavens, and You will descend to ⸢the firmament and⸣ that world; to the angel in Sheol You will descend, ⸢but to </w:t>
+      </w:r>
+      <w:proofErr w:type="spellStart"/>
+      <w:r>
+        <w:rPr>
+          <w:rFonts w:ascii="Gentium" w:hAnsi="Gentium" w:cs="Gentium"/>
+        </w:rPr>
+        <w:t>Haguel</w:t>
+      </w:r>
+      <w:proofErr w:type="spellEnd"/>
+      <w:r>
+        <w:rPr>
+          <w:rFonts w:ascii="Gentium" w:hAnsi="Gentium" w:cs="Gentium"/>
+        </w:rPr>
+        <w:t xml:space="preserve"> You will not go⸣. </w:t>
       </w:r>
       <w:r>
         <w:rPr>
@@ -6135,7 +6863,21 @@
         <w:rPr>
           <w:rFonts w:ascii="Gentium" w:hAnsi="Gentium" w:cs="Gentium"/>
         </w:rPr>
-        <w:t xml:space="preserve">⸢And You will be careful to become like the form of the angels of the firmament [and the angels also who are in Sheol]⸣. </w:t>
+        <w:t xml:space="preserve">⸢And You will be careful to become like the form of the angels of the firmament [and the angels also who are in </w:t>
+      </w:r>
+      <w:proofErr w:type="gramStart"/>
+      <w:r>
+        <w:rPr>
+          <w:rFonts w:ascii="Gentium" w:hAnsi="Gentium" w:cs="Gentium"/>
+        </w:rPr>
+        <w:t>Sheol]⸣</w:t>
+      </w:r>
+      <w:proofErr w:type="gramEnd"/>
+      <w:r>
+        <w:rPr>
+          <w:rFonts w:ascii="Gentium" w:hAnsi="Gentium" w:cs="Gentium"/>
+        </w:rPr>
+        <w:t xml:space="preserve">. </w:t>
       </w:r>
       <w:r>
         <w:rPr>
@@ -6227,7 +6969,21 @@
         <w:rPr>
           <w:rFonts w:ascii="Gentium" w:hAnsi="Gentium" w:cs="Gentium"/>
         </w:rPr>
-        <w:t xml:space="preserve">And, afterwards, from the *angels* of death, You will ascend to Your place, and You will not be transformed in each heaven, but in glory will You ascend and sit on My right hand. </w:t>
+        <w:t xml:space="preserve">And, afterwards, from the *angels* of death, </w:t>
+      </w:r>
+      <w:proofErr w:type="gramStart"/>
+      <w:r>
+        <w:rPr>
+          <w:rFonts w:ascii="Gentium" w:hAnsi="Gentium" w:cs="Gentium"/>
+        </w:rPr>
+        <w:t>You</w:t>
+      </w:r>
+      <w:proofErr w:type="gramEnd"/>
+      <w:r>
+        <w:rPr>
+          <w:rFonts w:ascii="Gentium" w:hAnsi="Gentium" w:cs="Gentium"/>
+        </w:rPr>
+        <w:t xml:space="preserve"> will ascend to Your place, and You will not be transformed in each heaven, but in glory will You ascend and sit on My right hand. </w:t>
       </w:r>
       <w:r>
         <w:rPr>
@@ -6395,7 +7151,21 @@
         <w:rPr>
           <w:rFonts w:ascii="Gentium" w:hAnsi="Gentium" w:cs="Gentium"/>
         </w:rPr>
-        <w:t xml:space="preserve">And then He descended into the fourth heaven, and made Himself like the form of the angels there. </w:t>
+        <w:t xml:space="preserve">And then He descended into the fourth </w:t>
+      </w:r>
+      <w:proofErr w:type="gramStart"/>
+      <w:r>
+        <w:rPr>
+          <w:rFonts w:ascii="Gentium" w:hAnsi="Gentium" w:cs="Gentium"/>
+        </w:rPr>
+        <w:t>heaven, and</w:t>
+      </w:r>
+      <w:proofErr w:type="gramEnd"/>
+      <w:r>
+        <w:rPr>
+          <w:rFonts w:ascii="Gentium" w:hAnsi="Gentium" w:cs="Gentium"/>
+        </w:rPr>
+        <w:t xml:space="preserve"> made Himself like the form of the angels there. </w:t>
       </w:r>
       <w:r>
         <w:rPr>
@@ -6625,8 +7395,16 @@
         <w:rPr>
           <w:rFonts w:ascii="Gentium" w:hAnsi="Gentium" w:cs="Gentium"/>
         </w:rPr>
-        <w:t>And He gave no password; ⸢for, one was plundering and doing violence to another.⸣</w:t>
-      </w:r>
+        <w:t xml:space="preserve">And He gave no password; ⸢for, one was plundering and doing violence to </w:t>
+      </w:r>
+      <w:proofErr w:type="gramStart"/>
+      <w:r>
+        <w:rPr>
+          <w:rFonts w:ascii="Gentium" w:hAnsi="Gentium" w:cs="Gentium"/>
+        </w:rPr>
+        <w:t>another.⸣</w:t>
+      </w:r>
+      <w:proofErr w:type="gramEnd"/>
     </w:p>
     <w:p>
       <w:pPr>
@@ -6673,959 +7451,1024 @@
         <w:jc w:val="both"/>
         <w:rPr>
           <w:rFonts w:ascii="Gentium" w:hAnsi="Gentium" w:cs="Gentium"/>
+        </w:rPr>
+      </w:pPr>
+      <w:r>
+        <w:rPr>
+          <w:rFonts w:ascii="Gentium" w:hAnsi="Gentium" w:cs="Gentium"/>
+          <w:b/>
+          <w:bCs/>
+          <w:color w:val="0070C0"/>
+          <w:vertAlign w:val="superscript"/>
+        </w:rPr>
+        <w:t>1</w:t>
+      </w:r>
+      <w:r>
+        <w:rPr>
+          <w:rFonts w:ascii="Gentium" w:hAnsi="Gentium" w:cs="Gentium"/>
+          <w:color w:val="0070C0"/>
+        </w:rPr>
+        <w:t> </w:t>
+      </w:r>
+      <w:r>
+        <w:rPr>
+          <w:rFonts w:ascii="Gentium" w:hAnsi="Gentium" w:cs="Gentium"/>
+        </w:rPr>
+        <w:t>After this, ⸢I saw, and ⸣the angel ⸢who spoke with me, who conducted me</w:t>
+      </w:r>
+      <w:r>
+        <w:rPr>
+          <w:rFonts w:ascii="Gentium" w:hAnsi="Gentium" w:cs="Gentium"/>
+        </w:rPr>
+        <w:t>⸣,</w:t>
+      </w:r>
+      <w:r>
+        <w:rPr>
+          <w:rFonts w:ascii="Gentium" w:hAnsi="Gentium" w:cs="Gentium"/>
+        </w:rPr>
+        <w:t xml:space="preserve"> said to me, “Understand, Isaiah, son of Amoz; for, for this purpose have I been sent from God.” </w:t>
+      </w:r>
+      <w:r>
+        <w:rPr>
+          <w:rFonts w:ascii="Gentium" w:hAnsi="Gentium" w:cs="Gentium"/>
+          <w:b/>
+          <w:bCs/>
+          <w:color w:val="0070C0"/>
+          <w:vertAlign w:val="superscript"/>
+        </w:rPr>
+        <w:t>2</w:t>
+      </w:r>
+      <w:r>
+        <w:rPr>
+          <w:rFonts w:ascii="Gentium" w:hAnsi="Gentium" w:cs="Gentium"/>
+          <w:color w:val="0070C0"/>
+        </w:rPr>
+        <w:t> </w:t>
+      </w:r>
+      <w:r>
+        <w:rPr>
+          <w:rFonts w:ascii="Gentium" w:hAnsi="Gentium" w:cs="Gentium"/>
+        </w:rPr>
+        <w:t xml:space="preserve">⸢And I, indeed, saw a woman of the family of David the prophet, named Mary, a Virgin, and she was espoused to a man named Joseph, a carpenter, and he also was of the seed and family of the righteous David of Bethlehem Judah. </w:t>
+      </w:r>
+      <w:r>
+        <w:rPr>
+          <w:rFonts w:ascii="Gentium" w:hAnsi="Gentium" w:cs="Gentium"/>
+          <w:b/>
+          <w:bCs/>
+          <w:color w:val="0070C0"/>
+          <w:vertAlign w:val="superscript"/>
+        </w:rPr>
+        <w:t>3</w:t>
+      </w:r>
+      <w:r>
+        <w:rPr>
+          <w:rFonts w:ascii="Gentium" w:hAnsi="Gentium" w:cs="Gentium"/>
+          <w:color w:val="0070C0"/>
+        </w:rPr>
+        <w:t> </w:t>
+      </w:r>
+      <w:r>
+        <w:rPr>
+          <w:rFonts w:ascii="Gentium" w:hAnsi="Gentium" w:cs="Gentium"/>
+        </w:rPr>
+        <w:t xml:space="preserve">And he came into his lot. And, when she was espoused, she was found with child, and Joseph the carpenter was desirous to put her away. </w:t>
+      </w:r>
+      <w:r>
+        <w:rPr>
+          <w:rFonts w:ascii="Gentium" w:hAnsi="Gentium" w:cs="Gentium"/>
+          <w:b/>
+          <w:bCs/>
+          <w:color w:val="0070C0"/>
+          <w:vertAlign w:val="superscript"/>
+        </w:rPr>
+        <w:t>4</w:t>
+      </w:r>
+      <w:r>
+        <w:rPr>
+          <w:rFonts w:ascii="Gentium" w:hAnsi="Gentium" w:cs="Gentium"/>
+          <w:color w:val="0070C0"/>
+        </w:rPr>
+        <w:t> </w:t>
+      </w:r>
+      <w:r>
+        <w:rPr>
+          <w:rFonts w:ascii="Gentium" w:hAnsi="Gentium" w:cs="Gentium"/>
+        </w:rPr>
+        <w:t xml:space="preserve">But the angel of the Spirit appeared in this </w:t>
+      </w:r>
+      <w:proofErr w:type="gramStart"/>
+      <w:r>
+        <w:rPr>
+          <w:rFonts w:ascii="Gentium" w:hAnsi="Gentium" w:cs="Gentium"/>
+        </w:rPr>
+        <w:t>world</w:t>
+      </w:r>
+      <w:proofErr w:type="gramEnd"/>
+      <w:r>
+        <w:rPr>
+          <w:rFonts w:ascii="Gentium" w:hAnsi="Gentium" w:cs="Gentium"/>
+        </w:rPr>
+        <w:t xml:space="preserve"> and, after that, Joseph did not put her away but kept Mary and did not reveal this matter to anyone. </w:t>
+      </w:r>
+      <w:r>
+        <w:rPr>
+          <w:rFonts w:ascii="Gentium" w:hAnsi="Gentium" w:cs="Gentium"/>
+          <w:b/>
+          <w:bCs/>
+          <w:color w:val="0070C0"/>
+          <w:vertAlign w:val="superscript"/>
+        </w:rPr>
+        <w:t>5</w:t>
+      </w:r>
+      <w:r>
+        <w:rPr>
+          <w:rFonts w:ascii="Gentium" w:hAnsi="Gentium" w:cs="Gentium"/>
+          <w:color w:val="0070C0"/>
+        </w:rPr>
+        <w:t> </w:t>
+      </w:r>
+      <w:r>
+        <w:rPr>
+          <w:rFonts w:ascii="Gentium" w:hAnsi="Gentium" w:cs="Gentium"/>
+        </w:rPr>
+        <w:t xml:space="preserve">And he did not approach Mary, but kept her as a holy virgin, though with child. </w:t>
+      </w:r>
+      <w:r>
+        <w:rPr>
+          <w:rFonts w:ascii="Gentium" w:hAnsi="Gentium" w:cs="Gentium"/>
+          <w:b/>
+          <w:bCs/>
+          <w:color w:val="0070C0"/>
+          <w:vertAlign w:val="superscript"/>
+        </w:rPr>
+        <w:t>6</w:t>
+      </w:r>
+      <w:r>
+        <w:rPr>
+          <w:rFonts w:ascii="Gentium" w:hAnsi="Gentium" w:cs="Gentium"/>
+          <w:color w:val="0070C0"/>
+        </w:rPr>
+        <w:t> </w:t>
+      </w:r>
+      <w:r>
+        <w:rPr>
+          <w:rFonts w:ascii="Gentium" w:hAnsi="Gentium" w:cs="Gentium"/>
+        </w:rPr>
+        <w:t xml:space="preserve">And he did not live with her for two months. </w:t>
+      </w:r>
+      <w:r>
+        <w:rPr>
+          <w:rFonts w:ascii="Gentium" w:hAnsi="Gentium" w:cs="Gentium"/>
+          <w:b/>
+          <w:bCs/>
+          <w:color w:val="0070C0"/>
+          <w:vertAlign w:val="superscript"/>
+        </w:rPr>
+        <w:t>7</w:t>
+      </w:r>
+      <w:r>
+        <w:rPr>
+          <w:rFonts w:ascii="Gentium" w:hAnsi="Gentium" w:cs="Gentium"/>
+          <w:color w:val="0070C0"/>
+        </w:rPr>
+        <w:t> </w:t>
+      </w:r>
+      <w:r>
+        <w:rPr>
+          <w:rFonts w:ascii="Gentium" w:hAnsi="Gentium" w:cs="Gentium"/>
+        </w:rPr>
+        <w:t xml:space="preserve">And, after two months of days, while Joseph was in his house, and Mary his wife, but both alone – </w:t>
+      </w:r>
+      <w:r>
+        <w:rPr>
+          <w:rFonts w:ascii="Gentium" w:hAnsi="Gentium" w:cs="Gentium"/>
+          <w:b/>
+          <w:bCs/>
+          <w:color w:val="0070C0"/>
+          <w:vertAlign w:val="superscript"/>
+        </w:rPr>
+        <w:t>8</w:t>
+      </w:r>
+      <w:r>
+        <w:rPr>
+          <w:rFonts w:ascii="Gentium" w:hAnsi="Gentium" w:cs="Gentium"/>
+          <w:color w:val="0070C0"/>
+        </w:rPr>
+        <w:t> </w:t>
+      </w:r>
+      <w:r>
+        <w:rPr>
+          <w:rFonts w:ascii="Gentium" w:hAnsi="Gentium" w:cs="Gentium"/>
+        </w:rPr>
+        <w:t xml:space="preserve">it came to pass That, when they were alone Mary straight away looked with her eyes and saw a small babe, and she was astonied. </w:t>
+      </w:r>
+      <w:r>
+        <w:rPr>
+          <w:rFonts w:ascii="Gentium" w:hAnsi="Gentium" w:cs="Gentium"/>
+          <w:b/>
+          <w:bCs/>
+          <w:color w:val="0070C0"/>
+          <w:vertAlign w:val="superscript"/>
+        </w:rPr>
+        <w:t>9</w:t>
+      </w:r>
+      <w:r>
+        <w:rPr>
+          <w:rFonts w:ascii="Gentium" w:hAnsi="Gentium" w:cs="Gentium"/>
+          <w:color w:val="0070C0"/>
+        </w:rPr>
+        <w:t> </w:t>
+      </w:r>
+      <w:r>
+        <w:rPr>
+          <w:rFonts w:ascii="Gentium" w:hAnsi="Gentium" w:cs="Gentium"/>
+        </w:rPr>
+        <w:t xml:space="preserve">And, after she had been astonied, her womb was found as formerly before she had conceived. </w:t>
+      </w:r>
+      <w:r>
+        <w:rPr>
+          <w:rFonts w:ascii="Gentium" w:hAnsi="Gentium" w:cs="Gentium"/>
+          <w:b/>
+          <w:bCs/>
+          <w:color w:val="0070C0"/>
+          <w:vertAlign w:val="superscript"/>
+        </w:rPr>
+        <w:t>10</w:t>
+      </w:r>
+      <w:r>
+        <w:rPr>
+          <w:rFonts w:ascii="Gentium" w:hAnsi="Gentium" w:cs="Gentium"/>
+          <w:color w:val="0070C0"/>
+        </w:rPr>
+        <w:t> </w:t>
+      </w:r>
+      <w:r>
+        <w:rPr>
+          <w:rFonts w:ascii="Gentium" w:hAnsi="Gentium" w:cs="Gentium"/>
+        </w:rPr>
+        <w:t>And, when her husband Joseph said to her, “What has astoni</w:t>
+      </w:r>
+      <w:r>
+        <w:rPr>
+          <w:rFonts w:ascii="Gentium" w:hAnsi="Gentium" w:cs="Gentium"/>
+        </w:rPr>
+        <w:t>sh</w:t>
+      </w:r>
+      <w:r>
+        <w:rPr>
+          <w:rFonts w:ascii="Gentium" w:hAnsi="Gentium" w:cs="Gentium"/>
+        </w:rPr>
+        <w:t xml:space="preserve">ed </w:t>
+      </w:r>
+      <w:r>
+        <w:rPr>
+          <w:rFonts w:ascii="Gentium" w:hAnsi="Gentium" w:cs="Gentium"/>
+        </w:rPr>
+        <w:t>you?”</w:t>
+      </w:r>
+      <w:r>
+        <w:rPr>
+          <w:rFonts w:ascii="Gentium" w:hAnsi="Gentium" w:cs="Gentium"/>
+        </w:rPr>
+        <w:t xml:space="preserve"> his eyes were opened and he saw the infant and praised God, because into his portion God had come. </w:t>
+      </w:r>
+      <w:r>
+        <w:rPr>
+          <w:rFonts w:ascii="Gentium" w:hAnsi="Gentium" w:cs="Gentium"/>
+          <w:b/>
+          <w:bCs/>
+          <w:color w:val="0070C0"/>
+          <w:vertAlign w:val="superscript"/>
+        </w:rPr>
+        <w:t>11</w:t>
+      </w:r>
+      <w:r>
+        <w:rPr>
+          <w:rFonts w:ascii="Gentium" w:hAnsi="Gentium" w:cs="Gentium"/>
+          <w:color w:val="0070C0"/>
+        </w:rPr>
+        <w:t> </w:t>
+      </w:r>
+      <w:r>
+        <w:rPr>
+          <w:rFonts w:ascii="Gentium" w:hAnsi="Gentium" w:cs="Gentium"/>
+        </w:rPr>
+        <w:t xml:space="preserve">And a voice came to them, “Tell this vision to no one.” </w:t>
+      </w:r>
+      <w:r>
+        <w:rPr>
+          <w:rFonts w:ascii="Gentium" w:hAnsi="Gentium" w:cs="Gentium"/>
+          <w:b/>
+          <w:bCs/>
+          <w:color w:val="0070C0"/>
+          <w:vertAlign w:val="superscript"/>
+        </w:rPr>
+        <w:t>12</w:t>
+      </w:r>
+      <w:r>
+        <w:rPr>
+          <w:rFonts w:ascii="Gentium" w:hAnsi="Gentium" w:cs="Gentium"/>
+          <w:color w:val="0070C0"/>
+        </w:rPr>
+        <w:t> </w:t>
+      </w:r>
+      <w:r>
+        <w:rPr>
+          <w:rFonts w:ascii="Gentium" w:hAnsi="Gentium" w:cs="Gentium"/>
+        </w:rPr>
+        <w:t xml:space="preserve">And the story regarding the infant was noised abroad in Bethlehem. </w:t>
+      </w:r>
+      <w:r>
+        <w:rPr>
+          <w:rFonts w:ascii="Gentium" w:hAnsi="Gentium" w:cs="Gentium"/>
+          <w:b/>
+          <w:bCs/>
+          <w:color w:val="0070C0"/>
+          <w:vertAlign w:val="superscript"/>
+        </w:rPr>
+        <w:t>13</w:t>
+      </w:r>
+      <w:r>
+        <w:rPr>
+          <w:rFonts w:ascii="Gentium" w:hAnsi="Gentium" w:cs="Gentium"/>
+          <w:color w:val="0070C0"/>
+        </w:rPr>
+        <w:t> </w:t>
+      </w:r>
+      <w:r>
+        <w:rPr>
+          <w:rFonts w:ascii="Gentium" w:hAnsi="Gentium" w:cs="Gentium"/>
+        </w:rPr>
+        <w:t xml:space="preserve">Some said, “The Virgin Mary has borne a child before she was married two months.” </w:t>
+      </w:r>
+      <w:r>
+        <w:rPr>
+          <w:rFonts w:ascii="Gentium" w:hAnsi="Gentium" w:cs="Gentium"/>
+          <w:b/>
+          <w:bCs/>
+          <w:color w:val="0070C0"/>
+          <w:vertAlign w:val="superscript"/>
+        </w:rPr>
+        <w:t>14</w:t>
+      </w:r>
+      <w:r>
+        <w:rPr>
+          <w:rFonts w:ascii="Gentium" w:hAnsi="Gentium" w:cs="Gentium"/>
+          <w:color w:val="0070C0"/>
+        </w:rPr>
+        <w:t> </w:t>
+      </w:r>
+      <w:r>
+        <w:rPr>
+          <w:rFonts w:ascii="Gentium" w:hAnsi="Gentium" w:cs="Gentium"/>
+        </w:rPr>
+        <w:t xml:space="preserve">And many said, “She has not borne a child, nor has a midwife gone up (to her), nor have we heard the cries of (labour) pains.” And they were all blinded respecting Him and they all knew regarding Him, though they did not know whence He was. </w:t>
+      </w:r>
+      <w:r>
+        <w:rPr>
+          <w:rFonts w:ascii="Gentium" w:hAnsi="Gentium" w:cs="Gentium"/>
+          <w:b/>
+          <w:bCs/>
+          <w:color w:val="0070C0"/>
+          <w:vertAlign w:val="superscript"/>
+        </w:rPr>
+        <w:t>15</w:t>
+      </w:r>
+      <w:r>
+        <w:rPr>
+          <w:rFonts w:ascii="Gentium" w:hAnsi="Gentium" w:cs="Gentium"/>
+          <w:color w:val="0070C0"/>
+        </w:rPr>
+        <w:t> </w:t>
+      </w:r>
+      <w:r>
+        <w:rPr>
+          <w:rFonts w:ascii="Gentium" w:hAnsi="Gentium" w:cs="Gentium"/>
+        </w:rPr>
+        <w:t xml:space="preserve">And they took </w:t>
+      </w:r>
+      <w:proofErr w:type="gramStart"/>
+      <w:r>
+        <w:rPr>
+          <w:rFonts w:ascii="Gentium" w:hAnsi="Gentium" w:cs="Gentium"/>
+        </w:rPr>
+        <w:t>Him, and</w:t>
+      </w:r>
+      <w:proofErr w:type="gramEnd"/>
+      <w:r>
+        <w:rPr>
+          <w:rFonts w:ascii="Gentium" w:hAnsi="Gentium" w:cs="Gentium"/>
+        </w:rPr>
+        <w:t xml:space="preserve"> went to Nazareth in Galilee. </w:t>
+      </w:r>
+      <w:r>
+        <w:rPr>
+          <w:rFonts w:ascii="Gentium" w:hAnsi="Gentium" w:cs="Gentium"/>
+          <w:b/>
+          <w:bCs/>
+          <w:color w:val="0070C0"/>
+          <w:vertAlign w:val="superscript"/>
+        </w:rPr>
+        <w:t>16</w:t>
+      </w:r>
+      <w:r>
+        <w:rPr>
+          <w:rFonts w:ascii="Gentium" w:hAnsi="Gentium" w:cs="Gentium"/>
+          <w:color w:val="0070C0"/>
+        </w:rPr>
+        <w:t> </w:t>
+      </w:r>
+      <w:r>
+        <w:rPr>
+          <w:rFonts w:ascii="Gentium" w:hAnsi="Gentium" w:cs="Gentium"/>
+        </w:rPr>
+        <w:t xml:space="preserve">And I saw, O Hezekiah and </w:t>
+      </w:r>
+      <w:proofErr w:type="spellStart"/>
+      <w:r>
+        <w:rPr>
+          <w:rFonts w:ascii="Gentium" w:hAnsi="Gentium" w:cs="Gentium"/>
+        </w:rPr>
+        <w:t>Jôsâb</w:t>
+      </w:r>
+      <w:proofErr w:type="spellEnd"/>
+      <w:r>
+        <w:rPr>
+          <w:rFonts w:ascii="Gentium" w:hAnsi="Gentium" w:cs="Gentium"/>
+        </w:rPr>
+        <w:t xml:space="preserve"> my son, and I declare to the other prophets also who are standing by, that (this) has escaped all the heavens and all the </w:t>
+      </w:r>
+      <w:r>
+        <w:rPr>
+          <w:rFonts w:ascii="Gentium" w:hAnsi="Gentium" w:cs="Gentium"/>
+        </w:rPr>
+        <w:lastRenderedPageBreak/>
+        <w:t xml:space="preserve">princes and all the gods of this world. </w:t>
+      </w:r>
+      <w:r>
+        <w:rPr>
+          <w:rFonts w:ascii="Gentium" w:hAnsi="Gentium" w:cs="Gentium"/>
+          <w:b/>
+          <w:bCs/>
+          <w:color w:val="0070C0"/>
+          <w:vertAlign w:val="superscript"/>
+        </w:rPr>
+        <w:t>17</w:t>
+      </w:r>
+      <w:r>
+        <w:rPr>
+          <w:rFonts w:ascii="Gentium" w:hAnsi="Gentium" w:cs="Gentium"/>
+          <w:color w:val="0070C0"/>
+        </w:rPr>
+        <w:t> </w:t>
+      </w:r>
+      <w:r>
+        <w:rPr>
+          <w:rFonts w:ascii="Gentium" w:hAnsi="Gentium" w:cs="Gentium"/>
+        </w:rPr>
+        <w:t xml:space="preserve">And I saw: In Nazareth, He sucked the breast as a babe and, as is customary, in order that He might not be recognized. </w:t>
+      </w:r>
+      <w:r>
+        <w:rPr>
+          <w:rFonts w:ascii="Gentium" w:hAnsi="Gentium" w:cs="Gentium"/>
+          <w:b/>
+          <w:bCs/>
+          <w:color w:val="0070C0"/>
+          <w:vertAlign w:val="superscript"/>
+        </w:rPr>
+        <w:t>18</w:t>
+      </w:r>
+      <w:r>
+        <w:rPr>
+          <w:rFonts w:ascii="Gentium" w:hAnsi="Gentium" w:cs="Gentium"/>
+          <w:color w:val="0070C0"/>
+        </w:rPr>
+        <w:t> </w:t>
+      </w:r>
+      <w:r>
+        <w:rPr>
+          <w:rFonts w:ascii="Gentium" w:hAnsi="Gentium" w:cs="Gentium"/>
+        </w:rPr>
+        <w:t xml:space="preserve">And, when He had grown up, He worked great signs and wonders in the land of Israel and of Jerusalem. </w:t>
+      </w:r>
+      <w:r>
+        <w:rPr>
+          <w:rFonts w:ascii="Gentium" w:hAnsi="Gentium" w:cs="Gentium"/>
+          <w:b/>
+          <w:bCs/>
+          <w:color w:val="0070C0"/>
+          <w:vertAlign w:val="superscript"/>
+        </w:rPr>
+        <w:t>19</w:t>
+      </w:r>
+      <w:r>
+        <w:rPr>
+          <w:rFonts w:ascii="Gentium" w:hAnsi="Gentium" w:cs="Gentium"/>
+          <w:color w:val="0070C0"/>
+        </w:rPr>
+        <w:t> </w:t>
+      </w:r>
+      <w:r>
+        <w:rPr>
+          <w:rFonts w:ascii="Gentium" w:hAnsi="Gentium" w:cs="Gentium"/>
+        </w:rPr>
+        <w:t xml:space="preserve">And, after this, the adversary envied Him and roused the children of Israel against Him⸣, not knowing who He was, ⸢and they delivered Him to the king, and crucified Him, and He descended to the angel (of Sheol). </w:t>
+      </w:r>
+      <w:r>
+        <w:rPr>
+          <w:rFonts w:ascii="Gentium" w:hAnsi="Gentium" w:cs="Gentium"/>
+          <w:b/>
+          <w:bCs/>
+          <w:color w:val="0070C0"/>
+          <w:vertAlign w:val="superscript"/>
+        </w:rPr>
+        <w:t>20</w:t>
+      </w:r>
+      <w:r>
+        <w:rPr>
+          <w:rFonts w:ascii="Gentium" w:hAnsi="Gentium" w:cs="Gentium"/>
+          <w:color w:val="0070C0"/>
+        </w:rPr>
+        <w:t> </w:t>
+      </w:r>
+      <w:r>
+        <w:rPr>
+          <w:rFonts w:ascii="Gentium" w:hAnsi="Gentium" w:cs="Gentium"/>
+        </w:rPr>
+        <w:t xml:space="preserve">In Jerusalem, indeed, I saw Him being crucified on a tree. </w:t>
+      </w:r>
+      <w:r>
+        <w:rPr>
+          <w:rFonts w:ascii="Gentium" w:hAnsi="Gentium" w:cs="Gentium"/>
+          <w:b/>
+          <w:bCs/>
+          <w:color w:val="0070C0"/>
+          <w:vertAlign w:val="superscript"/>
+        </w:rPr>
+        <w:t>21</w:t>
+      </w:r>
+      <w:r>
+        <w:rPr>
+          <w:rFonts w:ascii="Gentium" w:hAnsi="Gentium" w:cs="Gentium"/>
+          <w:color w:val="0070C0"/>
+        </w:rPr>
+        <w:t> </w:t>
+      </w:r>
+      <w:r>
+        <w:rPr>
+          <w:rFonts w:ascii="Gentium" w:hAnsi="Gentium" w:cs="Gentium"/>
+        </w:rPr>
+        <w:t xml:space="preserve">And, likewise, after the third day rise again and remain days. </w:t>
+      </w:r>
+      <w:r>
+        <w:rPr>
+          <w:rFonts w:ascii="Gentium" w:hAnsi="Gentium" w:cs="Gentium"/>
+          <w:b/>
+          <w:bCs/>
+          <w:color w:val="0070C0"/>
+          <w:vertAlign w:val="superscript"/>
+        </w:rPr>
+        <w:t>22</w:t>
+      </w:r>
+      <w:r>
+        <w:rPr>
+          <w:rFonts w:ascii="Gentium" w:hAnsi="Gentium" w:cs="Gentium"/>
+          <w:color w:val="0070C0"/>
+        </w:rPr>
+        <w:t> </w:t>
+      </w:r>
+      <w:r>
+        <w:rPr>
+          <w:rFonts w:ascii="Gentium" w:hAnsi="Gentium" w:cs="Gentium"/>
+        </w:rPr>
+        <w:t xml:space="preserve">And the angel who conducted me said, “Understand, Isaiah.” And I saw when He sent out the Twelve Apostles and ascended⸣. </w:t>
+      </w:r>
+      <w:r>
+        <w:rPr>
+          <w:rFonts w:ascii="Gentium" w:hAnsi="Gentium" w:cs="Gentium"/>
+          <w:b/>
+          <w:bCs/>
+          <w:color w:val="0070C0"/>
+          <w:vertAlign w:val="superscript"/>
+        </w:rPr>
+        <w:t>23</w:t>
+      </w:r>
+      <w:r>
+        <w:rPr>
+          <w:rFonts w:ascii="Gentium" w:hAnsi="Gentium" w:cs="Gentium"/>
+        </w:rPr>
+        <w:t xml:space="preserve"> And I saw Him, and He was in the firmament, but He had not changed Himself into their form, and all the angels of the firmament ⸢and the Satans⸣ saw Him and they worshipped. </w:t>
+      </w:r>
+      <w:r>
+        <w:rPr>
+          <w:rFonts w:ascii="Gentium" w:hAnsi="Gentium" w:cs="Gentium"/>
+          <w:b/>
+          <w:bCs/>
+          <w:color w:val="0070C0"/>
+          <w:vertAlign w:val="superscript"/>
+        </w:rPr>
+        <w:t>24</w:t>
+      </w:r>
+      <w:r>
+        <w:rPr>
+          <w:rFonts w:ascii="Gentium" w:hAnsi="Gentium" w:cs="Gentium"/>
+          <w:color w:val="0070C0"/>
+        </w:rPr>
+        <w:t> </w:t>
+      </w:r>
+      <w:r>
+        <w:rPr>
+          <w:rFonts w:ascii="Gentium" w:hAnsi="Gentium" w:cs="Gentium"/>
+        </w:rPr>
+        <w:t xml:space="preserve">And ⸢there was much sorrow there, while⸣ they said, “How did our Lord descend *in our midst*, and we did not perceive the glory [which has been on Him], which we see has been on Him from the sixth heaven?” </w:t>
+      </w:r>
+      <w:r>
+        <w:rPr>
+          <w:rFonts w:ascii="Gentium" w:hAnsi="Gentium" w:cs="Gentium"/>
+          <w:b/>
+          <w:bCs/>
+          <w:color w:val="0070C0"/>
+          <w:vertAlign w:val="superscript"/>
+        </w:rPr>
+        <w:t>25</w:t>
+      </w:r>
+      <w:r>
+        <w:rPr>
+          <w:rFonts w:ascii="Gentium" w:hAnsi="Gentium" w:cs="Gentium"/>
+          <w:color w:val="0070C0"/>
+        </w:rPr>
+        <w:t> </w:t>
+      </w:r>
+      <w:r>
+        <w:rPr>
+          <w:rFonts w:ascii="Gentium" w:hAnsi="Gentium" w:cs="Gentium"/>
+        </w:rPr>
+        <w:t xml:space="preserve">And He ascended into the second heaven, and He did not transform Himself but all the angels, who were on the right and on the left and the throne in the midst, </w:t>
+      </w:r>
+      <w:r>
+        <w:rPr>
+          <w:rFonts w:ascii="Gentium" w:hAnsi="Gentium" w:cs="Gentium"/>
+          <w:b/>
+          <w:bCs/>
+          <w:color w:val="0070C0"/>
+          <w:vertAlign w:val="superscript"/>
+        </w:rPr>
+        <w:t>26</w:t>
+      </w:r>
+      <w:r>
+        <w:rPr>
+          <w:rFonts w:ascii="Gentium" w:hAnsi="Gentium" w:cs="Gentium"/>
+          <w:color w:val="0070C0"/>
+        </w:rPr>
+        <w:t> </w:t>
+      </w:r>
+      <w:r>
+        <w:rPr>
+          <w:rFonts w:ascii="Gentium" w:hAnsi="Gentium" w:cs="Gentium"/>
+        </w:rPr>
+        <w:t xml:space="preserve">both worshipped Him and praised Him and said, “How did our Lord escape us whilst descending, and we did not perceive?” </w:t>
+      </w:r>
+      <w:r>
+        <w:rPr>
+          <w:rFonts w:ascii="Gentium" w:hAnsi="Gentium" w:cs="Gentium"/>
+          <w:b/>
+          <w:bCs/>
+          <w:color w:val="0070C0"/>
+          <w:vertAlign w:val="superscript"/>
+        </w:rPr>
+        <w:t>27</w:t>
+      </w:r>
+      <w:r>
+        <w:rPr>
+          <w:rFonts w:ascii="Gentium" w:hAnsi="Gentium" w:cs="Gentium"/>
+          <w:color w:val="0070C0"/>
+        </w:rPr>
+        <w:t> </w:t>
+      </w:r>
+      <w:r>
+        <w:rPr>
+          <w:rFonts w:ascii="Gentium" w:hAnsi="Gentium" w:cs="Gentium"/>
+        </w:rPr>
+        <w:t xml:space="preserve">And, in like manner, He ascended into the third heaven, ⸢and they praised and said in like manner⸣. </w:t>
+      </w:r>
+      <w:r>
+        <w:rPr>
+          <w:rFonts w:ascii="Gentium" w:hAnsi="Gentium" w:cs="Gentium"/>
+          <w:b/>
+          <w:bCs/>
+          <w:color w:val="0070C0"/>
+          <w:vertAlign w:val="superscript"/>
+        </w:rPr>
+        <w:t>28</w:t>
+      </w:r>
+      <w:r>
+        <w:rPr>
+          <w:rFonts w:ascii="Gentium" w:hAnsi="Gentium" w:cs="Gentium"/>
+          <w:color w:val="0070C0"/>
+        </w:rPr>
+        <w:t> </w:t>
+      </w:r>
+      <w:r>
+        <w:rPr>
+          <w:rFonts w:ascii="Gentium" w:hAnsi="Gentium" w:cs="Gentium"/>
+        </w:rPr>
+        <w:t xml:space="preserve">And, in the fourth heaven and in the fifth, ⸢also they said precisely after the same manner. </w:t>
+      </w:r>
+      <w:r>
+        <w:rPr>
+          <w:rFonts w:ascii="Gentium" w:hAnsi="Gentium" w:cs="Gentium"/>
+          <w:b/>
+          <w:bCs/>
+          <w:color w:val="0070C0"/>
+          <w:vertAlign w:val="superscript"/>
+        </w:rPr>
+        <w:t>29</w:t>
+      </w:r>
+      <w:r>
+        <w:rPr>
+          <w:rFonts w:ascii="Gentium" w:hAnsi="Gentium" w:cs="Gentium"/>
+          <w:color w:val="0070C0"/>
+        </w:rPr>
+        <w:t> </w:t>
+      </w:r>
+      <w:r>
+        <w:rPr>
+          <w:rFonts w:ascii="Gentium" w:hAnsi="Gentium" w:cs="Gentium"/>
+        </w:rPr>
+        <w:t xml:space="preserve">But there was one glory, and from it He did not change Himself. </w:t>
+      </w:r>
+      <w:r>
+        <w:rPr>
+          <w:rFonts w:ascii="Gentium" w:hAnsi="Gentium" w:cs="Gentium"/>
+          <w:b/>
+          <w:bCs/>
+          <w:color w:val="0070C0"/>
+          <w:vertAlign w:val="superscript"/>
+        </w:rPr>
+        <w:t>30</w:t>
+      </w:r>
+      <w:r>
+        <w:rPr>
+          <w:rFonts w:ascii="Gentium" w:hAnsi="Gentium" w:cs="Gentium"/>
+        </w:rPr>
+        <w:t xml:space="preserve"> And I saw when He ascended⸣ into the sixth heaven, ⸢and they worshipped and glorified Him⸣. </w:t>
+      </w:r>
+      <w:r>
+        <w:rPr>
+          <w:rFonts w:ascii="Gentium" w:hAnsi="Gentium" w:cs="Gentium"/>
+          <w:b/>
+          <w:bCs/>
+          <w:color w:val="0070C0"/>
+          <w:vertAlign w:val="superscript"/>
+        </w:rPr>
+        <w:t>31</w:t>
+      </w:r>
+      <w:r>
+        <w:rPr>
+          <w:rFonts w:ascii="Gentium" w:hAnsi="Gentium" w:cs="Gentium"/>
+          <w:color w:val="0070C0"/>
+        </w:rPr>
+        <w:t> </w:t>
+      </w:r>
+      <w:r>
+        <w:rPr>
+          <w:rFonts w:ascii="Gentium" w:hAnsi="Gentium" w:cs="Gentium"/>
+        </w:rPr>
+        <w:t xml:space="preserve">But in all the heavens the praise increased (in volume). </w:t>
+      </w:r>
+      <w:r>
+        <w:rPr>
+          <w:rFonts w:ascii="Gentium" w:hAnsi="Gentium" w:cs="Gentium"/>
+          <w:b/>
+          <w:bCs/>
+          <w:color w:val="0070C0"/>
+          <w:vertAlign w:val="superscript"/>
+        </w:rPr>
+        <w:t>32</w:t>
+      </w:r>
+      <w:r>
+        <w:rPr>
+          <w:rFonts w:ascii="Gentium" w:hAnsi="Gentium" w:cs="Gentium"/>
+          <w:color w:val="0070C0"/>
+        </w:rPr>
+        <w:t> </w:t>
+      </w:r>
+      <w:r>
+        <w:rPr>
+          <w:rFonts w:ascii="Gentium" w:hAnsi="Gentium" w:cs="Gentium"/>
+        </w:rPr>
+        <w:t xml:space="preserve">And I saw how He ascended into the seventh heaven, and all the righteous and all the angels praised Him. And then I saw Him sit down on the right hand of that Great Glory, whose glory I told you that I could not behold. </w:t>
+      </w:r>
+      <w:r>
+        <w:rPr>
+          <w:rFonts w:ascii="Gentium" w:hAnsi="Gentium" w:cs="Gentium"/>
+          <w:b/>
+          <w:bCs/>
+          <w:color w:val="0070C0"/>
+          <w:vertAlign w:val="superscript"/>
+        </w:rPr>
+        <w:t>33</w:t>
+      </w:r>
+      <w:r>
+        <w:rPr>
+          <w:rFonts w:ascii="Gentium" w:hAnsi="Gentium" w:cs="Gentium"/>
+          <w:color w:val="0070C0"/>
+        </w:rPr>
+        <w:t> </w:t>
+      </w:r>
+      <w:r>
+        <w:rPr>
+          <w:rFonts w:ascii="Gentium" w:hAnsi="Gentium" w:cs="Gentium"/>
+        </w:rPr>
+        <w:t xml:space="preserve">And also, the angel of the Holy Spirit I saw sitting on the left hand. </w:t>
+      </w:r>
+      <w:r>
+        <w:rPr>
+          <w:rFonts w:ascii="Gentium" w:hAnsi="Gentium" w:cs="Gentium"/>
+          <w:b/>
+          <w:bCs/>
+          <w:color w:val="0070C0"/>
+          <w:vertAlign w:val="superscript"/>
+        </w:rPr>
+        <w:t>34</w:t>
+      </w:r>
+      <w:r>
+        <w:rPr>
+          <w:rFonts w:ascii="Gentium" w:hAnsi="Gentium" w:cs="Gentium"/>
+          <w:color w:val="0070C0"/>
+        </w:rPr>
+        <w:t> </w:t>
+      </w:r>
+      <w:r>
+        <w:rPr>
+          <w:rFonts w:ascii="Gentium" w:hAnsi="Gentium" w:cs="Gentium"/>
+        </w:rPr>
+        <w:t xml:space="preserve">And this angel said to me, “Isaiah, son of Amoz, *it is enough for you*; ⸢for, these are great things⸣; for, you have seen what no child of flesh has seen. </w:t>
+      </w:r>
+      <w:r>
+        <w:rPr>
+          <w:rFonts w:ascii="Gentium" w:hAnsi="Gentium" w:cs="Gentium"/>
+          <w:b/>
+          <w:bCs/>
+          <w:color w:val="0070C0"/>
+          <w:vertAlign w:val="superscript"/>
+        </w:rPr>
+        <w:t>35</w:t>
+      </w:r>
+      <w:r>
+        <w:rPr>
+          <w:rFonts w:ascii="Gentium" w:hAnsi="Gentium" w:cs="Gentium"/>
+          <w:color w:val="0070C0"/>
+        </w:rPr>
+        <w:t> </w:t>
+      </w:r>
+      <w:r>
+        <w:rPr>
+          <w:rFonts w:ascii="Gentium" w:hAnsi="Gentium" w:cs="Gentium"/>
+        </w:rPr>
+        <w:t xml:space="preserve">And you will return into your garment (of the flesh) until your days are completed. Then you will come hither.” </w:t>
+      </w:r>
+      <w:r>
+        <w:rPr>
+          <w:rFonts w:ascii="Gentium" w:hAnsi="Gentium" w:cs="Gentium"/>
+          <w:b/>
+          <w:bCs/>
+          <w:color w:val="0070C0"/>
+          <w:vertAlign w:val="superscript"/>
+        </w:rPr>
+        <w:t>36</w:t>
+      </w:r>
+      <w:r>
+        <w:rPr>
+          <w:rFonts w:ascii="Gentium" w:hAnsi="Gentium" w:cs="Gentium"/>
+          <w:color w:val="0070C0"/>
+        </w:rPr>
+        <w:t> </w:t>
+      </w:r>
+      <w:r>
+        <w:rPr>
+          <w:rFonts w:ascii="Gentium" w:hAnsi="Gentium" w:cs="Gentium"/>
+        </w:rPr>
+        <w:t xml:space="preserve">These things Isaiah saw and told to all that stood before him, and they praised. And he spoke to Hezekiah the King, ⸢and said⸣, “I have spoken these things.” </w:t>
+      </w:r>
+      <w:r>
+        <w:rPr>
+          <w:rFonts w:ascii="Gentium" w:hAnsi="Gentium" w:cs="Gentium"/>
+          <w:b/>
+          <w:bCs/>
+          <w:color w:val="0070C0"/>
+          <w:vertAlign w:val="superscript"/>
+        </w:rPr>
+        <w:t>37</w:t>
+      </w:r>
+      <w:r>
+        <w:rPr>
+          <w:rFonts w:ascii="Gentium" w:hAnsi="Gentium" w:cs="Gentium"/>
+          <w:color w:val="0070C0"/>
+        </w:rPr>
+        <w:t> </w:t>
+      </w:r>
+      <w:r>
+        <w:rPr>
+          <w:rFonts w:ascii="Gentium" w:hAnsi="Gentium" w:cs="Gentium"/>
+        </w:rPr>
+        <w:t xml:space="preserve">Both the end of this world </w:t>
+      </w:r>
+      <w:r>
+        <w:rPr>
+          <w:rFonts w:ascii="Gentium" w:hAnsi="Gentium" w:cs="Gentium"/>
+          <w:b/>
+          <w:bCs/>
+          <w:color w:val="0070C0"/>
+          <w:vertAlign w:val="superscript"/>
+        </w:rPr>
+        <w:t>38</w:t>
+      </w:r>
+      <w:r>
+        <w:rPr>
+          <w:rFonts w:ascii="Gentium" w:hAnsi="Gentium" w:cs="Gentium"/>
+          <w:color w:val="0070C0"/>
+        </w:rPr>
+        <w:t> </w:t>
+      </w:r>
+      <w:r>
+        <w:rPr>
+          <w:rFonts w:ascii="Gentium" w:hAnsi="Gentium" w:cs="Gentium"/>
+        </w:rPr>
+        <w:t xml:space="preserve">and all this vision will be consummated, in the last generations. </w:t>
+      </w:r>
+      <w:r>
+        <w:rPr>
+          <w:rFonts w:ascii="Gentium" w:hAnsi="Gentium" w:cs="Gentium"/>
+          <w:b/>
+          <w:bCs/>
+          <w:color w:val="0070C0"/>
+          <w:vertAlign w:val="superscript"/>
+        </w:rPr>
+        <w:t>39</w:t>
+      </w:r>
+      <w:r>
+        <w:rPr>
+          <w:rFonts w:ascii="Gentium" w:hAnsi="Gentium" w:cs="Gentium"/>
+          <w:color w:val="0070C0"/>
+        </w:rPr>
+        <w:t> </w:t>
+      </w:r>
+      <w:r>
+        <w:rPr>
+          <w:rFonts w:ascii="Gentium" w:hAnsi="Gentium" w:cs="Gentium"/>
+        </w:rPr>
+        <w:t xml:space="preserve">And Isaiah made him swear that he would not </w:t>
+      </w:r>
+      <w:proofErr w:type="gramStart"/>
+      <w:r>
+        <w:rPr>
+          <w:rFonts w:ascii="Gentium" w:hAnsi="Gentium" w:cs="Gentium"/>
+        </w:rPr>
+        <w:t>tell (it) to</w:t>
+      </w:r>
+      <w:proofErr w:type="gramEnd"/>
+      <w:r>
+        <w:rPr>
+          <w:rFonts w:ascii="Gentium" w:hAnsi="Gentium" w:cs="Gentium"/>
+        </w:rPr>
+        <w:t xml:space="preserve"> the people of Israel, nor give these words to any man to transcribe. </w:t>
+      </w:r>
+      <w:r>
+        <w:rPr>
+          <w:rFonts w:ascii="Gentium" w:hAnsi="Gentium" w:cs="Gentium"/>
+          <w:b/>
+          <w:bCs/>
+          <w:color w:val="0070C0"/>
+          <w:vertAlign w:val="superscript"/>
+        </w:rPr>
+        <w:t>40</w:t>
+      </w:r>
+      <w:r>
+        <w:rPr>
+          <w:rFonts w:ascii="Gentium" w:hAnsi="Gentium" w:cs="Gentium"/>
+          <w:color w:val="0070C0"/>
+        </w:rPr>
+        <w:t> </w:t>
+      </w:r>
+      <w:r>
+        <w:rPr>
+          <w:rFonts w:ascii="Gentium" w:hAnsi="Gentium" w:cs="Gentium"/>
+        </w:rPr>
+        <w:t>… *Such things* you will read. And watch in the Holy Spirit, in order that you may receive your garments and thrones and crowns of glory which are laid up in the ⸢seventh⸣ heaven.</w:t>
+      </w:r>
+    </w:p>
+    <w:p>
+      <w:pPr>
+        <w:spacing w:before="120"/>
+        <w:jc w:val="both"/>
+        <w:rPr>
+          <w:rFonts w:ascii="Gentium" w:hAnsi="Gentium" w:cs="Gentium"/>
           <w:i/>
           <w:iCs/>
         </w:rPr>
       </w:pPr>
-      <w:r>
-        <w:rPr>
-          <w:rFonts w:ascii="Gentium" w:hAnsi="Gentium" w:cs="Gentium"/>
-          <w:b/>
-          <w:bCs/>
-          <w:color w:val="0070C0"/>
-          <w:vertAlign w:val="superscript"/>
-        </w:rPr>
-        <w:t>1</w:t>
-      </w:r>
-      <w:r>
-        <w:rPr>
-          <w:rFonts w:ascii="Gentium" w:hAnsi="Gentium" w:cs="Gentium"/>
-          <w:color w:val="0070C0"/>
-        </w:rPr>
-        <w:t> </w:t>
-      </w:r>
-      <w:r>
-        <w:rPr>
-          <w:rFonts w:ascii="Gentium" w:hAnsi="Gentium" w:cs="Gentium"/>
-        </w:rPr>
-        <w:t>After this, ⸢I saw, and ⸣the angel ⸢who spoke with me, who conducted me</w:t>
-      </w:r>
-      <w:r>
-        <w:rPr>
-          <w:rFonts w:ascii="Gentium" w:hAnsi="Gentium" w:cs="Gentium"/>
-        </w:rPr>
-        <w:t>⸣,</w:t>
-      </w:r>
-      <w:r>
-        <w:rPr>
-          <w:rFonts w:ascii="Gentium" w:hAnsi="Gentium" w:cs="Gentium"/>
-        </w:rPr>
-        <w:t xml:space="preserve"> said to me, “Understand, Isaiah, son of Amoz; for, for this purpose have I been sent from God.” </w:t>
-      </w:r>
-      <w:r>
-        <w:rPr>
-          <w:rFonts w:ascii="Gentium" w:hAnsi="Gentium" w:cs="Gentium"/>
-          <w:b/>
-          <w:bCs/>
-          <w:color w:val="0070C0"/>
-          <w:vertAlign w:val="superscript"/>
-        </w:rPr>
-        <w:t>2</w:t>
-      </w:r>
-      <w:r>
-        <w:rPr>
-          <w:rFonts w:ascii="Gentium" w:hAnsi="Gentium" w:cs="Gentium"/>
-          <w:color w:val="0070C0"/>
-        </w:rPr>
-        <w:t> </w:t>
-      </w:r>
-      <w:r>
-        <w:rPr>
-          <w:rFonts w:ascii="Gentium" w:hAnsi="Gentium" w:cs="Gentium"/>
-        </w:rPr>
-        <w:t xml:space="preserve">⸢And I, indeed, saw a woman of the family of David the prophet, named Mary, a Virgin, and she was espoused to a man named Joseph, a carpenter, and he also was of the seed and family of the righteous David of Bethlehem Judah. </w:t>
-      </w:r>
-      <w:r>
-        <w:rPr>
-          <w:rFonts w:ascii="Gentium" w:hAnsi="Gentium" w:cs="Gentium"/>
-          <w:b/>
-          <w:bCs/>
-          <w:color w:val="0070C0"/>
-          <w:vertAlign w:val="superscript"/>
-        </w:rPr>
-        <w:t>3</w:t>
-      </w:r>
-      <w:r>
-        <w:rPr>
-          <w:rFonts w:ascii="Gentium" w:hAnsi="Gentium" w:cs="Gentium"/>
-          <w:color w:val="0070C0"/>
-        </w:rPr>
-        <w:t> </w:t>
-      </w:r>
-      <w:r>
-        <w:rPr>
-          <w:rFonts w:ascii="Gentium" w:hAnsi="Gentium" w:cs="Gentium"/>
-        </w:rPr>
-        <w:t xml:space="preserve">And he came into his lot. And, when she was espoused, she was found with child, and Joseph the carpenter was desirous to put her away. </w:t>
-      </w:r>
-      <w:r>
-        <w:rPr>
-          <w:rFonts w:ascii="Gentium" w:hAnsi="Gentium" w:cs="Gentium"/>
-          <w:b/>
-          <w:bCs/>
-          <w:color w:val="0070C0"/>
-          <w:vertAlign w:val="superscript"/>
-        </w:rPr>
-        <w:t>4</w:t>
-      </w:r>
-      <w:r>
-        <w:rPr>
-          <w:rFonts w:ascii="Gentium" w:hAnsi="Gentium" w:cs="Gentium"/>
-          <w:color w:val="0070C0"/>
-        </w:rPr>
-        <w:t> </w:t>
-      </w:r>
-      <w:r>
-        <w:rPr>
-          <w:rFonts w:ascii="Gentium" w:hAnsi="Gentium" w:cs="Gentium"/>
-        </w:rPr>
-        <w:t xml:space="preserve">But the angel of the Spirit appeared in this world and, after that, Joseph did not put her away but kept Mary and did not reveal this matter to anyone. </w:t>
-      </w:r>
-      <w:r>
-        <w:rPr>
-          <w:rFonts w:ascii="Gentium" w:hAnsi="Gentium" w:cs="Gentium"/>
-          <w:b/>
-          <w:bCs/>
-          <w:color w:val="0070C0"/>
-          <w:vertAlign w:val="superscript"/>
-        </w:rPr>
-        <w:t>5</w:t>
-      </w:r>
-      <w:r>
-        <w:rPr>
-          <w:rFonts w:ascii="Gentium" w:hAnsi="Gentium" w:cs="Gentium"/>
-          <w:color w:val="0070C0"/>
-        </w:rPr>
-        <w:t> </w:t>
-      </w:r>
-      <w:r>
-        <w:rPr>
-          <w:rFonts w:ascii="Gentium" w:hAnsi="Gentium" w:cs="Gentium"/>
-        </w:rPr>
-        <w:t xml:space="preserve">And he did not approach Mary, but kept her as a holy virgin, though with child. </w:t>
-      </w:r>
-      <w:r>
-        <w:rPr>
-          <w:rFonts w:ascii="Gentium" w:hAnsi="Gentium" w:cs="Gentium"/>
-          <w:b/>
-          <w:bCs/>
-          <w:color w:val="0070C0"/>
-          <w:vertAlign w:val="superscript"/>
-        </w:rPr>
-        <w:t>6</w:t>
-      </w:r>
-      <w:r>
-        <w:rPr>
-          <w:rFonts w:ascii="Gentium" w:hAnsi="Gentium" w:cs="Gentium"/>
-          <w:color w:val="0070C0"/>
-        </w:rPr>
-        <w:t> </w:t>
-      </w:r>
-      <w:r>
-        <w:rPr>
-          <w:rFonts w:ascii="Gentium" w:hAnsi="Gentium" w:cs="Gentium"/>
-        </w:rPr>
-        <w:t xml:space="preserve">And he did not live with her for two months. </w:t>
-      </w:r>
-      <w:r>
-        <w:rPr>
-          <w:rFonts w:ascii="Gentium" w:hAnsi="Gentium" w:cs="Gentium"/>
-          <w:b/>
-          <w:bCs/>
-          <w:color w:val="0070C0"/>
-          <w:vertAlign w:val="superscript"/>
-        </w:rPr>
-        <w:t>7</w:t>
-      </w:r>
-      <w:r>
-        <w:rPr>
-          <w:rFonts w:ascii="Gentium" w:hAnsi="Gentium" w:cs="Gentium"/>
-          <w:color w:val="0070C0"/>
-        </w:rPr>
-        <w:t> </w:t>
-      </w:r>
-      <w:r>
-        <w:rPr>
-          <w:rFonts w:ascii="Gentium" w:hAnsi="Gentium" w:cs="Gentium"/>
-        </w:rPr>
-        <w:t xml:space="preserve">And, after two months of days, while Joseph was in his house, and Mary his wife, but both alone – </w:t>
-      </w:r>
-      <w:r>
-        <w:rPr>
-          <w:rFonts w:ascii="Gentium" w:hAnsi="Gentium" w:cs="Gentium"/>
-          <w:b/>
-          <w:bCs/>
-          <w:color w:val="0070C0"/>
-          <w:vertAlign w:val="superscript"/>
-        </w:rPr>
-        <w:t>8</w:t>
-      </w:r>
-      <w:r>
-        <w:rPr>
-          <w:rFonts w:ascii="Gentium" w:hAnsi="Gentium" w:cs="Gentium"/>
-          <w:color w:val="0070C0"/>
-        </w:rPr>
-        <w:t> </w:t>
-      </w:r>
-      <w:r>
-        <w:rPr>
-          <w:rFonts w:ascii="Gentium" w:hAnsi="Gentium" w:cs="Gentium"/>
-        </w:rPr>
-        <w:t xml:space="preserve">it came to pass That, when they were alone Mary straight away looked with her eyes and saw a small babe, and she was astonied. </w:t>
-      </w:r>
-      <w:r>
-        <w:rPr>
-          <w:rFonts w:ascii="Gentium" w:hAnsi="Gentium" w:cs="Gentium"/>
-          <w:b/>
-          <w:bCs/>
-          <w:color w:val="0070C0"/>
-          <w:vertAlign w:val="superscript"/>
-        </w:rPr>
-        <w:t>9</w:t>
-      </w:r>
-      <w:r>
-        <w:rPr>
-          <w:rFonts w:ascii="Gentium" w:hAnsi="Gentium" w:cs="Gentium"/>
-          <w:color w:val="0070C0"/>
-        </w:rPr>
-        <w:t> </w:t>
-      </w:r>
-      <w:r>
-        <w:rPr>
-          <w:rFonts w:ascii="Gentium" w:hAnsi="Gentium" w:cs="Gentium"/>
-        </w:rPr>
-        <w:t xml:space="preserve">And, after she had been astonied, her womb was found as formerly before she had conceived. </w:t>
-      </w:r>
-      <w:r>
-        <w:rPr>
-          <w:rFonts w:ascii="Gentium" w:hAnsi="Gentium" w:cs="Gentium"/>
-          <w:b/>
-          <w:bCs/>
-          <w:color w:val="0070C0"/>
-          <w:vertAlign w:val="superscript"/>
-        </w:rPr>
-        <w:t>10</w:t>
-      </w:r>
-      <w:r>
-        <w:rPr>
-          <w:rFonts w:ascii="Gentium" w:hAnsi="Gentium" w:cs="Gentium"/>
-          <w:color w:val="0070C0"/>
-        </w:rPr>
-        <w:t> </w:t>
-      </w:r>
-      <w:r>
-        <w:rPr>
-          <w:rFonts w:ascii="Gentium" w:hAnsi="Gentium" w:cs="Gentium"/>
-        </w:rPr>
-        <w:t>And, when her husband Joseph said to her, “What has astoni</w:t>
-      </w:r>
-      <w:r>
-        <w:rPr>
-          <w:rFonts w:ascii="Gentium" w:hAnsi="Gentium" w:cs="Gentium"/>
-        </w:rPr>
-        <w:t>sh</w:t>
-      </w:r>
-      <w:r>
-        <w:rPr>
-          <w:rFonts w:ascii="Gentium" w:hAnsi="Gentium" w:cs="Gentium"/>
-        </w:rPr>
-        <w:t xml:space="preserve">ed </w:t>
-      </w:r>
-      <w:r>
-        <w:rPr>
-          <w:rFonts w:ascii="Gentium" w:hAnsi="Gentium" w:cs="Gentium"/>
-        </w:rPr>
-        <w:t>you?”</w:t>
-      </w:r>
-      <w:r>
-        <w:rPr>
-          <w:rFonts w:ascii="Gentium" w:hAnsi="Gentium" w:cs="Gentium"/>
-        </w:rPr>
-        <w:t xml:space="preserve"> his eyes were opened and he saw the infant and praised God, because into his portion God had come. </w:t>
-      </w:r>
-      <w:r>
-        <w:rPr>
-          <w:rFonts w:ascii="Gentium" w:hAnsi="Gentium" w:cs="Gentium"/>
-          <w:b/>
-          <w:bCs/>
-          <w:color w:val="0070C0"/>
-          <w:vertAlign w:val="superscript"/>
-        </w:rPr>
-        <w:t>11</w:t>
-      </w:r>
-      <w:r>
-        <w:rPr>
-          <w:rFonts w:ascii="Gentium" w:hAnsi="Gentium" w:cs="Gentium"/>
-          <w:color w:val="0070C0"/>
-        </w:rPr>
-        <w:t> </w:t>
-      </w:r>
-      <w:r>
-        <w:rPr>
-          <w:rFonts w:ascii="Gentium" w:hAnsi="Gentium" w:cs="Gentium"/>
-        </w:rPr>
-        <w:t xml:space="preserve">And a voice came to them, “Tell this vision to no one.” </w:t>
-      </w:r>
-      <w:r>
-        <w:rPr>
-          <w:rFonts w:ascii="Gentium" w:hAnsi="Gentium" w:cs="Gentium"/>
-          <w:b/>
-          <w:bCs/>
-          <w:color w:val="0070C0"/>
-          <w:vertAlign w:val="superscript"/>
-        </w:rPr>
-        <w:t>12</w:t>
-      </w:r>
-      <w:r>
-        <w:rPr>
-          <w:rFonts w:ascii="Gentium" w:hAnsi="Gentium" w:cs="Gentium"/>
-          <w:color w:val="0070C0"/>
-        </w:rPr>
-        <w:t> </w:t>
-      </w:r>
-      <w:r>
-        <w:rPr>
-          <w:rFonts w:ascii="Gentium" w:hAnsi="Gentium" w:cs="Gentium"/>
-        </w:rPr>
-        <w:t xml:space="preserve">And the story regarding the infant was noised abroad in Bethlehem. </w:t>
-      </w:r>
-      <w:r>
-        <w:rPr>
-          <w:rFonts w:ascii="Gentium" w:hAnsi="Gentium" w:cs="Gentium"/>
-          <w:b/>
-          <w:bCs/>
-          <w:color w:val="0070C0"/>
-          <w:vertAlign w:val="superscript"/>
-        </w:rPr>
-        <w:t>13</w:t>
-      </w:r>
-      <w:r>
-        <w:rPr>
-          <w:rFonts w:ascii="Gentium" w:hAnsi="Gentium" w:cs="Gentium"/>
-          <w:color w:val="0070C0"/>
-        </w:rPr>
-        <w:t> </w:t>
-      </w:r>
-      <w:r>
-        <w:rPr>
-          <w:rFonts w:ascii="Gentium" w:hAnsi="Gentium" w:cs="Gentium"/>
-        </w:rPr>
-        <w:t xml:space="preserve">Some said, “The Virgin Mary has borne a child before she was married two months.” </w:t>
-      </w:r>
-      <w:r>
-        <w:rPr>
-          <w:rFonts w:ascii="Gentium" w:hAnsi="Gentium" w:cs="Gentium"/>
-          <w:b/>
-          <w:bCs/>
-          <w:color w:val="0070C0"/>
-          <w:vertAlign w:val="superscript"/>
-        </w:rPr>
-        <w:t>14</w:t>
-      </w:r>
-      <w:r>
-        <w:rPr>
-          <w:rFonts w:ascii="Gentium" w:hAnsi="Gentium" w:cs="Gentium"/>
-          <w:color w:val="0070C0"/>
-        </w:rPr>
-        <w:t> </w:t>
-      </w:r>
-      <w:r>
-        <w:rPr>
-          <w:rFonts w:ascii="Gentium" w:hAnsi="Gentium" w:cs="Gentium"/>
-        </w:rPr>
-        <w:t xml:space="preserve">And many said, “She has not borne a child, nor has a midwife gone up (to her), nor have we heard the cries of (labour) pains.” And they were all blinded respecting Him and they all knew regarding Him, though they did not know whence He was. </w:t>
-      </w:r>
-      <w:r>
-        <w:rPr>
-          <w:rFonts w:ascii="Gentium" w:hAnsi="Gentium" w:cs="Gentium"/>
-          <w:b/>
-          <w:bCs/>
-          <w:color w:val="0070C0"/>
-          <w:vertAlign w:val="superscript"/>
-        </w:rPr>
-        <w:t>15</w:t>
-      </w:r>
-      <w:r>
-        <w:rPr>
-          <w:rFonts w:ascii="Gentium" w:hAnsi="Gentium" w:cs="Gentium"/>
-          <w:color w:val="0070C0"/>
-        </w:rPr>
-        <w:t> </w:t>
-      </w:r>
-      <w:r>
-        <w:rPr>
-          <w:rFonts w:ascii="Gentium" w:hAnsi="Gentium" w:cs="Gentium"/>
-        </w:rPr>
-        <w:t xml:space="preserve">And they took Him, and went to Nazareth in Galilee. </w:t>
-      </w:r>
-      <w:r>
-        <w:rPr>
-          <w:rFonts w:ascii="Gentium" w:hAnsi="Gentium" w:cs="Gentium"/>
-          <w:b/>
-          <w:bCs/>
-          <w:color w:val="0070C0"/>
-          <w:vertAlign w:val="superscript"/>
-        </w:rPr>
-        <w:t>16</w:t>
-      </w:r>
-      <w:r>
-        <w:rPr>
-          <w:rFonts w:ascii="Gentium" w:hAnsi="Gentium" w:cs="Gentium"/>
-          <w:color w:val="0070C0"/>
-        </w:rPr>
-        <w:t> </w:t>
-      </w:r>
-      <w:r>
-        <w:rPr>
-          <w:rFonts w:ascii="Gentium" w:hAnsi="Gentium" w:cs="Gentium"/>
-        </w:rPr>
-        <w:t xml:space="preserve">And I saw, O Hezekiah and Jôsâb my son, and I declare to the other prophets also who are standing by, that (this) has escaped all the heavens and all the </w:t>
-      </w:r>
-      <w:r>
-        <w:rPr>
-          <w:rFonts w:ascii="Gentium" w:hAnsi="Gentium" w:cs="Gentium"/>
-        </w:rPr>
-        <w:lastRenderedPageBreak/>
-        <w:t xml:space="preserve">princes and all the gods of this world. </w:t>
-      </w:r>
-      <w:r>
-        <w:rPr>
-          <w:rFonts w:ascii="Gentium" w:hAnsi="Gentium" w:cs="Gentium"/>
-          <w:b/>
-          <w:bCs/>
-          <w:color w:val="0070C0"/>
-          <w:vertAlign w:val="superscript"/>
-        </w:rPr>
-        <w:t>17</w:t>
-      </w:r>
-      <w:r>
-        <w:rPr>
-          <w:rFonts w:ascii="Gentium" w:hAnsi="Gentium" w:cs="Gentium"/>
-          <w:color w:val="0070C0"/>
-        </w:rPr>
-        <w:t> </w:t>
-      </w:r>
-      <w:r>
-        <w:rPr>
-          <w:rFonts w:ascii="Gentium" w:hAnsi="Gentium" w:cs="Gentium"/>
-        </w:rPr>
-        <w:t xml:space="preserve">And I saw: In Nazareth, He sucked the breast as a babe and, as is customary, in order that He might not be recognized. </w:t>
-      </w:r>
-      <w:r>
-        <w:rPr>
-          <w:rFonts w:ascii="Gentium" w:hAnsi="Gentium" w:cs="Gentium"/>
-          <w:b/>
-          <w:bCs/>
-          <w:color w:val="0070C0"/>
-          <w:vertAlign w:val="superscript"/>
-        </w:rPr>
-        <w:t>18</w:t>
-      </w:r>
-      <w:r>
-        <w:rPr>
-          <w:rFonts w:ascii="Gentium" w:hAnsi="Gentium" w:cs="Gentium"/>
-          <w:color w:val="0070C0"/>
-        </w:rPr>
-        <w:t> </w:t>
-      </w:r>
-      <w:r>
-        <w:rPr>
-          <w:rFonts w:ascii="Gentium" w:hAnsi="Gentium" w:cs="Gentium"/>
-        </w:rPr>
-        <w:t xml:space="preserve">And, when He had grown up, He worked great signs and wonders in the land of Israel and of Jerusalem. </w:t>
-      </w:r>
-      <w:r>
-        <w:rPr>
-          <w:rFonts w:ascii="Gentium" w:hAnsi="Gentium" w:cs="Gentium"/>
-          <w:b/>
-          <w:bCs/>
-          <w:color w:val="0070C0"/>
-          <w:vertAlign w:val="superscript"/>
-        </w:rPr>
-        <w:t>19</w:t>
-      </w:r>
-      <w:r>
-        <w:rPr>
-          <w:rFonts w:ascii="Gentium" w:hAnsi="Gentium" w:cs="Gentium"/>
-          <w:color w:val="0070C0"/>
-        </w:rPr>
-        <w:t> </w:t>
-      </w:r>
-      <w:r>
-        <w:rPr>
-          <w:rFonts w:ascii="Gentium" w:hAnsi="Gentium" w:cs="Gentium"/>
-        </w:rPr>
-        <w:t xml:space="preserve">And, after this, the adversary envied Him and roused the children of Israel against Him⸣, not knowing who He was, ⸢and they delivered Him to the king, and crucified Him, and He descended to the angel (of Sheol). </w:t>
-      </w:r>
-      <w:r>
-        <w:rPr>
-          <w:rFonts w:ascii="Gentium" w:hAnsi="Gentium" w:cs="Gentium"/>
-          <w:b/>
-          <w:bCs/>
-          <w:color w:val="0070C0"/>
-          <w:vertAlign w:val="superscript"/>
-        </w:rPr>
-        <w:t>20</w:t>
-      </w:r>
-      <w:r>
-        <w:rPr>
-          <w:rFonts w:ascii="Gentium" w:hAnsi="Gentium" w:cs="Gentium"/>
-          <w:color w:val="0070C0"/>
-        </w:rPr>
-        <w:t> </w:t>
-      </w:r>
-      <w:r>
-        <w:rPr>
-          <w:rFonts w:ascii="Gentium" w:hAnsi="Gentium" w:cs="Gentium"/>
-        </w:rPr>
-        <w:t xml:space="preserve">In Jerusalem, indeed, I saw Him being crucified on a tree. </w:t>
-      </w:r>
-      <w:r>
-        <w:rPr>
-          <w:rFonts w:ascii="Gentium" w:hAnsi="Gentium" w:cs="Gentium"/>
-          <w:b/>
-          <w:bCs/>
-          <w:color w:val="0070C0"/>
-          <w:vertAlign w:val="superscript"/>
-        </w:rPr>
-        <w:t>21</w:t>
-      </w:r>
-      <w:r>
-        <w:rPr>
-          <w:rFonts w:ascii="Gentium" w:hAnsi="Gentium" w:cs="Gentium"/>
-          <w:color w:val="0070C0"/>
-        </w:rPr>
-        <w:t> </w:t>
-      </w:r>
-      <w:r>
-        <w:rPr>
-          <w:rFonts w:ascii="Gentium" w:hAnsi="Gentium" w:cs="Gentium"/>
-        </w:rPr>
-        <w:t xml:space="preserve">And, likewise, after the third day rise again and remain days. </w:t>
-      </w:r>
-      <w:r>
-        <w:rPr>
-          <w:rFonts w:ascii="Gentium" w:hAnsi="Gentium" w:cs="Gentium"/>
-          <w:b/>
-          <w:bCs/>
-          <w:color w:val="0070C0"/>
-          <w:vertAlign w:val="superscript"/>
-        </w:rPr>
-        <w:t>22</w:t>
-      </w:r>
-      <w:r>
-        <w:rPr>
-          <w:rFonts w:ascii="Gentium" w:hAnsi="Gentium" w:cs="Gentium"/>
-          <w:color w:val="0070C0"/>
-        </w:rPr>
-        <w:t> </w:t>
-      </w:r>
-      <w:r>
-        <w:rPr>
-          <w:rFonts w:ascii="Gentium" w:hAnsi="Gentium" w:cs="Gentium"/>
-        </w:rPr>
-        <w:t xml:space="preserve">And the angel who conducted me said, “Understand, Isaiah.” And I saw when He sent out the Twelve Apostles and ascended⸣. </w:t>
-      </w:r>
-      <w:r>
-        <w:rPr>
-          <w:rFonts w:ascii="Gentium" w:hAnsi="Gentium" w:cs="Gentium"/>
-          <w:b/>
-          <w:bCs/>
-          <w:color w:val="0070C0"/>
-          <w:vertAlign w:val="superscript"/>
-        </w:rPr>
-        <w:t>23</w:t>
-      </w:r>
-      <w:r>
-        <w:rPr>
-          <w:rFonts w:ascii="Gentium" w:hAnsi="Gentium" w:cs="Gentium"/>
-        </w:rPr>
-        <w:t xml:space="preserve"> And I saw Him, and He was in the firmament, but He had not changed Himself into their form, and all the angels of the firmament ⸢and the Satans⸣ saw Him and they worshipped. </w:t>
-      </w:r>
-      <w:r>
-        <w:rPr>
-          <w:rFonts w:ascii="Gentium" w:hAnsi="Gentium" w:cs="Gentium"/>
-          <w:b/>
-          <w:bCs/>
-          <w:color w:val="0070C0"/>
-          <w:vertAlign w:val="superscript"/>
-        </w:rPr>
-        <w:t>24</w:t>
-      </w:r>
-      <w:r>
-        <w:rPr>
-          <w:rFonts w:ascii="Gentium" w:hAnsi="Gentium" w:cs="Gentium"/>
-          <w:color w:val="0070C0"/>
-        </w:rPr>
-        <w:t> </w:t>
-      </w:r>
-      <w:r>
-        <w:rPr>
-          <w:rFonts w:ascii="Gentium" w:hAnsi="Gentium" w:cs="Gentium"/>
-        </w:rPr>
-        <w:t xml:space="preserve">And ⸢there was much sorrow there, while⸣ they said, “How did our Lord descend *in our midst*, and we did not perceive the glory [which has been on Him], which we see has been on Him from the sixth heaven?” </w:t>
-      </w:r>
-      <w:r>
-        <w:rPr>
-          <w:rFonts w:ascii="Gentium" w:hAnsi="Gentium" w:cs="Gentium"/>
-          <w:b/>
-          <w:bCs/>
-          <w:color w:val="0070C0"/>
-          <w:vertAlign w:val="superscript"/>
-        </w:rPr>
-        <w:t>25</w:t>
-      </w:r>
-      <w:r>
-        <w:rPr>
-          <w:rFonts w:ascii="Gentium" w:hAnsi="Gentium" w:cs="Gentium"/>
-          <w:color w:val="0070C0"/>
-        </w:rPr>
-        <w:t> </w:t>
-      </w:r>
-      <w:r>
-        <w:rPr>
-          <w:rFonts w:ascii="Gentium" w:hAnsi="Gentium" w:cs="Gentium"/>
-        </w:rPr>
-        <w:t xml:space="preserve">And He ascended into the second heaven, and He did not transform Himself but all the angels, who were on the right and on the left and the throne in the midst, </w:t>
-      </w:r>
-      <w:r>
-        <w:rPr>
-          <w:rFonts w:ascii="Gentium" w:hAnsi="Gentium" w:cs="Gentium"/>
-          <w:b/>
-          <w:bCs/>
-          <w:color w:val="0070C0"/>
-          <w:vertAlign w:val="superscript"/>
-        </w:rPr>
-        <w:t>26</w:t>
-      </w:r>
-      <w:r>
-        <w:rPr>
-          <w:rFonts w:ascii="Gentium" w:hAnsi="Gentium" w:cs="Gentium"/>
-          <w:color w:val="0070C0"/>
-        </w:rPr>
-        <w:t> </w:t>
-      </w:r>
-      <w:r>
-        <w:rPr>
-          <w:rFonts w:ascii="Gentium" w:hAnsi="Gentium" w:cs="Gentium"/>
-        </w:rPr>
-        <w:t xml:space="preserve">both worshipped Him and praised Him and said, “How did our Lord escape us whilst descending, and we did not perceive?” </w:t>
-      </w:r>
-      <w:r>
-        <w:rPr>
-          <w:rFonts w:ascii="Gentium" w:hAnsi="Gentium" w:cs="Gentium"/>
-          <w:b/>
-          <w:bCs/>
-          <w:color w:val="0070C0"/>
-          <w:vertAlign w:val="superscript"/>
-        </w:rPr>
-        <w:t>27</w:t>
-      </w:r>
-      <w:r>
-        <w:rPr>
-          <w:rFonts w:ascii="Gentium" w:hAnsi="Gentium" w:cs="Gentium"/>
-          <w:color w:val="0070C0"/>
-        </w:rPr>
-        <w:t> </w:t>
-      </w:r>
-      <w:r>
-        <w:rPr>
-          <w:rFonts w:ascii="Gentium" w:hAnsi="Gentium" w:cs="Gentium"/>
-        </w:rPr>
-        <w:t xml:space="preserve">And, in like manner, He ascended into the third heaven, ⸢and they praised and said in like manner⸣. </w:t>
-      </w:r>
-      <w:r>
-        <w:rPr>
-          <w:rFonts w:ascii="Gentium" w:hAnsi="Gentium" w:cs="Gentium"/>
-          <w:b/>
-          <w:bCs/>
-          <w:color w:val="0070C0"/>
-          <w:vertAlign w:val="superscript"/>
-        </w:rPr>
-        <w:t>28</w:t>
-      </w:r>
-      <w:r>
-        <w:rPr>
-          <w:rFonts w:ascii="Gentium" w:hAnsi="Gentium" w:cs="Gentium"/>
-          <w:color w:val="0070C0"/>
-        </w:rPr>
-        <w:t> </w:t>
-      </w:r>
-      <w:r>
-        <w:rPr>
-          <w:rFonts w:ascii="Gentium" w:hAnsi="Gentium" w:cs="Gentium"/>
-        </w:rPr>
-        <w:t xml:space="preserve">And, in the fourth heaven and in the fifth, ⸢also they said precisely after the same manner. </w:t>
-      </w:r>
-      <w:r>
-        <w:rPr>
-          <w:rFonts w:ascii="Gentium" w:hAnsi="Gentium" w:cs="Gentium"/>
-          <w:b/>
-          <w:bCs/>
-          <w:color w:val="0070C0"/>
-          <w:vertAlign w:val="superscript"/>
-        </w:rPr>
-        <w:t>29</w:t>
-      </w:r>
-      <w:r>
-        <w:rPr>
-          <w:rFonts w:ascii="Gentium" w:hAnsi="Gentium" w:cs="Gentium"/>
-          <w:color w:val="0070C0"/>
-        </w:rPr>
-        <w:t> </w:t>
-      </w:r>
-      <w:r>
-        <w:rPr>
-          <w:rFonts w:ascii="Gentium" w:hAnsi="Gentium" w:cs="Gentium"/>
-        </w:rPr>
-        <w:t xml:space="preserve">But there was one glory, and from it He did not change Himself. </w:t>
-      </w:r>
-      <w:r>
-        <w:rPr>
-          <w:rFonts w:ascii="Gentium" w:hAnsi="Gentium" w:cs="Gentium"/>
-          <w:b/>
-          <w:bCs/>
-          <w:color w:val="0070C0"/>
-          <w:vertAlign w:val="superscript"/>
-        </w:rPr>
-        <w:t>30</w:t>
-      </w:r>
-      <w:r>
-        <w:rPr>
-          <w:rFonts w:ascii="Gentium" w:hAnsi="Gentium" w:cs="Gentium"/>
-        </w:rPr>
-        <w:t xml:space="preserve"> And I saw when He ascended⸣ into the sixth heaven, ⸢and they worshipped and glorified Him⸣. </w:t>
-      </w:r>
-      <w:r>
-        <w:rPr>
-          <w:rFonts w:ascii="Gentium" w:hAnsi="Gentium" w:cs="Gentium"/>
-          <w:b/>
-          <w:bCs/>
-          <w:color w:val="0070C0"/>
-          <w:vertAlign w:val="superscript"/>
-        </w:rPr>
-        <w:t>31</w:t>
-      </w:r>
-      <w:r>
-        <w:rPr>
-          <w:rFonts w:ascii="Gentium" w:hAnsi="Gentium" w:cs="Gentium"/>
-          <w:color w:val="0070C0"/>
-        </w:rPr>
-        <w:t> </w:t>
-      </w:r>
-      <w:r>
-        <w:rPr>
-          <w:rFonts w:ascii="Gentium" w:hAnsi="Gentium" w:cs="Gentium"/>
-        </w:rPr>
-        <w:t xml:space="preserve">But in all the heavens the praise increased (in volume). </w:t>
-      </w:r>
-      <w:r>
-        <w:rPr>
-          <w:rFonts w:ascii="Gentium" w:hAnsi="Gentium" w:cs="Gentium"/>
-          <w:b/>
-          <w:bCs/>
-          <w:color w:val="0070C0"/>
-          <w:vertAlign w:val="superscript"/>
-        </w:rPr>
-        <w:t>32</w:t>
-      </w:r>
-      <w:r>
-        <w:rPr>
-          <w:rFonts w:ascii="Gentium" w:hAnsi="Gentium" w:cs="Gentium"/>
-          <w:color w:val="0070C0"/>
-        </w:rPr>
-        <w:t> </w:t>
-      </w:r>
-      <w:r>
-        <w:rPr>
-          <w:rFonts w:ascii="Gentium" w:hAnsi="Gentium" w:cs="Gentium"/>
-        </w:rPr>
-        <w:t xml:space="preserve">And I saw how He ascended into the seventh heaven, and all the righteous and all the angels praised Him. And then I saw Him sit down on the right hand of that Great Glory, whose glory I told you that I could not behold. </w:t>
-      </w:r>
-      <w:r>
-        <w:rPr>
-          <w:rFonts w:ascii="Gentium" w:hAnsi="Gentium" w:cs="Gentium"/>
-          <w:b/>
-          <w:bCs/>
-          <w:color w:val="0070C0"/>
-          <w:vertAlign w:val="superscript"/>
-        </w:rPr>
-        <w:t>33</w:t>
-      </w:r>
-      <w:r>
-        <w:rPr>
-          <w:rFonts w:ascii="Gentium" w:hAnsi="Gentium" w:cs="Gentium"/>
-          <w:color w:val="0070C0"/>
-        </w:rPr>
-        <w:t> </w:t>
-      </w:r>
-      <w:r>
-        <w:rPr>
-          <w:rFonts w:ascii="Gentium" w:hAnsi="Gentium" w:cs="Gentium"/>
-        </w:rPr>
-        <w:t xml:space="preserve">And also, the angel of the Holy Spirit I saw sitting on the left hand. </w:t>
-      </w:r>
-      <w:r>
-        <w:rPr>
-          <w:rFonts w:ascii="Gentium" w:hAnsi="Gentium" w:cs="Gentium"/>
-          <w:b/>
-          <w:bCs/>
-          <w:color w:val="0070C0"/>
-          <w:vertAlign w:val="superscript"/>
-        </w:rPr>
-        <w:t>34</w:t>
-      </w:r>
-      <w:r>
-        <w:rPr>
-          <w:rFonts w:ascii="Gentium" w:hAnsi="Gentium" w:cs="Gentium"/>
-          <w:color w:val="0070C0"/>
-        </w:rPr>
-        <w:t> </w:t>
-      </w:r>
-      <w:r>
-        <w:rPr>
-          <w:rFonts w:ascii="Gentium" w:hAnsi="Gentium" w:cs="Gentium"/>
-        </w:rPr>
-        <w:t xml:space="preserve">And this angel said to me, “Isaiah, son of Amoz, *it is enough for you*; ⸢for, these are great things⸣; for, you have seen what no child of flesh has seen. </w:t>
-      </w:r>
-      <w:r>
-        <w:rPr>
-          <w:rFonts w:ascii="Gentium" w:hAnsi="Gentium" w:cs="Gentium"/>
-          <w:b/>
-          <w:bCs/>
-          <w:color w:val="0070C0"/>
-          <w:vertAlign w:val="superscript"/>
-        </w:rPr>
-        <w:t>35</w:t>
-      </w:r>
-      <w:r>
-        <w:rPr>
-          <w:rFonts w:ascii="Gentium" w:hAnsi="Gentium" w:cs="Gentium"/>
-          <w:color w:val="0070C0"/>
-        </w:rPr>
-        <w:t> </w:t>
-      </w:r>
-      <w:r>
-        <w:rPr>
-          <w:rFonts w:ascii="Gentium" w:hAnsi="Gentium" w:cs="Gentium"/>
-        </w:rPr>
-        <w:t xml:space="preserve">And you will return into your garment (of the flesh) until your days are completed. Then you will come hither.” </w:t>
-      </w:r>
-      <w:r>
-        <w:rPr>
-          <w:rFonts w:ascii="Gentium" w:hAnsi="Gentium" w:cs="Gentium"/>
-          <w:b/>
-          <w:bCs/>
-          <w:color w:val="0070C0"/>
-          <w:vertAlign w:val="superscript"/>
-        </w:rPr>
-        <w:t>36</w:t>
-      </w:r>
-      <w:r>
-        <w:rPr>
-          <w:rFonts w:ascii="Gentium" w:hAnsi="Gentium" w:cs="Gentium"/>
-          <w:color w:val="0070C0"/>
-        </w:rPr>
-        <w:t> </w:t>
-      </w:r>
-      <w:r>
-        <w:rPr>
-          <w:rFonts w:ascii="Gentium" w:hAnsi="Gentium" w:cs="Gentium"/>
-        </w:rPr>
-        <w:t xml:space="preserve">These things Isaiah saw and told to all that stood before him, and they praised. And he spoke to Hezekiah the King, ⸢and said⸣, “I have spoken these things.” </w:t>
-      </w:r>
-      <w:r>
-        <w:rPr>
-          <w:rFonts w:ascii="Gentium" w:hAnsi="Gentium" w:cs="Gentium"/>
-          <w:b/>
-          <w:bCs/>
-          <w:color w:val="0070C0"/>
-          <w:vertAlign w:val="superscript"/>
-        </w:rPr>
-        <w:t>37</w:t>
-      </w:r>
-      <w:r>
-        <w:rPr>
-          <w:rFonts w:ascii="Gentium" w:hAnsi="Gentium" w:cs="Gentium"/>
-          <w:color w:val="0070C0"/>
-        </w:rPr>
-        <w:t> </w:t>
-      </w:r>
-      <w:r>
-        <w:rPr>
-          <w:rFonts w:ascii="Gentium" w:hAnsi="Gentium" w:cs="Gentium"/>
-        </w:rPr>
-        <w:t xml:space="preserve">Both the end of this world </w:t>
-      </w:r>
-      <w:r>
-        <w:rPr>
-          <w:rFonts w:ascii="Gentium" w:hAnsi="Gentium" w:cs="Gentium"/>
-          <w:b/>
-          <w:bCs/>
-          <w:color w:val="0070C0"/>
-          <w:vertAlign w:val="superscript"/>
-        </w:rPr>
-        <w:t>38</w:t>
-      </w:r>
-      <w:r>
-        <w:rPr>
-          <w:rFonts w:ascii="Gentium" w:hAnsi="Gentium" w:cs="Gentium"/>
-          <w:color w:val="0070C0"/>
-        </w:rPr>
-        <w:t> </w:t>
-      </w:r>
-      <w:r>
-        <w:rPr>
-          <w:rFonts w:ascii="Gentium" w:hAnsi="Gentium" w:cs="Gentium"/>
-        </w:rPr>
-        <w:t xml:space="preserve">and all this vision will be consummated, in the last generations. </w:t>
-      </w:r>
-      <w:r>
-        <w:rPr>
-          <w:rFonts w:ascii="Gentium" w:hAnsi="Gentium" w:cs="Gentium"/>
-          <w:b/>
-          <w:bCs/>
-          <w:color w:val="0070C0"/>
-          <w:vertAlign w:val="superscript"/>
-        </w:rPr>
-        <w:t>39</w:t>
-      </w:r>
-      <w:r>
-        <w:rPr>
-          <w:rFonts w:ascii="Gentium" w:hAnsi="Gentium" w:cs="Gentium"/>
-          <w:color w:val="0070C0"/>
-        </w:rPr>
-        <w:t> </w:t>
-      </w:r>
-      <w:r>
-        <w:rPr>
-          <w:rFonts w:ascii="Gentium" w:hAnsi="Gentium" w:cs="Gentium"/>
-        </w:rPr>
-        <w:t xml:space="preserve">And Isaiah made him swear that he would not tell (it) to the people of Israel, nor give these words to any man to transcribe. </w:t>
-      </w:r>
-      <w:r>
-        <w:rPr>
-          <w:rFonts w:ascii="Gentium" w:hAnsi="Gentium" w:cs="Gentium"/>
-          <w:b/>
-          <w:bCs/>
-          <w:color w:val="0070C0"/>
-          <w:vertAlign w:val="superscript"/>
-        </w:rPr>
-        <w:t>40</w:t>
-      </w:r>
-      <w:r>
-        <w:rPr>
-          <w:rFonts w:ascii="Gentium" w:hAnsi="Gentium" w:cs="Gentium"/>
-          <w:color w:val="0070C0"/>
-        </w:rPr>
-        <w:t> </w:t>
-      </w:r>
-      <w:r>
-        <w:rPr>
-          <w:rFonts w:ascii="Gentium" w:hAnsi="Gentium" w:cs="Gentium"/>
-        </w:rPr>
-        <w:t xml:space="preserve">… *Such things* you will read. And watch in the Holy Spirit, in order that you may receive your garments and thrones and crowns of glory which are laid up in the ⸢seventh⸣ heaven. </w:t>
-      </w:r>
       <w:r>
         <w:rPr>
           <w:rFonts w:ascii="Gentium" w:hAnsi="Gentium" w:cs="Gentium"/>

--- a/Eccc-Han/C306-AsI.docx
+++ b/Eccc-Han/C306-AsI.docx
@@ -130,39 +130,46 @@
         <w:rPr>
           <w:rFonts w:ascii="Gentium" w:hAnsi="Gentium" w:cs="Gentium"/>
         </w:rPr>
-        <w:t xml:space="preserve">And he called him into the presence of Isaiah the son of Amoz the prophet, and into the presence of </w:t>
-      </w:r>
-      <w:proofErr w:type="spellStart"/>
-      <w:r>
-        <w:rPr>
-          <w:rFonts w:ascii="Gentium" w:hAnsi="Gentium" w:cs="Gentium"/>
-        </w:rPr>
-        <w:t>Jôsâb</w:t>
-      </w:r>
-      <w:proofErr w:type="spellEnd"/>
-      <w:r>
-        <w:rPr>
-          <w:rFonts w:ascii="Gentium" w:hAnsi="Gentium" w:cs="Gentium"/>
-        </w:rPr>
-        <w:t xml:space="preserve"> the son of Isaiah, </w:t>
-      </w:r>
-      <w:proofErr w:type="gramStart"/>
+        <w:t xml:space="preserve">And he called him into the presence of Isaiah the son of Amoz the prophet, and into the presence of Jôsâb the son of Isaiah, </w:t>
+      </w:r>
       <w:r>
         <w:rPr>
           <w:rFonts w:ascii="Gentium" w:hAnsi="Gentium" w:cs="Gentium"/>
           <w:i/>
           <w:iCs/>
         </w:rPr>
-        <w:t>in order to</w:t>
-      </w:r>
-      <w:proofErr w:type="gramEnd"/>
+        <w:t>in order to deliver to him the words of righteousness which the king himself had seen.</w:t>
+      </w:r>
+      <w:r>
+        <w:rPr>
+          <w:rFonts w:ascii="Gentium" w:hAnsi="Gentium" w:cs="Gentium"/>
+        </w:rPr>
+        <w:t xml:space="preserve"> </w:t>
+      </w:r>
+      <w:r>
+        <w:rPr>
+          <w:rFonts w:ascii="Gentium" w:hAnsi="Gentium" w:cs="Gentium"/>
+          <w:b/>
+          <w:bCs/>
+          <w:color w:val="0070C0"/>
+          <w:vertAlign w:val="superscript"/>
+        </w:rPr>
+        <w:t>3</w:t>
+      </w:r>
+      <w:r>
+        <w:rPr>
+          <w:rFonts w:ascii="Gentium" w:hAnsi="Gentium" w:cs="Gentium"/>
+          <w:color w:val="0070C0"/>
+        </w:rPr>
+        <w:t> </w:t>
+      </w:r>
       <w:r>
         <w:rPr>
           <w:rFonts w:ascii="Gentium" w:hAnsi="Gentium" w:cs="Gentium"/>
           <w:i/>
           <w:iCs/>
         </w:rPr>
-        <w:t xml:space="preserve"> deliver to him the words of righteousness which the king himself had seen.</w:t>
+        <w:t>And of the eternal judgements and the torments of Gehenna and of the *prince* of this world and of his angels, and his authorities and his powers,</w:t>
       </w:r>
       <w:r>
         <w:rPr>
@@ -178,7 +185,7 @@
           <w:color w:val="0070C0"/>
           <w:vertAlign w:val="superscript"/>
         </w:rPr>
-        <w:t>3</w:t>
+        <w:t>4</w:t>
       </w:r>
       <w:r>
         <w:rPr>
@@ -193,7 +200,7 @@
           <w:i/>
           <w:iCs/>
         </w:rPr>
-        <w:t>And of the eternal judgements and the torments of Gehenna and of the *prince* of this world and of his angels, and his authorities and his powers,</w:t>
+        <w:t>and the words of the faith of the Beloved, which he himself had seen in the fifteenth year of his reign during his illness.</w:t>
       </w:r>
       <w:r>
         <w:rPr>
@@ -209,7 +216,7 @@
           <w:color w:val="0070C0"/>
           <w:vertAlign w:val="superscript"/>
         </w:rPr>
-        <w:t>4</w:t>
+        <w:t>5</w:t>
       </w:r>
       <w:r>
         <w:rPr>
@@ -224,30 +231,13 @@
           <w:i/>
           <w:iCs/>
         </w:rPr>
-        <w:t>and the words of the faith of the Beloved, which he himself had seen in the fifteenth year of his reign during his illness.</w:t>
+        <w:t>And he delivered to him the written words that Samnas the scribe had written and also those that Isaiah, the</w:t>
       </w:r>
       <w:r>
         <w:rPr>
           <w:rFonts w:ascii="Gentium" w:hAnsi="Gentium" w:cs="Gentium"/>
         </w:rPr>
         <w:t xml:space="preserve"> </w:t>
-      </w:r>
-      <w:r>
-        <w:rPr>
-          <w:rFonts w:ascii="Gentium" w:hAnsi="Gentium" w:cs="Gentium"/>
-          <w:b/>
-          <w:bCs/>
-          <w:color w:val="0070C0"/>
-          <w:vertAlign w:val="superscript"/>
-        </w:rPr>
-        <w:t>5</w:t>
-      </w:r>
-      <w:r>
-        <w:rPr>
-          <w:rFonts w:ascii="Gentium" w:hAnsi="Gentium" w:cs="Gentium"/>
-          <w:color w:val="0070C0"/>
-        </w:rPr>
-        <w:t> </w:t>
       </w:r>
       <w:r>
         <w:rPr>
@@ -255,102 +245,38 @@
           <w:i/>
           <w:iCs/>
         </w:rPr>
-        <w:t xml:space="preserve">And he delivered to him the written words that </w:t>
-      </w:r>
-      <w:proofErr w:type="spellStart"/>
+        <w:t xml:space="preserve">son of Amoz, had given to him, and also to the prophets, that they might write and store up with him what he himself had seen in the king’s house regarding the judgement of the angels, and the destruction of this world, and regarding the garments of the saints and †their† going forth, and regarding †their† transformation and the persecution and ascension of the Beloved. </w:t>
+      </w:r>
+      <w:r>
+        <w:rPr>
+          <w:rFonts w:ascii="Gentium" w:hAnsi="Gentium" w:cs="Gentium"/>
+          <w:b/>
+          <w:bCs/>
+          <w:color w:val="0070C0"/>
+          <w:vertAlign w:val="superscript"/>
+        </w:rPr>
+        <w:t>6</w:t>
+      </w:r>
+      <w:r>
+        <w:rPr>
+          <w:rFonts w:ascii="Gentium" w:hAnsi="Gentium" w:cs="Gentium"/>
+          <w:color w:val="0070C0"/>
+        </w:rPr>
+        <w:t> </w:t>
+      </w:r>
       <w:r>
         <w:rPr>
           <w:rFonts w:ascii="Gentium" w:hAnsi="Gentium" w:cs="Gentium"/>
           <w:i/>
           <w:iCs/>
         </w:rPr>
-        <w:t>Samnas</w:t>
-      </w:r>
-      <w:proofErr w:type="spellEnd"/>
-      <w:r>
-        <w:rPr>
-          <w:rFonts w:ascii="Gentium" w:hAnsi="Gentium" w:cs="Gentium"/>
-          <w:i/>
-          <w:iCs/>
-        </w:rPr>
-        <w:t xml:space="preserve"> the scribe had written and also those that Isaiah, the</w:t>
-      </w:r>
-      <w:r>
-        <w:rPr>
-          <w:rFonts w:ascii="Gentium" w:hAnsi="Gentium" w:cs="Gentium"/>
-        </w:rPr>
-        <w:t xml:space="preserve"> </w:t>
-      </w:r>
-      <w:r>
-        <w:rPr>
-          <w:rFonts w:ascii="Gentium" w:hAnsi="Gentium" w:cs="Gentium"/>
-          <w:i/>
-          <w:iCs/>
-        </w:rPr>
-        <w:t xml:space="preserve">son of Amoz, had given to him, and also to the prophets, that they might write and store up with him what he himself had seen in the king’s house regarding the judgement of the angels, and the destruction of this world, and regarding the garments of the saints and †their† going forth, and regarding †their† transformation and the persecution and ascension of the Beloved. </w:t>
-      </w:r>
-      <w:r>
-        <w:rPr>
-          <w:rFonts w:ascii="Gentium" w:hAnsi="Gentium" w:cs="Gentium"/>
-          <w:b/>
-          <w:bCs/>
-          <w:color w:val="0070C0"/>
-          <w:vertAlign w:val="superscript"/>
-        </w:rPr>
-        <w:t>6</w:t>
-      </w:r>
-      <w:r>
-        <w:rPr>
-          <w:rFonts w:ascii="Gentium" w:hAnsi="Gentium" w:cs="Gentium"/>
-          <w:color w:val="0070C0"/>
-        </w:rPr>
-        <w:t> </w:t>
-      </w:r>
-      <w:r>
-        <w:rPr>
-          <w:rFonts w:ascii="Gentium" w:hAnsi="Gentium" w:cs="Gentium"/>
-          <w:i/>
-          <w:iCs/>
-        </w:rPr>
-        <w:t xml:space="preserve">In the twentieth year of the reign of Hezekiah, Isaiah had seen the words of this prophecy and had delivered them to </w:t>
-      </w:r>
-      <w:proofErr w:type="spellStart"/>
-      <w:r>
-        <w:rPr>
-          <w:rFonts w:ascii="Gentium" w:hAnsi="Gentium" w:cs="Gentium"/>
-          <w:i/>
-          <w:iCs/>
-        </w:rPr>
-        <w:t>Jôsâb</w:t>
-      </w:r>
-      <w:proofErr w:type="spellEnd"/>
-      <w:r>
-        <w:rPr>
-          <w:rFonts w:ascii="Gentium" w:hAnsi="Gentium" w:cs="Gentium"/>
-          <w:i/>
-          <w:iCs/>
-        </w:rPr>
-        <w:t xml:space="preserve"> his son.</w:t>
-      </w:r>
-      <w:r>
-        <w:rPr>
-          <w:rFonts w:ascii="Gentium" w:hAnsi="Gentium" w:cs="Gentium"/>
-        </w:rPr>
-        <w:t xml:space="preserve"> And, whilst he (Hezekiah) gave commands, </w:t>
-      </w:r>
-      <w:proofErr w:type="spellStart"/>
-      <w:r>
-        <w:rPr>
-          <w:rFonts w:ascii="Gentium" w:hAnsi="Gentium" w:cs="Gentium"/>
-        </w:rPr>
-        <w:t>Jôsâb</w:t>
-      </w:r>
-      <w:proofErr w:type="spellEnd"/>
-      <w:r>
-        <w:rPr>
-          <w:rFonts w:ascii="Gentium" w:hAnsi="Gentium" w:cs="Gentium"/>
-        </w:rPr>
-        <w:t xml:space="preserve"> the son of Isaiah standing by, </w:t>
+        <w:t>In the twentieth year of the reign of Hezekiah, Isaiah had seen the words of this prophecy and had delivered them to Jôsâb his son.</w:t>
+      </w:r>
+      <w:r>
+        <w:rPr>
+          <w:rFonts w:ascii="Gentium" w:hAnsi="Gentium" w:cs="Gentium"/>
+        </w:rPr>
+        <w:t xml:space="preserve"> And, whilst he (Hezekiah) gave commands, Jôsâb the son of Isaiah standing by, </w:t>
       </w:r>
       <w:r>
         <w:rPr>
@@ -657,21 +583,7 @@
           <w:rFonts w:ascii="Gentium" w:hAnsi="Gentium" w:cs="Gentium"/>
         </w:rPr>
         <w:lastRenderedPageBreak/>
-        <w:t xml:space="preserve">world, is Beliar, whose name is </w:t>
-      </w:r>
-      <w:proofErr w:type="spellStart"/>
-      <w:r>
-        <w:rPr>
-          <w:rFonts w:ascii="Gentium" w:hAnsi="Gentium" w:cs="Gentium"/>
-        </w:rPr>
-        <w:t>Matanbûchûs</w:t>
-      </w:r>
-      <w:proofErr w:type="spellEnd"/>
-      <w:r>
-        <w:rPr>
-          <w:rFonts w:ascii="Gentium" w:hAnsi="Gentium" w:cs="Gentium"/>
-        </w:rPr>
-        <w:t xml:space="preserve">. And he delighted in Jerusalem because of Manasseh, and he made him strong in apostatizing (Israel) and in the lawlessness that was spread abroad in Jerusalem. </w:t>
+        <w:t xml:space="preserve">world, is Beliar, whose name is Matanbûchûs. And he delighted in Jerusalem because of Manasseh, and he made him strong in apostatizing (Israel) and in the lawlessness that was spread abroad in Jerusalem. </w:t>
       </w:r>
       <w:r>
         <w:rPr>
@@ -694,21 +606,7 @@
         <w:rPr>
           <w:rFonts w:ascii="Gentium" w:hAnsi="Gentium" w:cs="Gentium"/>
         </w:rPr>
-        <w:t>And witchcraft and magic increased, and divination and augurating, and fornication, [and adultery], and the persecution of the righteous by Manasseh and [</w:t>
-      </w:r>
-      <w:proofErr w:type="spellStart"/>
-      <w:r>
-        <w:rPr>
-          <w:rFonts w:ascii="Gentium" w:hAnsi="Gentium" w:cs="Gentium"/>
-        </w:rPr>
-        <w:t>Belachîrâ</w:t>
-      </w:r>
-      <w:proofErr w:type="spellEnd"/>
-      <w:r>
-        <w:rPr>
-          <w:rFonts w:ascii="Gentium" w:hAnsi="Gentium" w:cs="Gentium"/>
-        </w:rPr>
-        <w:t xml:space="preserve">, and] Tobia the Canaanite, and John of Anathoth, and by (Zadok) the chief of the works. </w:t>
+        <w:t xml:space="preserve">And witchcraft and magic increased, and divination and augurating, and fornication, [and adultery], and the persecution of the righteous by Manasseh and [Belachîrâ, and] Tobia the Canaanite, and John of Anathoth, and by (Zadok) the chief of the works. </w:t>
       </w:r>
       <w:r>
         <w:rPr>
@@ -883,21 +781,7 @@
         <w:rPr>
           <w:rFonts w:ascii="Gentium" w:hAnsi="Gentium" w:cs="Gentium"/>
         </w:rPr>
-        <w:t xml:space="preserve">And, after this, whilst they were in the desert, there was a certain man in Samaria named </w:t>
-      </w:r>
-      <w:proofErr w:type="spellStart"/>
-      <w:r>
-        <w:rPr>
-          <w:rFonts w:ascii="Gentium" w:hAnsi="Gentium" w:cs="Gentium"/>
-        </w:rPr>
-        <w:t>Belchîrâ</w:t>
-      </w:r>
-      <w:proofErr w:type="spellEnd"/>
-      <w:r>
-        <w:rPr>
-          <w:rFonts w:ascii="Gentium" w:hAnsi="Gentium" w:cs="Gentium"/>
-        </w:rPr>
-        <w:t>, of the family of Zedekiah, the son of Chenaan, a false prophet, whose dwelling was in Bethlehem. Now †Hezekiah</w:t>
+        <w:t>And, after this, whilst they were in the desert, there was a certain man in Samaria named Belchîrâ, of the family of Zedekiah, the son of Chenaan, a false prophet, whose dwelling was in Bethlehem. Now †Hezekiah</w:t>
       </w:r>
       <w:r>
         <w:rPr>
@@ -909,21 +793,7 @@
         <w:rPr>
           <w:rFonts w:ascii="Gentium" w:hAnsi="Gentium" w:cs="Gentium"/>
         </w:rPr>
-        <w:t xml:space="preserve"> son of Chanani, who was the brother of his father, and in the days of Ahab, king of Israel, had been the teacher of the 400 prophets of Baal, had himself smitten and reproved Micaiah the son of </w:t>
-      </w:r>
-      <w:proofErr w:type="spellStart"/>
-      <w:r>
-        <w:rPr>
-          <w:rFonts w:ascii="Gentium" w:hAnsi="Gentium" w:cs="Gentium"/>
-        </w:rPr>
-        <w:t>Amâdâ</w:t>
-      </w:r>
-      <w:proofErr w:type="spellEnd"/>
-      <w:r>
-        <w:rPr>
-          <w:rFonts w:ascii="Gentium" w:hAnsi="Gentium" w:cs="Gentium"/>
-        </w:rPr>
-        <w:t xml:space="preserve"> the prophet. </w:t>
+        <w:t xml:space="preserve"> son of Chanani, who was the brother of his father, and in the days of Ahab, king of Israel, had been the teacher of the 400 prophets of Baal, had himself smitten and reproved Micaiah the son of Amâdâ the prophet. </w:t>
       </w:r>
       <w:r>
         <w:rPr>
@@ -946,21 +816,7 @@
         <w:rPr>
           <w:rFonts w:ascii="Gentium" w:hAnsi="Gentium" w:cs="Gentium"/>
         </w:rPr>
-        <w:t xml:space="preserve">And he, Micaiah, had been reproved by Ahab and cast into prison. (And he was) with Zedekiah the prophet; they were with Ahaziah the son of *Ahab, king in </w:t>
-      </w:r>
-      <w:proofErr w:type="gramStart"/>
-      <w:r>
-        <w:rPr>
-          <w:rFonts w:ascii="Gentium" w:hAnsi="Gentium" w:cs="Gentium"/>
-        </w:rPr>
-        <w:t>Samaria.*</w:t>
-      </w:r>
-      <w:proofErr w:type="gramEnd"/>
-      <w:r>
-        <w:rPr>
-          <w:rFonts w:ascii="Gentium" w:hAnsi="Gentium" w:cs="Gentium"/>
-        </w:rPr>
-        <w:t xml:space="preserve"> </w:t>
+        <w:t xml:space="preserve">And he, Micaiah, had been reproved by Ahab and cast into prison. (And he was) with Zedekiah the prophet; they were with Ahaziah the son of *Ahab, king in Samaria.* </w:t>
       </w:r>
       <w:r>
         <w:rPr>
@@ -983,49 +839,7 @@
         <w:rPr>
           <w:rFonts w:ascii="Gentium" w:hAnsi="Gentium" w:cs="Gentium"/>
         </w:rPr>
-        <w:t xml:space="preserve">And Elijah the prophet of </w:t>
-      </w:r>
-      <w:proofErr w:type="spellStart"/>
-      <w:r>
-        <w:rPr>
-          <w:rFonts w:ascii="Gentium" w:hAnsi="Gentium" w:cs="Gentium"/>
-        </w:rPr>
-        <w:t>Têbon</w:t>
-      </w:r>
-      <w:proofErr w:type="spellEnd"/>
-      <w:r>
-        <w:rPr>
-          <w:rFonts w:ascii="Gentium" w:hAnsi="Gentium" w:cs="Gentium"/>
-        </w:rPr>
-        <w:t xml:space="preserve"> of Gilead was reproving Ahaziah and </w:t>
-      </w:r>
-      <w:proofErr w:type="gramStart"/>
-      <w:r>
-        <w:rPr>
-          <w:rFonts w:ascii="Gentium" w:hAnsi="Gentium" w:cs="Gentium"/>
-        </w:rPr>
-        <w:t>Samaria, and</w:t>
-      </w:r>
-      <w:proofErr w:type="gramEnd"/>
-      <w:r>
-        <w:rPr>
-          <w:rFonts w:ascii="Gentium" w:hAnsi="Gentium" w:cs="Gentium"/>
-        </w:rPr>
-        <w:t xml:space="preserve"> prophesied regarding Ahaziah that he should die on his bed of sickness, and that Samaria should be delivered into the hand of Leba </w:t>
-      </w:r>
-      <w:proofErr w:type="spellStart"/>
-      <w:r>
-        <w:rPr>
-          <w:rFonts w:ascii="Gentium" w:hAnsi="Gentium" w:cs="Gentium"/>
-        </w:rPr>
-        <w:t>Nâsr</w:t>
-      </w:r>
-      <w:proofErr w:type="spellEnd"/>
-      <w:r>
-        <w:rPr>
-          <w:rFonts w:ascii="Gentium" w:hAnsi="Gentium" w:cs="Gentium"/>
-        </w:rPr>
-        <w:t xml:space="preserve">, because he had slain the prophets of God. </w:t>
+        <w:t xml:space="preserve">And Elijah the prophet of Têbon of Gilead was reproving Ahaziah and Samaria, and prophesied regarding Ahaziah that he should die on his bed of sickness, and that Samaria should be delivered into the hand of Leba Nâsr, because he had slain the prophets of God. </w:t>
       </w:r>
       <w:r>
         <w:rPr>
@@ -1048,21 +862,7 @@
         <w:rPr>
           <w:rFonts w:ascii="Gentium" w:hAnsi="Gentium" w:cs="Gentium"/>
         </w:rPr>
-        <w:t xml:space="preserve">And, when the false prophets, who were with Ahaziah the son of Ahab and their teacher </w:t>
-      </w:r>
-      <w:proofErr w:type="spellStart"/>
-      <w:r>
-        <w:rPr>
-          <w:rFonts w:ascii="Gentium" w:hAnsi="Gentium" w:cs="Gentium"/>
-        </w:rPr>
-        <w:t>Jâlerjâs</w:t>
-      </w:r>
-      <w:proofErr w:type="spellEnd"/>
-      <w:r>
-        <w:rPr>
-          <w:rFonts w:ascii="Gentium" w:hAnsi="Gentium" w:cs="Gentium"/>
-        </w:rPr>
-        <w:t xml:space="preserve"> of Mount †Joel†, had heard – </w:t>
+        <w:t xml:space="preserve">And, when the false prophets, who were with Ahaziah the son of Ahab and their teacher Jâlerjâs of Mount †Joel†, had heard – </w:t>
       </w:r>
       <w:r>
         <w:rPr>
@@ -1156,21 +956,7 @@
         <w:rPr>
           <w:rFonts w:ascii="Gentium" w:hAnsi="Gentium" w:cs="Gentium"/>
         </w:rPr>
-        <w:t xml:space="preserve">*And </w:t>
-      </w:r>
-      <w:proofErr w:type="spellStart"/>
-      <w:r>
-        <w:rPr>
-          <w:rFonts w:ascii="Gentium" w:hAnsi="Gentium" w:cs="Gentium"/>
-        </w:rPr>
-        <w:t>Belchîrâ</w:t>
-      </w:r>
-      <w:proofErr w:type="spellEnd"/>
-      <w:r>
-        <w:rPr>
-          <w:rFonts w:ascii="Gentium" w:hAnsi="Gentium" w:cs="Gentium"/>
-        </w:rPr>
-        <w:t xml:space="preserve">* recognized and saw the place of Isaiah and the prophets who were with him; for, he dwelt in the region of Bethlehem and was an adherent of Manasseh. And he prophesied falsely in Jerusalem, and many belonging to Jerusalem were confederate with him, and he was a Samaritan. </w:t>
+        <w:t xml:space="preserve">*And Belchîrâ* recognized and saw the place of Isaiah and the prophets who were with him; for, he dwelt in the region of Bethlehem and was an adherent of Manasseh. And he prophesied falsely in Jerusalem, and many belonging to Jerusalem were confederate with him, and he was a Samaritan. </w:t>
       </w:r>
       <w:r>
         <w:rPr>
@@ -1193,49 +979,7 @@
         <w:rPr>
           <w:rFonts w:ascii="Gentium" w:hAnsi="Gentium" w:cs="Gentium"/>
         </w:rPr>
-        <w:t xml:space="preserve">And it came to pass, when Alagar </w:t>
-      </w:r>
-      <w:proofErr w:type="spellStart"/>
-      <w:r>
-        <w:rPr>
-          <w:rFonts w:ascii="Gentium" w:hAnsi="Gentium" w:cs="Gentium"/>
-        </w:rPr>
-        <w:t>Zagâr</w:t>
-      </w:r>
-      <w:proofErr w:type="spellEnd"/>
-      <w:r>
-        <w:rPr>
-          <w:rFonts w:ascii="Gentium" w:hAnsi="Gentium" w:cs="Gentium"/>
-        </w:rPr>
-        <w:t xml:space="preserve">, king of Assyria, had come and captured Samaria and taken the nine (and a half) </w:t>
-      </w:r>
-      <w:proofErr w:type="gramStart"/>
-      <w:r>
-        <w:rPr>
-          <w:rFonts w:ascii="Gentium" w:hAnsi="Gentium" w:cs="Gentium"/>
-        </w:rPr>
-        <w:t>tribes</w:t>
-      </w:r>
-      <w:proofErr w:type="gramEnd"/>
-      <w:r>
-        <w:rPr>
-          <w:rFonts w:ascii="Gentium" w:hAnsi="Gentium" w:cs="Gentium"/>
-        </w:rPr>
-        <w:t xml:space="preserve"> captive, and led them away to the *mountains* of the Medes and the rivers of </w:t>
-      </w:r>
-      <w:proofErr w:type="spellStart"/>
-      <w:r>
-        <w:rPr>
-          <w:rFonts w:ascii="Gentium" w:hAnsi="Gentium" w:cs="Gentium"/>
-        </w:rPr>
-        <w:t>Tâzôn</w:t>
-      </w:r>
-      <w:proofErr w:type="spellEnd"/>
-      <w:r>
-        <w:rPr>
-          <w:rFonts w:ascii="Gentium" w:hAnsi="Gentium" w:cs="Gentium"/>
-        </w:rPr>
-        <w:t xml:space="preserve">. </w:t>
+        <w:t xml:space="preserve">And it came to pass, when Alagar Zagâr, king of Assyria, had come and captured Samaria and taken the nine (and a half) tribes captive, and led them away to the *mountains* of the Medes and the rivers of Tâzôn. </w:t>
       </w:r>
       <w:r>
         <w:rPr>
@@ -1258,21 +1002,7 @@
         <w:rPr>
           <w:rFonts w:ascii="Gentium" w:hAnsi="Gentium" w:cs="Gentium"/>
         </w:rPr>
-        <w:t>This (</w:t>
-      </w:r>
-      <w:proofErr w:type="spellStart"/>
-      <w:r>
-        <w:rPr>
-          <w:rFonts w:ascii="Gentium" w:hAnsi="Gentium" w:cs="Gentium"/>
-        </w:rPr>
-        <w:t>Belchîrâ</w:t>
-      </w:r>
-      <w:proofErr w:type="spellEnd"/>
-      <w:r>
-        <w:rPr>
-          <w:rFonts w:ascii="Gentium" w:hAnsi="Gentium" w:cs="Gentium"/>
-        </w:rPr>
-        <w:t xml:space="preserve">), whilst still a youth, had escaped and come to Jerusalem in the days of Hezekiah king of Judah, but he did not walk in the ways of his father of Samaria; for, he feared Hezekiah. </w:t>
+        <w:t xml:space="preserve">This (Belchîrâ), whilst still a youth, had escaped and come to Jerusalem in the days of Hezekiah king of Judah, but he did not walk in the ways of his father of Samaria; for, he feared Hezekiah. </w:t>
       </w:r>
       <w:r>
         <w:rPr>
@@ -1341,21 +1071,7 @@
         <w:rPr>
           <w:rFonts w:ascii="Gentium" w:hAnsi="Gentium" w:cs="Gentium"/>
         </w:rPr>
-        <w:t xml:space="preserve">And </w:t>
-      </w:r>
-      <w:proofErr w:type="spellStart"/>
-      <w:r>
-        <w:rPr>
-          <w:rFonts w:ascii="Gentium" w:hAnsi="Gentium" w:cs="Gentium"/>
-        </w:rPr>
-        <w:t>Belchîrâ</w:t>
-      </w:r>
-      <w:proofErr w:type="spellEnd"/>
-      <w:r>
-        <w:rPr>
-          <w:rFonts w:ascii="Gentium" w:hAnsi="Gentium" w:cs="Gentium"/>
-        </w:rPr>
-        <w:t xml:space="preserve"> accused Isaiah and the prophets who were with him, saying, “Isaiah and those who are with him prophesy against Jerusalem and against the cities of Judah, that they shall be laid waste, and (against the children of Judah and) Benjamin also that they shall go into captivity, and also against you, O Lord the king, that you shall go (bound) with hooks and iron chains.” </w:t>
+        <w:t xml:space="preserve">And Belchîrâ accused Isaiah and the prophets who were with him, saying, “Isaiah and those who are with him prophesy against Jerusalem and against the cities of Judah, that they shall be laid waste, and (against the children of Judah and) Benjamin also that they shall go into captivity, and also against you, O Lord the king, that you shall go (bound) with hooks and iron chains.” </w:t>
       </w:r>
       <w:r>
         <w:rPr>
@@ -1500,21 +1216,7 @@
         <w:rPr>
           <w:rFonts w:ascii="Gentium" w:hAnsi="Gentium" w:cs="Gentium"/>
         </w:rPr>
-        <w:t xml:space="preserve">And the words of </w:t>
-      </w:r>
-      <w:proofErr w:type="spellStart"/>
-      <w:r>
-        <w:rPr>
-          <w:rFonts w:ascii="Gentium" w:hAnsi="Gentium" w:cs="Gentium"/>
-        </w:rPr>
-        <w:t>Belchîrâ</w:t>
-      </w:r>
-      <w:proofErr w:type="spellEnd"/>
-      <w:r>
-        <w:rPr>
-          <w:rFonts w:ascii="Gentium" w:hAnsi="Gentium" w:cs="Gentium"/>
-        </w:rPr>
-        <w:t xml:space="preserve"> pleased him [exceedingly], and he sent and seized Isaiah.</w:t>
+        <w:t>And the words of Belchîrâ pleased him [exceedingly], and he sent and seized Isaiah.</w:t>
       </w:r>
     </w:p>
     <w:p>
@@ -1979,21 +1681,7 @@
         <w:rPr>
           <w:rFonts w:ascii="Gentium" w:hAnsi="Gentium" w:cs="Gentium"/>
         </w:rPr>
-        <w:t xml:space="preserve">And they will make of no effect the prophecy of the prophets that were before me, and *these* my visions also will they make of no effect, </w:t>
-      </w:r>
-      <w:proofErr w:type="gramStart"/>
-      <w:r>
-        <w:rPr>
-          <w:rFonts w:ascii="Gentium" w:hAnsi="Gentium" w:cs="Gentium"/>
-        </w:rPr>
-        <w:t>in order to</w:t>
-      </w:r>
-      <w:proofErr w:type="gramEnd"/>
-      <w:r>
-        <w:rPr>
-          <w:rFonts w:ascii="Gentium" w:hAnsi="Gentium" w:cs="Gentium"/>
-        </w:rPr>
-        <w:t xml:space="preserve"> speak after the impulse of their own heart.</w:t>
+        <w:t>And they will make of no effect the prophecy of the prophets that were before me, and *these* my visions also will they make of no effect, in order to speak after the impulse of their own heart.</w:t>
       </w:r>
     </w:p>
     <w:p>
@@ -2067,21 +1755,7 @@
         <w:rPr>
           <w:rFonts w:ascii="Gentium" w:hAnsi="Gentium" w:cs="Gentium"/>
         </w:rPr>
-        <w:t xml:space="preserve">And now Hezekiah and </w:t>
-      </w:r>
-      <w:proofErr w:type="spellStart"/>
-      <w:r>
-        <w:rPr>
-          <w:rFonts w:ascii="Gentium" w:hAnsi="Gentium" w:cs="Gentium"/>
-        </w:rPr>
-        <w:t>Jôsâb</w:t>
-      </w:r>
-      <w:proofErr w:type="spellEnd"/>
-      <w:r>
-        <w:rPr>
-          <w:rFonts w:ascii="Gentium" w:hAnsi="Gentium" w:cs="Gentium"/>
-        </w:rPr>
-        <w:t xml:space="preserve"> my son, *these* are the days of the *completion of the world*. </w:t>
+        <w:t xml:space="preserve">And now Hezekiah and Jôsâb my son, *these* are the days of the *completion of the world*. </w:t>
       </w:r>
       <w:r>
         <w:rPr>
@@ -2173,21 +1847,7 @@
         <w:rPr>
           <w:rFonts w:ascii="Gentium" w:hAnsi="Gentium" w:cs="Gentium"/>
         </w:rPr>
-        <w:t xml:space="preserve">And, at his word, the sun will rise at </w:t>
-      </w:r>
-      <w:proofErr w:type="gramStart"/>
-      <w:r>
-        <w:rPr>
-          <w:rFonts w:ascii="Gentium" w:hAnsi="Gentium" w:cs="Gentium"/>
-        </w:rPr>
-        <w:t>night</w:t>
-      </w:r>
-      <w:proofErr w:type="gramEnd"/>
-      <w:r>
-        <w:rPr>
-          <w:rFonts w:ascii="Gentium" w:hAnsi="Gentium" w:cs="Gentium"/>
-        </w:rPr>
-        <w:t xml:space="preserve"> and he will make the moon to appear at the sixth hour. </w:t>
+        <w:t xml:space="preserve">And, at his word, the sun will rise at night and he will make the moon to appear at the sixth hour. </w:t>
       </w:r>
       <w:r>
         <w:rPr>
@@ -2256,21 +1916,7 @@
         <w:rPr>
           <w:rFonts w:ascii="Gentium" w:hAnsi="Gentium" w:cs="Gentium"/>
         </w:rPr>
-        <w:t xml:space="preserve">And they will sacrifice to </w:t>
-      </w:r>
-      <w:proofErr w:type="gramStart"/>
-      <w:r>
-        <w:rPr>
-          <w:rFonts w:ascii="Gentium" w:hAnsi="Gentium" w:cs="Gentium"/>
-        </w:rPr>
-        <w:t>him</w:t>
-      </w:r>
-      <w:proofErr w:type="gramEnd"/>
-      <w:r>
-        <w:rPr>
-          <w:rFonts w:ascii="Gentium" w:hAnsi="Gentium" w:cs="Gentium"/>
-        </w:rPr>
-        <w:t xml:space="preserve"> and they will serve him saying, “This is God and beside him there is no other.” </w:t>
+        <w:t xml:space="preserve">And they will sacrifice to him and they will serve him saying, “This is God and beside him there is no other.” </w:t>
       </w:r>
       <w:r>
         <w:rPr>
@@ -2293,21 +1939,7 @@
         <w:rPr>
           <w:rFonts w:ascii="Gentium" w:hAnsi="Gentium" w:cs="Gentium"/>
         </w:rPr>
-        <w:t xml:space="preserve">And the greater number of those who shall have been associated together </w:t>
-      </w:r>
-      <w:proofErr w:type="gramStart"/>
-      <w:r>
-        <w:rPr>
-          <w:rFonts w:ascii="Gentium" w:hAnsi="Gentium" w:cs="Gentium"/>
-        </w:rPr>
-        <w:t>in order to</w:t>
-      </w:r>
-      <w:proofErr w:type="gramEnd"/>
-      <w:r>
-        <w:rPr>
-          <w:rFonts w:ascii="Gentium" w:hAnsi="Gentium" w:cs="Gentium"/>
-        </w:rPr>
-        <w:t xml:space="preserve"> receive the Beloved, he will turn aside after him. </w:t>
+        <w:t xml:space="preserve">And the greater number of those who shall have been associated together in order to receive the Beloved, he will turn aside after him. </w:t>
       </w:r>
       <w:r>
         <w:rPr>
@@ -2422,21 +2054,7 @@
         <w:rPr>
           <w:rFonts w:ascii="Gentium" w:hAnsi="Gentium" w:cs="Gentium"/>
         </w:rPr>
-        <w:t xml:space="preserve">And after (one thousand) three hundred and thirty-two days, the Lord will come with His angels and with the armies of the holy ones from the seventh heaven, with the glory of the seventh heaven, and He will drag Beliar into Gehenna </w:t>
-      </w:r>
-      <w:proofErr w:type="gramStart"/>
-      <w:r>
-        <w:rPr>
-          <w:rFonts w:ascii="Gentium" w:hAnsi="Gentium" w:cs="Gentium"/>
-        </w:rPr>
-        <w:t>and also</w:t>
-      </w:r>
-      <w:proofErr w:type="gramEnd"/>
-      <w:r>
-        <w:rPr>
-          <w:rFonts w:ascii="Gentium" w:hAnsi="Gentium" w:cs="Gentium"/>
-        </w:rPr>
-        <w:t xml:space="preserve"> his armies. </w:t>
+        <w:t xml:space="preserve">And after (one thousand) three hundred and thirty-two days, the Lord will come with His angels and with the armies of the holy ones from the seventh heaven, with the glory of the seventh heaven, and He will drag Beliar into Gehenna and also his armies. </w:t>
       </w:r>
       <w:r>
         <w:rPr>
@@ -2807,21 +2425,7 @@
         <w:rPr>
           <w:rFonts w:ascii="Gentium" w:hAnsi="Gentium" w:cs="Gentium"/>
         </w:rPr>
-        <w:t xml:space="preserve">And Balchîrâ, with the aid of </w:t>
-      </w:r>
-      <w:proofErr w:type="spellStart"/>
-      <w:r>
-        <w:rPr>
-          <w:rFonts w:ascii="Gentium" w:hAnsi="Gentium" w:cs="Gentium"/>
-        </w:rPr>
-        <w:t>Mechêmbêchûs</w:t>
-      </w:r>
-      <w:proofErr w:type="spellEnd"/>
-      <w:r>
-        <w:rPr>
-          <w:rFonts w:ascii="Gentium" w:hAnsi="Gentium" w:cs="Gentium"/>
-        </w:rPr>
-        <w:t xml:space="preserve">, stood up before Isaiah, [laughing] deriding. </w:t>
+        <w:t xml:space="preserve">And Balchîrâ, with the aid of Mechêmbêchûs, stood up before Isaiah, [laughing] deriding. </w:t>
       </w:r>
       <w:r>
         <w:rPr>
@@ -2959,21 +2563,7 @@
         <w:rPr>
           <w:rFonts w:ascii="Gentium" w:hAnsi="Gentium" w:cs="Gentium"/>
         </w:rPr>
-        <w:t xml:space="preserve">And Isaiah answered and said, “So far as I have utterance (I say): Damned and accursed are you and all your </w:t>
-      </w:r>
-      <w:proofErr w:type="gramStart"/>
-      <w:r>
-        <w:rPr>
-          <w:rFonts w:ascii="Gentium" w:hAnsi="Gentium" w:cs="Gentium"/>
-        </w:rPr>
-        <w:t>powers,  and</w:t>
-      </w:r>
-      <w:proofErr w:type="gramEnd"/>
-      <w:r>
-        <w:rPr>
-          <w:rFonts w:ascii="Gentium" w:hAnsi="Gentium" w:cs="Gentium"/>
-        </w:rPr>
-        <w:t xml:space="preserve"> all your house. </w:t>
+        <w:t xml:space="preserve">And Isaiah answered and said, “So far as I have utterance (I say): Damned and accursed are you and all your powers,  and all your house. </w:t>
       </w:r>
       <w:r>
         <w:rPr>
@@ -3234,35 +2824,7 @@
         <w:rPr>
           <w:rFonts w:ascii="Gentium" w:hAnsi="Gentium" w:cs="Gentium"/>
         </w:rPr>
-        <w:t xml:space="preserve">In the twentieth year of the reign of Hezekiah, king of Judah, came Isaiah the son of Amoz, and </w:t>
-      </w:r>
-      <w:proofErr w:type="spellStart"/>
-      <w:r>
-        <w:rPr>
-          <w:rFonts w:ascii="Gentium" w:hAnsi="Gentium" w:cs="Gentium"/>
-        </w:rPr>
-        <w:t>Jôsâb</w:t>
-      </w:r>
-      <w:proofErr w:type="spellEnd"/>
-      <w:r>
-        <w:rPr>
-          <w:rFonts w:ascii="Gentium" w:hAnsi="Gentium" w:cs="Gentium"/>
-        </w:rPr>
-        <w:t xml:space="preserve">, the son of Isaiah, to Hezekiah to Jerusalem ⸢from </w:t>
-      </w:r>
-      <w:proofErr w:type="spellStart"/>
-      <w:r>
-        <w:rPr>
-          <w:rFonts w:ascii="Gentium" w:hAnsi="Gentium" w:cs="Gentium"/>
-        </w:rPr>
-        <w:t>Galgalâ</w:t>
-      </w:r>
-      <w:proofErr w:type="spellEnd"/>
-      <w:r>
-        <w:rPr>
-          <w:rFonts w:ascii="Gentium" w:hAnsi="Gentium" w:cs="Gentium"/>
-        </w:rPr>
-        <w:t xml:space="preserve">⸣. </w:t>
+        <w:t xml:space="preserve">In the twentieth year of the reign of Hezekiah, king of Judah, came Isaiah the son of Amoz, and Jôsâb, the son of Isaiah, to Hezekiah to Jerusalem ⸢from Galgalâ⸣. </w:t>
       </w:r>
       <w:r>
         <w:rPr>
@@ -3308,35 +2870,7 @@
         <w:rPr>
           <w:rFonts w:ascii="Gentium" w:hAnsi="Gentium" w:cs="Gentium"/>
         </w:rPr>
-        <w:t xml:space="preserve">⸢And, when Isaiah began to speak the words of faith and truth with King Hezekiah⸣, all the princes of Israel were seated and the eunuchs and the councillors of the king. And there were </w:t>
-      </w:r>
-      <w:proofErr w:type="gramStart"/>
-      <w:r>
-        <w:rPr>
-          <w:rFonts w:ascii="Gentium" w:hAnsi="Gentium" w:cs="Gentium"/>
-        </w:rPr>
-        <w:t>there</w:t>
-      </w:r>
-      <w:proofErr w:type="gramEnd"/>
-      <w:r>
-        <w:rPr>
-          <w:rFonts w:ascii="Gentium" w:hAnsi="Gentium" w:cs="Gentium"/>
-        </w:rPr>
-        <w:t xml:space="preserve"> ⸢forty⸣ prophets and sons of the prophets; they had come from the villages and from the mountains and the plains when they had heard that Isaiah was coming from </w:t>
-      </w:r>
-      <w:proofErr w:type="spellStart"/>
-      <w:r>
-        <w:rPr>
-          <w:rFonts w:ascii="Gentium" w:hAnsi="Gentium" w:cs="Gentium"/>
-        </w:rPr>
-        <w:t>Galgalâ</w:t>
-      </w:r>
-      <w:proofErr w:type="spellEnd"/>
-      <w:r>
-        <w:rPr>
-          <w:rFonts w:ascii="Gentium" w:hAnsi="Gentium" w:cs="Gentium"/>
-        </w:rPr>
-        <w:t xml:space="preserve"> to Hezekiah. </w:t>
+        <w:t xml:space="preserve">⸢And, when Isaiah began to speak the words of faith and truth with King Hezekiah⸣, all the princes of Israel were seated and the eunuchs and the councillors of the king. And there were there ⸢forty⸣ prophets and sons of the prophets; they had come from the villages and from the mountains and the plains when they had heard that Isaiah was coming from Galgalâ to Hezekiah. </w:t>
       </w:r>
       <w:r>
         <w:rPr>
@@ -3459,21 +2993,7 @@
           <w:rFonts w:ascii="Gentium" w:hAnsi="Gentium" w:cs="Gentium"/>
         </w:rPr>
         <w:lastRenderedPageBreak/>
-        <w:t xml:space="preserve">And Micaiah and the aged Ananias and Joel ⸢and </w:t>
-      </w:r>
-      <w:proofErr w:type="spellStart"/>
-      <w:r>
-        <w:rPr>
-          <w:rFonts w:ascii="Gentium" w:hAnsi="Gentium" w:cs="Gentium"/>
-        </w:rPr>
-        <w:t>Jôsâb</w:t>
-      </w:r>
-      <w:proofErr w:type="spellEnd"/>
-      <w:r>
-        <w:rPr>
-          <w:rFonts w:ascii="Gentium" w:hAnsi="Gentium" w:cs="Gentium"/>
-        </w:rPr>
-        <w:t xml:space="preserve">⸣ sat on his right hand (and on the left). </w:t>
+        <w:t xml:space="preserve">And Micaiah and the aged Ananias and Joel ⸢and Jôsâb⸣ sat on his right hand (and on the left). </w:t>
       </w:r>
       <w:r>
         <w:rPr>
@@ -3704,21 +3224,7 @@
         <w:rPr>
           <w:rFonts w:ascii="Gentium" w:hAnsi="Gentium" w:cs="Gentium"/>
         </w:rPr>
-        <w:t xml:space="preserve">And, after Isaiah had seen this vision, he narrated it to Hezekiah, and to </w:t>
-      </w:r>
-      <w:proofErr w:type="spellStart"/>
-      <w:r>
-        <w:rPr>
-          <w:rFonts w:ascii="Gentium" w:hAnsi="Gentium" w:cs="Gentium"/>
-        </w:rPr>
-        <w:t>Jôsâb</w:t>
-      </w:r>
-      <w:proofErr w:type="spellEnd"/>
-      <w:r>
-        <w:rPr>
-          <w:rFonts w:ascii="Gentium" w:hAnsi="Gentium" w:cs="Gentium"/>
-        </w:rPr>
-        <w:t xml:space="preserve"> his son ⸢and to the other prophets who had come. </w:t>
+        <w:t xml:space="preserve">And, after Isaiah had seen this vision, he narrated it to Hezekiah, and to Jôsâb his son ⸢and to the other prophets who had come. </w:t>
       </w:r>
       <w:r>
         <w:rPr>
@@ -3741,35 +3247,7 @@
         <w:rPr>
           <w:rFonts w:ascii="Gentium" w:hAnsi="Gentium" w:cs="Gentium"/>
         </w:rPr>
-        <w:t>But the leaders and the eunuchs and the people did not hear, but only Samna the scribe, and †</w:t>
-      </w:r>
-      <w:proofErr w:type="spellStart"/>
-      <w:r>
-        <w:rPr>
-          <w:rFonts w:ascii="Gentium" w:hAnsi="Gentium" w:cs="Gentium"/>
-        </w:rPr>
-        <w:t>Ijôaqêm</w:t>
-      </w:r>
-      <w:proofErr w:type="spellEnd"/>
-      <w:r>
-        <w:rPr>
-          <w:rFonts w:ascii="Gentium" w:hAnsi="Gentium" w:cs="Gentium"/>
-        </w:rPr>
-        <w:t xml:space="preserve">, and† Asaph the recorder; for, these also were doers of righteousness, and the †sweet smell† of the Spirit was on them. But the people had not heard; for, Micaiah and </w:t>
-      </w:r>
-      <w:proofErr w:type="spellStart"/>
-      <w:r>
-        <w:rPr>
-          <w:rFonts w:ascii="Gentium" w:hAnsi="Gentium" w:cs="Gentium"/>
-        </w:rPr>
-        <w:t>Jôsâb</w:t>
-      </w:r>
-      <w:proofErr w:type="spellEnd"/>
-      <w:r>
-        <w:rPr>
-          <w:rFonts w:ascii="Gentium" w:hAnsi="Gentium" w:cs="Gentium"/>
-        </w:rPr>
-        <w:t xml:space="preserve"> his son had caused them to go forth, when the wisdom of this world had been taken from him and he became as one dead.</w:t>
+        <w:t>But the leaders and the eunuchs and the people did not hear, but only Samna the scribe, and †Ijôaqêm, and† Asaph the recorder; for, these also were doers of righteousness, and the †sweet smell† of the Spirit was on them. But the people had not heard; for, Micaiah and Jôsâb his son had caused them to go forth, when the wisdom of this world had been taken from him and he became as one dead.</w:t>
       </w:r>
     </w:p>
     <w:p>
@@ -3840,21 +3318,7 @@
         <w:rPr>
           <w:rFonts w:ascii="Gentium" w:hAnsi="Gentium" w:cs="Gentium"/>
         </w:rPr>
-        <w:t xml:space="preserve">And the vision that Isaiah saw, he told to Hezekiah and </w:t>
-      </w:r>
-      <w:proofErr w:type="spellStart"/>
-      <w:r>
-        <w:rPr>
-          <w:rFonts w:ascii="Gentium" w:hAnsi="Gentium" w:cs="Gentium"/>
-        </w:rPr>
-        <w:t>Jôsâb</w:t>
-      </w:r>
-      <w:proofErr w:type="spellEnd"/>
-      <w:r>
-        <w:rPr>
-          <w:rFonts w:ascii="Gentium" w:hAnsi="Gentium" w:cs="Gentium"/>
-        </w:rPr>
-        <w:t xml:space="preserve"> his son⸣ and Micaiah and the rest of the prophets, (and) said, </w:t>
+        <w:t xml:space="preserve">And the vision that Isaiah saw, he told to Hezekiah and Jôsâb his son⸣ and Micaiah and the rest of the prophets, (and) said, </w:t>
       </w:r>
       <w:r>
         <w:rPr>
@@ -4275,14 +3739,7 @@
         <w:rPr>
           <w:rFonts w:ascii="Gentium" w:hAnsi="Gentium" w:cs="Gentium"/>
         </w:rPr>
-        <w:t>And (I saw there, as) in the first heaven, angels on the right and on the left, ⸢and a throne in the midst, and the praise of the angels in the second heaven; and he who sat on the throne in the second heaven was more glorious than all (the rest</w:t>
-      </w:r>
-      <w:proofErr w:type="gramStart"/>
-      <w:r>
-        <w:rPr>
-          <w:rFonts w:ascii="Gentium" w:hAnsi="Gentium" w:cs="Gentium"/>
-        </w:rPr>
-        <w:t>)</w:t>
+        <w:t>And (I saw there, as) in the first heaven, angels on the right and on the left, ⸢and a throne in the midst, and the praise of the angels in the second heaven; and he who sat on the throne in the second heaven was more glorious than all (the rest)</w:t>
       </w:r>
       <w:r>
         <w:rPr>
@@ -4294,14 +3751,7 @@
         <w:rPr>
           <w:rFonts w:ascii="Gentium" w:hAnsi="Gentium" w:cs="Gentium"/>
         </w:rPr>
-        <w:t>⸣</w:t>
-      </w:r>
-      <w:proofErr w:type="gramEnd"/>
-      <w:r>
-        <w:rPr>
-          <w:rFonts w:ascii="Gentium" w:hAnsi="Gentium" w:cs="Gentium"/>
-        </w:rPr>
-        <w:t xml:space="preserve"> </w:t>
+        <w:t xml:space="preserve">⸣ </w:t>
       </w:r>
       <w:r>
         <w:rPr>
@@ -4347,21 +3797,7 @@
         <w:rPr>
           <w:rFonts w:ascii="Gentium" w:hAnsi="Gentium" w:cs="Gentium"/>
         </w:rPr>
-        <w:t xml:space="preserve">And I fell on my face to worship him, but the angel who conducted me did not permit me, but said to me, “Worship neither throne nor angel which belongs to the six heavens – for, for this </w:t>
-      </w:r>
-      <w:proofErr w:type="gramStart"/>
-      <w:r>
-        <w:rPr>
-          <w:rFonts w:ascii="Gentium" w:hAnsi="Gentium" w:cs="Gentium"/>
-        </w:rPr>
-        <w:t>cause</w:t>
-      </w:r>
-      <w:proofErr w:type="gramEnd"/>
-      <w:r>
-        <w:rPr>
-          <w:rFonts w:ascii="Gentium" w:hAnsi="Gentium" w:cs="Gentium"/>
-        </w:rPr>
-        <w:t xml:space="preserve"> I was sent to conduct you – until I tell you ⸢in the seventh heaven⸣. </w:t>
+        <w:t xml:space="preserve">And I fell on my face to worship him, but the angel who conducted me did not permit me, but said to me, “Worship neither throne nor angel which belongs to the six heavens – for, for this cause I was sent to conduct you – until I tell you ⸢in the seventh heaven⸣. </w:t>
       </w:r>
       <w:r>
         <w:rPr>
@@ -5008,21 +4444,7 @@
         <w:rPr>
           <w:rFonts w:ascii="Gentium" w:hAnsi="Gentium" w:cs="Gentium"/>
         </w:rPr>
-        <w:t xml:space="preserve">Indeed, I say to you, Isaiah: No man about to return into a body of that world has ⸢ascended or⸣ seen what you </w:t>
-      </w:r>
-      <w:proofErr w:type="gramStart"/>
-      <w:r>
-        <w:rPr>
-          <w:rFonts w:ascii="Gentium" w:hAnsi="Gentium" w:cs="Gentium"/>
-        </w:rPr>
-        <w:t>see, or</w:t>
-      </w:r>
-      <w:proofErr w:type="gramEnd"/>
-      <w:r>
-        <w:rPr>
-          <w:rFonts w:ascii="Gentium" w:hAnsi="Gentium" w:cs="Gentium"/>
-        </w:rPr>
-        <w:t xml:space="preserve"> perceived what you have perceived and what you will see. </w:t>
+        <w:t xml:space="preserve">Indeed, I say to you, Isaiah: No man about to return into a body of that world has ⸢ascended or⸣ seen what you see, or perceived what you have perceived and what you will see. </w:t>
       </w:r>
       <w:r>
         <w:rPr>
@@ -5321,21 +4743,7 @@
         <w:rPr>
           <w:rFonts w:ascii="Gentium" w:hAnsi="Gentium" w:cs="Gentium"/>
         </w:rPr>
-        <w:t xml:space="preserve">I say, indeed, to you, ⸢Hezekiah and </w:t>
-      </w:r>
-      <w:proofErr w:type="spellStart"/>
-      <w:r>
-        <w:rPr>
-          <w:rFonts w:ascii="Gentium" w:hAnsi="Gentium" w:cs="Gentium"/>
-        </w:rPr>
-        <w:t>Jôsâb</w:t>
-      </w:r>
-      <w:proofErr w:type="spellEnd"/>
-      <w:r>
-        <w:rPr>
-          <w:rFonts w:ascii="Gentium" w:hAnsi="Gentium" w:cs="Gentium"/>
-        </w:rPr>
-        <w:t xml:space="preserve"> my son and Micaiah⸣ that there is much darkness here. </w:t>
+        <w:t xml:space="preserve">I say, indeed, to you, ⸢Hezekiah and Jôsâb my son and Micaiah⸣ that there is much darkness here. </w:t>
       </w:r>
       <w:r>
         <w:rPr>
@@ -5787,49 +5195,7 @@
         <w:rPr>
           <w:rFonts w:ascii="Gentium" w:hAnsi="Gentium" w:cs="Gentium"/>
         </w:rPr>
-        <w:t xml:space="preserve">“Crowns and thrones of glory they do not receive, until the Beloved will descend in the form in which you will see Him descend </w:t>
-      </w:r>
-      <w:proofErr w:type="gramStart"/>
-      <w:r>
-        <w:rPr>
-          <w:rFonts w:ascii="Gentium" w:hAnsi="Gentium" w:cs="Gentium"/>
-        </w:rPr>
-        <w:t>⸢[</w:t>
-      </w:r>
-      <w:proofErr w:type="gramEnd"/>
-      <w:r>
-        <w:rPr>
-          <w:rFonts w:ascii="Gentium" w:hAnsi="Gentium" w:cs="Gentium"/>
-        </w:rPr>
-        <w:t xml:space="preserve">will descend, I say] into the world in the last days the Lord, who will be called Christ⸣. Nevertheless, they ⸢see and⸣ know whose </w:t>
-      </w:r>
-      <w:proofErr w:type="gramStart"/>
-      <w:r>
-        <w:rPr>
-          <w:rFonts w:ascii="Gentium" w:hAnsi="Gentium" w:cs="Gentium"/>
-        </w:rPr>
-        <w:t>will be thrones</w:t>
-      </w:r>
-      <w:proofErr w:type="gramEnd"/>
-      <w:r>
-        <w:rPr>
-          <w:rFonts w:ascii="Gentium" w:hAnsi="Gentium" w:cs="Gentium"/>
-        </w:rPr>
-        <w:t xml:space="preserve">, and </w:t>
-      </w:r>
-      <w:proofErr w:type="gramStart"/>
-      <w:r>
-        <w:rPr>
-          <w:rFonts w:ascii="Gentium" w:hAnsi="Gentium" w:cs="Gentium"/>
-        </w:rPr>
-        <w:t>whose</w:t>
-      </w:r>
-      <w:proofErr w:type="gramEnd"/>
-      <w:r>
-        <w:rPr>
-          <w:rFonts w:ascii="Gentium" w:hAnsi="Gentium" w:cs="Gentium"/>
-        </w:rPr>
-        <w:t xml:space="preserve"> the crowns when He has descended, and been made in your form, ⸢and they will think that He is flesh and is a man⸣. </w:t>
+        <w:t xml:space="preserve">“Crowns and thrones of glory they do not receive, until the Beloved will descend in the form in which you will see Him descend ⸢[will descend, I say] into the world in the last days the Lord, who will be called Christ⸣. Nevertheless, they ⸢see and⸣ know whose will be thrones, and whose the crowns when He has descended, and been made in your form, ⸢and they will think that He is flesh and is a man⸣. </w:t>
       </w:r>
       <w:r>
         <w:rPr>
@@ -6036,21 +5402,7 @@
         <w:rPr>
           <w:rFonts w:ascii="Gentium" w:hAnsi="Gentium" w:cs="Gentium"/>
         </w:rPr>
-        <w:t xml:space="preserve">showed me a book, [but not as a book of this world] and he opened it, and the book was written, but not as a book of this world. And he gave (it) to me and I read it, and lo! the deeds of the children of Israel were written therein, and the deeds of those whom *I* (do not) know, my son </w:t>
-      </w:r>
-      <w:proofErr w:type="spellStart"/>
-      <w:r>
-        <w:rPr>
-          <w:rFonts w:ascii="Gentium" w:hAnsi="Gentium" w:cs="Gentium"/>
-        </w:rPr>
-        <w:t>Jôsâb</w:t>
-      </w:r>
-      <w:proofErr w:type="spellEnd"/>
-      <w:r>
-        <w:rPr>
-          <w:rFonts w:ascii="Gentium" w:hAnsi="Gentium" w:cs="Gentium"/>
-        </w:rPr>
-        <w:t xml:space="preserve">. </w:t>
+        <w:t xml:space="preserve">showed me a book, [but not as a book of this world] and he opened it, and the book was written, but not as a book of this world. And he gave (it) to me and I read it, and lo! the deeds of the children of Israel were written therein, and the deeds of those whom *I* (do not) know, my son Jôsâb. </w:t>
       </w:r>
       <w:r>
         <w:rPr>
@@ -6188,35 +5540,7 @@
         <w:rPr>
           <w:rFonts w:ascii="Gentium" w:hAnsi="Gentium" w:cs="Gentium"/>
         </w:rPr>
-        <w:t>And, after I had seen Him⸣, all the righteous whom I had seen ⸢</w:t>
-      </w:r>
-      <w:proofErr w:type="gramStart"/>
-      <w:r>
-        <w:rPr>
-          <w:rFonts w:ascii="Gentium" w:hAnsi="Gentium" w:cs="Gentium"/>
-        </w:rPr>
-        <w:t>and also</w:t>
-      </w:r>
-      <w:proofErr w:type="gramEnd"/>
-      <w:r>
-        <w:rPr>
-          <w:rFonts w:ascii="Gentium" w:hAnsi="Gentium" w:cs="Gentium"/>
-        </w:rPr>
-        <w:t xml:space="preserve"> the angels whom I had seen⸣, came to Him. ⸢And Adam and Abel and Seth, and all the righteous first drew near⸣ and worshipped Him, and they all praised Him with one voice, ⸢and </w:t>
-      </w:r>
-      <w:proofErr w:type="gramStart"/>
-      <w:r>
-        <w:rPr>
-          <w:rFonts w:ascii="Gentium" w:hAnsi="Gentium" w:cs="Gentium"/>
-        </w:rPr>
-        <w:t>I myself</w:t>
-      </w:r>
-      <w:proofErr w:type="gramEnd"/>
-      <w:r>
-        <w:rPr>
-          <w:rFonts w:ascii="Gentium" w:hAnsi="Gentium" w:cs="Gentium"/>
-        </w:rPr>
-        <w:t xml:space="preserve"> also gave praise with them⸣, and my giving of praise was as theirs. </w:t>
+        <w:t xml:space="preserve">And, after I had seen Him⸣, all the righteous whom I had seen ⸢and also the angels whom I had seen⸣, came to Him. ⸢And Adam and Abel and Seth, and all the righteous first drew near⸣ and worshipped Him, and they all praised Him with one voice, ⸢and I myself also gave praise with them⸣, and my giving of praise was as theirs. </w:t>
       </w:r>
       <w:r>
         <w:rPr>
@@ -6674,21 +5998,7 @@
         <w:rPr>
           <w:rFonts w:ascii="Gentium" w:hAnsi="Gentium" w:cs="Gentium"/>
         </w:rPr>
-        <w:t xml:space="preserve">⸢And </w:t>
-      </w:r>
-      <w:proofErr w:type="gramStart"/>
-      <w:r>
-        <w:rPr>
-          <w:rFonts w:ascii="Gentium" w:hAnsi="Gentium" w:cs="Gentium"/>
-        </w:rPr>
-        <w:t>I myself</w:t>
-      </w:r>
-      <w:proofErr w:type="gramEnd"/>
-      <w:r>
-        <w:rPr>
-          <w:rFonts w:ascii="Gentium" w:hAnsi="Gentium" w:cs="Gentium"/>
-        </w:rPr>
-        <w:t xml:space="preserve"> was hearing and beholding the praise (which was given) to Him. </w:t>
+        <w:t xml:space="preserve">⸢And I myself was hearing and beholding the praise (which was given) to Him. </w:t>
       </w:r>
       <w:r>
         <w:rPr>
@@ -6803,21 +6113,7 @@
         <w:rPr>
           <w:rFonts w:ascii="Gentium" w:hAnsi="Gentium" w:cs="Gentium"/>
         </w:rPr>
-        <w:t xml:space="preserve">“Go forth and descend through all the heavens, and You will descend to ⸢the firmament and⸣ that world; to the angel in Sheol You will descend, ⸢but to </w:t>
-      </w:r>
-      <w:proofErr w:type="spellStart"/>
-      <w:r>
-        <w:rPr>
-          <w:rFonts w:ascii="Gentium" w:hAnsi="Gentium" w:cs="Gentium"/>
-        </w:rPr>
-        <w:t>Haguel</w:t>
-      </w:r>
-      <w:proofErr w:type="spellEnd"/>
-      <w:r>
-        <w:rPr>
-          <w:rFonts w:ascii="Gentium" w:hAnsi="Gentium" w:cs="Gentium"/>
-        </w:rPr>
-        <w:t xml:space="preserve"> You will not go⸣. </w:t>
+        <w:t xml:space="preserve">“Go forth and descend through all the heavens, and You will descend to ⸢the firmament and⸣ that world; to the angel in Sheol You will descend, ⸢but to Haguel You will not go⸣. </w:t>
       </w:r>
       <w:r>
         <w:rPr>
@@ -6863,21 +6159,7 @@
         <w:rPr>
           <w:rFonts w:ascii="Gentium" w:hAnsi="Gentium" w:cs="Gentium"/>
         </w:rPr>
-        <w:t xml:space="preserve">⸢And You will be careful to become like the form of the angels of the firmament [and the angels also who are in </w:t>
-      </w:r>
-      <w:proofErr w:type="gramStart"/>
-      <w:r>
-        <w:rPr>
-          <w:rFonts w:ascii="Gentium" w:hAnsi="Gentium" w:cs="Gentium"/>
-        </w:rPr>
-        <w:t>Sheol]⸣</w:t>
-      </w:r>
-      <w:proofErr w:type="gramEnd"/>
-      <w:r>
-        <w:rPr>
-          <w:rFonts w:ascii="Gentium" w:hAnsi="Gentium" w:cs="Gentium"/>
-        </w:rPr>
-        <w:t xml:space="preserve">. </w:t>
+        <w:t xml:space="preserve">⸢And You will be careful to become like the form of the angels of the firmament [and the angels also who are in Sheol]⸣. </w:t>
       </w:r>
       <w:r>
         <w:rPr>
@@ -6969,21 +6251,7 @@
         <w:rPr>
           <w:rFonts w:ascii="Gentium" w:hAnsi="Gentium" w:cs="Gentium"/>
         </w:rPr>
-        <w:t xml:space="preserve">And, afterwards, from the *angels* of death, </w:t>
-      </w:r>
-      <w:proofErr w:type="gramStart"/>
-      <w:r>
-        <w:rPr>
-          <w:rFonts w:ascii="Gentium" w:hAnsi="Gentium" w:cs="Gentium"/>
-        </w:rPr>
-        <w:t>You</w:t>
-      </w:r>
-      <w:proofErr w:type="gramEnd"/>
-      <w:r>
-        <w:rPr>
-          <w:rFonts w:ascii="Gentium" w:hAnsi="Gentium" w:cs="Gentium"/>
-        </w:rPr>
-        <w:t xml:space="preserve"> will ascend to Your place, and You will not be transformed in each heaven, but in glory will You ascend and sit on My right hand. </w:t>
+        <w:t xml:space="preserve">And, afterwards, from the *angels* of death, You will ascend to Your place, and You will not be transformed in each heaven, but in glory will You ascend and sit on My right hand. </w:t>
       </w:r>
       <w:r>
         <w:rPr>
@@ -7151,21 +6419,7 @@
         <w:rPr>
           <w:rFonts w:ascii="Gentium" w:hAnsi="Gentium" w:cs="Gentium"/>
         </w:rPr>
-        <w:t xml:space="preserve">And then He descended into the fourth </w:t>
-      </w:r>
-      <w:proofErr w:type="gramStart"/>
-      <w:r>
-        <w:rPr>
-          <w:rFonts w:ascii="Gentium" w:hAnsi="Gentium" w:cs="Gentium"/>
-        </w:rPr>
-        <w:t>heaven, and</w:t>
-      </w:r>
-      <w:proofErr w:type="gramEnd"/>
-      <w:r>
-        <w:rPr>
-          <w:rFonts w:ascii="Gentium" w:hAnsi="Gentium" w:cs="Gentium"/>
-        </w:rPr>
-        <w:t xml:space="preserve"> made Himself like the form of the angels there. </w:t>
+        <w:t xml:space="preserve">And then He descended into the fourth heaven, and made Himself like the form of the angels there. </w:t>
       </w:r>
       <w:r>
         <w:rPr>
@@ -7395,16 +6649,8 @@
         <w:rPr>
           <w:rFonts w:ascii="Gentium" w:hAnsi="Gentium" w:cs="Gentium"/>
         </w:rPr>
-        <w:t xml:space="preserve">And He gave no password; ⸢for, one was plundering and doing violence to </w:t>
-      </w:r>
-      <w:proofErr w:type="gramStart"/>
-      <w:r>
-        <w:rPr>
-          <w:rFonts w:ascii="Gentium" w:hAnsi="Gentium" w:cs="Gentium"/>
-        </w:rPr>
-        <w:t>another.⸣</w:t>
-      </w:r>
-      <w:proofErr w:type="gramEnd"/>
+        <w:t>And He gave no password; ⸢for, one was plundering and doing violence to another.⸣</w:t>
+      </w:r>
     </w:p>
     <w:p>
       <w:pPr>
@@ -7555,21 +6801,7 @@
         <w:rPr>
           <w:rFonts w:ascii="Gentium" w:hAnsi="Gentium" w:cs="Gentium"/>
         </w:rPr>
-        <w:t xml:space="preserve">But the angel of the Spirit appeared in this </w:t>
-      </w:r>
-      <w:proofErr w:type="gramStart"/>
-      <w:r>
-        <w:rPr>
-          <w:rFonts w:ascii="Gentium" w:hAnsi="Gentium" w:cs="Gentium"/>
-        </w:rPr>
-        <w:t>world</w:t>
-      </w:r>
-      <w:proofErr w:type="gramEnd"/>
-      <w:r>
-        <w:rPr>
-          <w:rFonts w:ascii="Gentium" w:hAnsi="Gentium" w:cs="Gentium"/>
-        </w:rPr>
-        <w:t xml:space="preserve"> and, after that, Joseph did not put her away but kept Mary and did not reveal this matter to anyone. </w:t>
+        <w:t xml:space="preserve">But the angel of the Spirit appeared in this world and, after that, Joseph did not put her away but kept Mary and did not reveal this matter to anyone. </w:t>
       </w:r>
       <w:r>
         <w:rPr>
@@ -7661,7 +6893,31 @@
         <w:rPr>
           <w:rFonts w:ascii="Gentium" w:hAnsi="Gentium" w:cs="Gentium"/>
         </w:rPr>
-        <w:t xml:space="preserve">it came to pass That, when they were alone Mary straight away looked with her eyes and saw a small babe, and she was astonied. </w:t>
+        <w:t xml:space="preserve">it came to pass </w:t>
+      </w:r>
+      <w:r>
+        <w:rPr>
+          <w:rFonts w:ascii="Gentium" w:hAnsi="Gentium" w:cs="Gentium"/>
+        </w:rPr>
+        <w:t>t</w:t>
+      </w:r>
+      <w:r>
+        <w:rPr>
+          <w:rFonts w:ascii="Gentium" w:hAnsi="Gentium" w:cs="Gentium"/>
+        </w:rPr>
+        <w:t>hat, when they were alone Mary straight away looked with her eyes and saw a small babe, and she was astoni</w:t>
+      </w:r>
+      <w:r>
+        <w:rPr>
+          <w:rFonts w:ascii="Gentium" w:hAnsi="Gentium" w:cs="Gentium"/>
+        </w:rPr>
+        <w:t>sh</w:t>
+      </w:r>
+      <w:r>
+        <w:rPr>
+          <w:rFonts w:ascii="Gentium" w:hAnsi="Gentium" w:cs="Gentium"/>
+        </w:rPr>
+        <w:t xml:space="preserve">ed. </w:t>
       </w:r>
       <w:r>
         <w:rPr>
@@ -7684,7 +6940,19 @@
         <w:rPr>
           <w:rFonts w:ascii="Gentium" w:hAnsi="Gentium" w:cs="Gentium"/>
         </w:rPr>
-        <w:t xml:space="preserve">And, after she had been astonied, her womb was found as formerly before she had conceived. </w:t>
+        <w:t>And, after she had been astoni</w:t>
+      </w:r>
+      <w:r>
+        <w:rPr>
+          <w:rFonts w:ascii="Gentium" w:hAnsi="Gentium" w:cs="Gentium"/>
+        </w:rPr>
+        <w:t>sh</w:t>
+      </w:r>
+      <w:r>
+        <w:rPr>
+          <w:rFonts w:ascii="Gentium" w:hAnsi="Gentium" w:cs="Gentium"/>
+        </w:rPr>
+        <w:t xml:space="preserve">ed, her womb was found as formerly before she had conceived. </w:t>
       </w:r>
       <w:r>
         <w:rPr>
@@ -7846,21 +7114,7 @@
         <w:rPr>
           <w:rFonts w:ascii="Gentium" w:hAnsi="Gentium" w:cs="Gentium"/>
         </w:rPr>
-        <w:t xml:space="preserve">And they took </w:t>
-      </w:r>
-      <w:proofErr w:type="gramStart"/>
-      <w:r>
-        <w:rPr>
-          <w:rFonts w:ascii="Gentium" w:hAnsi="Gentium" w:cs="Gentium"/>
-        </w:rPr>
-        <w:t>Him, and</w:t>
-      </w:r>
-      <w:proofErr w:type="gramEnd"/>
-      <w:r>
-        <w:rPr>
-          <w:rFonts w:ascii="Gentium" w:hAnsi="Gentium" w:cs="Gentium"/>
-        </w:rPr>
-        <w:t xml:space="preserve"> went to Nazareth in Galilee. </w:t>
+        <w:t xml:space="preserve">And they took Him, and went to Nazareth in Galilee. </w:t>
       </w:r>
       <w:r>
         <w:rPr>
@@ -7883,21 +7137,7 @@
         <w:rPr>
           <w:rFonts w:ascii="Gentium" w:hAnsi="Gentium" w:cs="Gentium"/>
         </w:rPr>
-        <w:t xml:space="preserve">And I saw, O Hezekiah and </w:t>
-      </w:r>
-      <w:proofErr w:type="spellStart"/>
-      <w:r>
-        <w:rPr>
-          <w:rFonts w:ascii="Gentium" w:hAnsi="Gentium" w:cs="Gentium"/>
-        </w:rPr>
-        <w:t>Jôsâb</w:t>
-      </w:r>
-      <w:proofErr w:type="spellEnd"/>
-      <w:r>
-        <w:rPr>
-          <w:rFonts w:ascii="Gentium" w:hAnsi="Gentium" w:cs="Gentium"/>
-        </w:rPr>
-        <w:t xml:space="preserve"> my son, and I declare to the other prophets also who are standing by, that (this) has escaped all the heavens and all the </w:t>
+        <w:t xml:space="preserve">And I saw, O Hezekiah and Jôsâb my son, and I declare to the other prophets also who are standing by, that (this) has escaped all the heavens and all the </w:t>
       </w:r>
       <w:r>
         <w:rPr>
@@ -8419,21 +7659,7 @@
         <w:rPr>
           <w:rFonts w:ascii="Gentium" w:hAnsi="Gentium" w:cs="Gentium"/>
         </w:rPr>
-        <w:t xml:space="preserve">And Isaiah made him swear that he would not </w:t>
-      </w:r>
-      <w:proofErr w:type="gramStart"/>
-      <w:r>
-        <w:rPr>
-          <w:rFonts w:ascii="Gentium" w:hAnsi="Gentium" w:cs="Gentium"/>
-        </w:rPr>
-        <w:t>tell (it) to</w:t>
-      </w:r>
-      <w:proofErr w:type="gramEnd"/>
-      <w:r>
-        <w:rPr>
-          <w:rFonts w:ascii="Gentium" w:hAnsi="Gentium" w:cs="Gentium"/>
-        </w:rPr>
-        <w:t xml:space="preserve"> the people of Israel, nor give these words to any man to transcribe. </w:t>
+        <w:t xml:space="preserve">And Isaiah made him swear that he would not tell (it) to the people of Israel, nor give these words to any man to transcribe. </w:t>
       </w:r>
       <w:r>
         <w:rPr>
